--- a/swh/docx/004.content.docx
+++ b/swh/docx/004.content.docx
@@ -150,26 +150,6 @@
           <w:lang w:val="sw_KE" w:bidi="sw_KE"/>
         </w:rPr>
         <w:t>B</w:t>
-      </w:r>
-      <w:r>
-        <w:rPr>
-          <w:lang w:val="sw_KE" w:bidi="sw_KE"/>
-        </w:rPr>
-      </w:r>
-    </w:p>
-    <w:p>
-      <w:pPr/>
-      <w:r>
-        <w:rPr>
-          <w:lang w:val="sw_KE" w:bidi="sw_KE"/>
-        </w:rPr>
-      </w:r>
-      <w:r>
-        <w:rPr>
-          <w:i/>
-          <w:lang w:val="sw_KE" w:bidi="sw_KE"/>
-        </w:rPr>
-        <w:t>Babeli: Mgawanyiko wa Mataifa, Baraka, Baraka ya Kikuhani, Baraka za Yesu, Barua kwa Makanisa Saba, Bwana wa Mataifa</w:t>
       </w:r>
       <w:r>
         <w:rPr>

--- a/swh/docx/004.content.docx
+++ b/swh/docx/004.content.docx
@@ -19,7 +19,7 @@
         <w:rPr>
           <w:lang w:val="sw_KE" w:bidi="sw_KE"/>
         </w:rPr>
-        <w:t>Resource: Study Notes - Themes (Tyndale)</w:t>
+        <w:t>Resource: Tyndale Open Study Notes</w:t>
       </w:r>
       <w:r>
         <w:rPr>
@@ -112,7 +112,7 @@
         <w:rPr>
           <w:lang w:val="sw_KE" w:bidi="sw_KE"/>
         </w:rPr>
-        <w:t>Study Notes - Themes (Tyndale)</w:t>
+        <w:t>Tyndale Open Study Notes</w:t>
       </w:r>
     </w:p>
     <w:p>

--- a/swh/docx/004.content.docx
+++ b/swh/docx/004.content.docx
@@ -149,7 +149,7 @@
         <w:rPr>
           <w:lang w:val="sw_KE" w:bidi="sw_KE"/>
         </w:rPr>
-        <w:t>B</w:t>
+        <w:t>C</w:t>
       </w:r>
       <w:r>
         <w:rPr>
@@ -212,7 +212,7 @@
         <w:rPr>
           <w:lang w:val="sw_KE" w:bidi="sw_KE"/>
         </w:rPr>
-        <w:t>Babeli: Mgawanyiko wa Mataifa</w:t>
+        <w:t>Chaguo la Maisha au Kifo</w:t>
       </w:r>
       <w:r>
         <w:rPr>
@@ -231,7 +231,7 @@
         <w:rPr>
           <w:lang w:val="sw_KE" w:bidi="sw_KE"/>
         </w:rPr>
-        <w:t>Hadithi ya mnara wa Babeli inaeleza jinsi vizuizi vya lugha vilivyotenganisha mataifa na makundi ya kikabila, na kuwasambaza kijiografia. Baada ya Gharika Kuu, wakati Mungu alipohukumu jamii ya wanadamu wabaya sana, wanadamu waliasi tena kwa kujenga mnara "unaofika mbinguni" (</w:t>
+        <w:t>Mose aliwaagiza Waisraeli walipokuwa karibu kuingia Nchi ya Ahadi. Walikuwa na chaguo. Wangeweza kutii agano, ambalo ni maisha kama Mungu alivyoyapanga, na kuishi. Au wangeweza kukataa kutii mpango wa Muumba na kufa (</w:t>
       </w:r>
       <w:hyperlink r:id="rId13">
         <w:r>
@@ -242,50 +242,14 @@
             <w:color w:val="0000EE"/>
             <w:u w:val="single"/>
           </w:rPr>
-          <w:t>Mwanzo 11:4</w:t>
+          <w:t>Kumbukumbu la Torati 30:19</w:t>
         </w:r>
       </w:hyperlink>
       <w:r>
         <w:rPr>
           <w:lang w:val="sw_KE" w:bidi="sw_KE"/>
         </w:rPr>
-        <w:t>). Badala ya kumwabudu Mungu, walitaka kujitukuza na kuungana bila Mungu. Mungu aliona uhuru wao hatari na kiburi ambacho kingeweza kuwarudisha kwenye uovu na uharibifu. Kwa hiyo, Mungu alichukua hatua ya "kuchanganya lugha yao," na "kuwasambaza juu ya uso wa dunia yote" (</w:t>
-      </w:r>
-      <w:hyperlink r:id="rId14">
-        <w:r>
-          <w:rPr>
-            <w:lang w:val="sw_KE" w:bidi="sw_KE"/>
-          </w:rPr>
-          <w:rPr>
-            <w:color w:val="0000EE"/>
-            <w:u w:val="single"/>
-          </w:rPr>
-          <w:t>11:7</w:t>
-        </w:r>
-      </w:hyperlink>
-      <w:r>
-        <w:rPr>
-          <w:lang w:val="sw_KE" w:bidi="sw_KE"/>
-        </w:rPr>
-        <w:t xml:space="preserve">, </w:t>
-      </w:r>
-      <w:hyperlink r:id="rId15">
-        <w:r>
-          <w:rPr>
-            <w:lang w:val="sw_KE" w:bidi="sw_KE"/>
-          </w:rPr>
-          <w:rPr>
-            <w:color w:val="0000EE"/>
-            <w:u w:val="single"/>
-          </w:rPr>
-          <w:t>9</w:t>
-        </w:r>
-      </w:hyperlink>
-      <w:r>
-        <w:rPr>
-          <w:lang w:val="sw_KE" w:bidi="sw_KE"/>
-        </w:rPr>
-        <w:t>).</w:t>
+        <w:t>). Chaguo hili na matokeo yake yaliendelea katika kipindi chote cha agano la Mungu na Israeli.</w:t>
       </w:r>
     </w:p>
     <w:p>
@@ -299,9 +263,9 @@
         <w:rPr>
           <w:lang w:val="sw_KE" w:bidi="sw_KE"/>
         </w:rPr>
-        <w:t xml:space="preserve">Babeli inaashiria mwanzo wa tofauti na kutoelewana kati ya watu na mataifa ambao hawawezi kuelewa lugha na tamaduni za kila mmoja. Mgawanyiko huu huanza kubadilika tu kwa kuja kwa Roho Mtakatifu (tazama </w:t>
-      </w:r>
-      <w:hyperlink r:id="rId16">
+        <w:t>Lugha maalum ya Kumbukumbu la Torati 30 inaonekana tena katika unabii wa Yeremia wakati wa uvamizi wa Babeli. Mungu alisema, “Tazama, naweka mbele yako njia ya maisha na njia ya kifo” (</w:t>
+      </w:r>
+      <w:hyperlink r:id="rId14">
         <w:r>
           <w:rPr>
             <w:lang w:val="sw_KE" w:bidi="sw_KE"/>
@@ -310,14 +274,14 @@
             <w:color w:val="0000EE"/>
             <w:u w:val="single"/>
           </w:rPr>
-          <w:t>Matendo 2</w:t>
+          <w:t>Yeremia 21:8</w:t>
         </w:r>
       </w:hyperlink>
       <w:r>
         <w:rPr>
           <w:lang w:val="sw_KE" w:bidi="sw_KE"/>
         </w:rPr>
-        <w:t>).</w:t>
+        <w:t>). Nabii alionya Mfalme Sedekia na watu wake kutii maagizo ya Bwana. Ikiwa wangetii, wangeishi; ikiwa sivyo, wangekufa.</w:t>
       </w:r>
     </w:p>
     <w:p>
@@ -331,7 +295,43 @@
         <w:rPr>
           <w:lang w:val="sw_KE" w:bidi="sw_KE"/>
         </w:rPr>
-        <w:t>Baada ya mataifa kutawanyika Babeli, Mungu alianzisha tena uhusiano Wake na wanadamu kupitia Abrahamu na kizazi chake (</w:t>
+        <w:t>Mapema katika huduma ya unabii ya Yeremia, Bwana aliwapa watu wa Yuda nafasi ya kutubu (</w:t>
+      </w:r>
+      <w:hyperlink r:id="rId15">
+        <w:r>
+          <w:rPr>
+            <w:lang w:val="sw_KE" w:bidi="sw_KE"/>
+          </w:rPr>
+          <w:rPr>
+            <w:color w:val="0000EE"/>
+            <w:u w:val="single"/>
+          </w:rPr>
+          <w:t>Yeremia 3:12–4:4</w:t>
+        </w:r>
+      </w:hyperlink>
+      <w:r>
+        <w:rPr>
+          <w:lang w:val="sw_KE" w:bidi="sw_KE"/>
+        </w:rPr>
+        <w:t>). Walitakiwa kuacha ibada ya sanamu, kukubali hatia yao, na kukiri uasi wao. Kisha Mungu angewasafisha akili na mioyo yao. Angewaruhusu kuishi kwa amani katika nchi hiyo. Hata hivyo, watu waliendelea kukataa toleo hii (</w:t>
+      </w:r>
+      <w:hyperlink r:id="rId16">
+        <w:r>
+          <w:rPr>
+            <w:lang w:val="sw_KE" w:bidi="sw_KE"/>
+          </w:rPr>
+          <w:rPr>
+            <w:color w:val="0000EE"/>
+            <w:u w:val="single"/>
+          </w:rPr>
+          <w:t>Yeremia 7:5–7</w:t>
+        </w:r>
+      </w:hyperlink>
+      <w:r>
+        <w:rPr>
+          <w:lang w:val="sw_KE" w:bidi="sw_KE"/>
+        </w:rPr>
+        <w:t xml:space="preserve">; </w:t>
       </w:r>
       <w:hyperlink r:id="rId17">
         <w:r>
@@ -342,14 +342,14 @@
             <w:color w:val="0000EE"/>
             <w:u w:val="single"/>
           </w:rPr>
-          <w:t>Mwanzo 12:1–9</w:t>
+          <w:t>18:8–11</w:t>
         </w:r>
       </w:hyperlink>
       <w:r>
         <w:rPr>
           <w:lang w:val="sw_KE" w:bidi="sw_KE"/>
         </w:rPr>
-        <w:t>). Tofauti na watu wa Babeli, Abrahamu alikuwa mwenye haki kwa sababu "alimwamini BWANA." Aliishi kwa imani katika Mungu, si kwa kiburi cha mafanikio yake (</w:t>
+        <w:t xml:space="preserve">; </w:t>
       </w:r>
       <w:hyperlink r:id="rId18">
         <w:r>
@@ -360,7 +360,7 @@
             <w:color w:val="0000EE"/>
             <w:u w:val="single"/>
           </w:rPr>
-          <w:t>15:6</w:t>
+          <w:t>23:22</w:t>
         </w:r>
       </w:hyperlink>
       <w:r>
@@ -378,7 +378,7 @@
             <w:color w:val="0000EE"/>
             <w:u w:val="single"/>
           </w:rPr>
-          <w:t>17:1</w:t>
+          <w:t>26:13</w:t>
         </w:r>
       </w:hyperlink>
       <w:r>
@@ -396,7 +396,7 @@
             <w:color w:val="0000EE"/>
             <w:u w:val="single"/>
           </w:rPr>
-          <w:t>18:19</w:t>
+          <w:t>27:12–13</w:t>
         </w:r>
       </w:hyperlink>
       <w:r>
@@ -414,14 +414,68 @@
             <w:color w:val="0000EE"/>
             <w:u w:val="single"/>
           </w:rPr>
-          <w:t>26:5</w:t>
+          <w:t>29:32</w:t>
         </w:r>
       </w:hyperlink>
       <w:r>
         <w:rPr>
           <w:lang w:val="sw_KE" w:bidi="sw_KE"/>
         </w:rPr>
-        <w:t>).</w:t>
+        <w:t xml:space="preserve">; </w:t>
+      </w:r>
+      <w:hyperlink r:id="rId22">
+        <w:r>
+          <w:rPr>
+            <w:lang w:val="sw_KE" w:bidi="sw_KE"/>
+          </w:rPr>
+          <w:rPr>
+            <w:color w:val="0000EE"/>
+            <w:u w:val="single"/>
+          </w:rPr>
+          <w:t>35:15</w:t>
+        </w:r>
+      </w:hyperlink>
+      <w:r>
+        <w:rPr>
+          <w:lang w:val="sw_KE" w:bidi="sw_KE"/>
+        </w:rPr>
+        <w:t xml:space="preserve">; </w:t>
+      </w:r>
+      <w:hyperlink r:id="rId23">
+        <w:r>
+          <w:rPr>
+            <w:lang w:val="sw_KE" w:bidi="sw_KE"/>
+          </w:rPr>
+          <w:rPr>
+            <w:color w:val="0000EE"/>
+            <w:u w:val="single"/>
+          </w:rPr>
+          <w:t>36:3–7</w:t>
+        </w:r>
+      </w:hyperlink>
+      <w:r>
+        <w:rPr>
+          <w:lang w:val="sw_KE" w:bidi="sw_KE"/>
+        </w:rPr>
+        <w:t xml:space="preserve">; </w:t>
+      </w:r>
+      <w:hyperlink r:id="rId24">
+        <w:r>
+          <w:rPr>
+            <w:lang w:val="sw_KE" w:bidi="sw_KE"/>
+          </w:rPr>
+          <w:rPr>
+            <w:color w:val="0000EE"/>
+            <w:u w:val="single"/>
+          </w:rPr>
+          <w:t>44:5</w:t>
+        </w:r>
+      </w:hyperlink>
+      <w:r>
+        <w:rPr>
+          <w:lang w:val="sw_KE" w:bidi="sw_KE"/>
+        </w:rPr>
+        <w:t>). Kwa hivyo, Bwana aliendelea kuwaonya kwamba kukataa njia ya uzima kungepelekea hukumu.</w:t>
       </w:r>
     </w:p>
     <w:p>
@@ -433,10 +487,9 @@
       </w:r>
       <w:r>
         <w:rPr>
-          <w:u w:val="single"/>
-          <w:lang w:val="sw_KE" w:bidi="sw_KE"/>
-        </w:rPr>
-        <w:t>Sehemu za Kujifunza Zaidi</w:t>
+          <w:lang w:val="sw_KE" w:bidi="sw_KE"/>
+        </w:rPr>
+        <w:t>Katika wakati wa Yeremia, ni wachache tu waliochagua kuishi. Wengi waliasi na kufa. Hatimaye, watu walioongozwa na Mfalme Sedekia walimpuuza Bwana. Waliasi dhidi ya jeshi la Babeli na wakapata hukumu. Walikataa kwa makusudi zawadi ya uhai.</w:t>
       </w:r>
     </w:p>
     <w:p>
@@ -446,27 +499,12 @@
           <w:lang w:val="sw_KE" w:bidi="sw_KE"/>
         </w:rPr>
       </w:r>
-      <w:hyperlink r:id="rId22">
-        <w:r>
-          <w:rPr>
-            <w:lang w:val="sw_KE" w:bidi="sw_KE"/>
-          </w:rPr>
-          <w:rPr>
-            <w:color w:val="0000EE"/>
-            <w:u w:val="single"/>
-          </w:rPr>
-          <w:t>Mwanzo 11:1–9</w:t>
-        </w:r>
-      </w:hyperlink>
-      <w:r>
-        <w:rPr>
-          <w:lang w:val="sw_KE" w:bidi="sw_KE"/>
-        </w:rPr>
-      </w:r>
-      <w:r>
-        <w:rPr>
-          <w:lang w:val="sw_KE" w:bidi="sw_KE"/>
-        </w:rPr>
+      <w:r>
+        <w:rPr>
+          <w:u w:val="single"/>
+          <w:lang w:val="sw_KE" w:bidi="sw_KE"/>
+        </w:rPr>
+        <w:t>Sehemu za Kujifunza Zaidi</w:t>
       </w:r>
     </w:p>
     <w:p>
@@ -476,16 +514,382 @@
           <w:lang w:val="sw_KE" w:bidi="sw_KE"/>
         </w:rPr>
       </w:r>
-    </w:p>
-    <w:p>
-      <w:pPr>
-        <w:pStyle w:val="Heading2"/>
-      </w:pPr>
-      <w:r>
-        <w:rPr>
-          <w:lang w:val="sw_KE" w:bidi="sw_KE"/>
-        </w:rPr>
-        <w:t>Baraka</w:t>
+      <w:hyperlink r:id="rId25">
+        <w:r>
+          <w:rPr>
+            <w:lang w:val="sw_KE" w:bidi="sw_KE"/>
+          </w:rPr>
+          <w:rPr>
+            <w:color w:val="0000EE"/>
+            <w:u w:val="single"/>
+          </w:rPr>
+          <w:t>Kumbukumbu la Torati 11:26–29</w:t>
+        </w:r>
+      </w:hyperlink>
+      <w:r>
+        <w:rPr>
+          <w:lang w:val="sw_KE" w:bidi="sw_KE"/>
+        </w:rPr>
+        <w:t xml:space="preserve">; </w:t>
+      </w:r>
+      <w:hyperlink r:id="rId26">
+        <w:r>
+          <w:rPr>
+            <w:lang w:val="sw_KE" w:bidi="sw_KE"/>
+          </w:rPr>
+          <w:rPr>
+            <w:color w:val="0000EE"/>
+            <w:u w:val="single"/>
+          </w:rPr>
+          <w:t>30:15–20</w:t>
+        </w:r>
+      </w:hyperlink>
+      <w:r>
+        <w:rPr>
+          <w:lang w:val="sw_KE" w:bidi="sw_KE"/>
+        </w:rPr>
+        <w:t xml:space="preserve">; </w:t>
+      </w:r>
+      <w:hyperlink r:id="rId27">
+        <w:r>
+          <w:rPr>
+            <w:lang w:val="sw_KE" w:bidi="sw_KE"/>
+          </w:rPr>
+          <w:rPr>
+            <w:color w:val="0000EE"/>
+            <w:u w:val="single"/>
+          </w:rPr>
+          <w:t>Mithali 9:1–18</w:t>
+        </w:r>
+      </w:hyperlink>
+      <w:r>
+        <w:rPr>
+          <w:lang w:val="sw_KE" w:bidi="sw_KE"/>
+        </w:rPr>
+        <w:t xml:space="preserve">; </w:t>
+      </w:r>
+      <w:hyperlink r:id="rId28">
+        <w:r>
+          <w:rPr>
+            <w:lang w:val="sw_KE" w:bidi="sw_KE"/>
+          </w:rPr>
+          <w:rPr>
+            <w:color w:val="0000EE"/>
+            <w:u w:val="single"/>
+          </w:rPr>
+          <w:t>11:19</w:t>
+        </w:r>
+      </w:hyperlink>
+      <w:r>
+        <w:rPr>
+          <w:lang w:val="sw_KE" w:bidi="sw_KE"/>
+        </w:rPr>
+        <w:t xml:space="preserve">; </w:t>
+      </w:r>
+      <w:hyperlink r:id="rId29">
+        <w:r>
+          <w:rPr>
+            <w:lang w:val="sw_KE" w:bidi="sw_KE"/>
+          </w:rPr>
+          <w:rPr>
+            <w:color w:val="0000EE"/>
+            <w:u w:val="single"/>
+          </w:rPr>
+          <w:t>18:21</w:t>
+        </w:r>
+      </w:hyperlink>
+      <w:r>
+        <w:rPr>
+          <w:lang w:val="sw_KE" w:bidi="sw_KE"/>
+        </w:rPr>
+        <w:t xml:space="preserve">; </w:t>
+      </w:r>
+      <w:hyperlink r:id="rId30">
+        <w:r>
+          <w:rPr>
+            <w:lang w:val="sw_KE" w:bidi="sw_KE"/>
+          </w:rPr>
+          <w:rPr>
+            <w:color w:val="0000EE"/>
+            <w:u w:val="single"/>
+          </w:rPr>
+          <w:t>Isaya 1:19–20</w:t>
+        </w:r>
+      </w:hyperlink>
+      <w:r>
+        <w:rPr>
+          <w:lang w:val="sw_KE" w:bidi="sw_KE"/>
+        </w:rPr>
+        <w:t xml:space="preserve">; </w:t>
+      </w:r>
+      <w:hyperlink r:id="rId31">
+        <w:r>
+          <w:rPr>
+            <w:lang w:val="sw_KE" w:bidi="sw_KE"/>
+          </w:rPr>
+          <w:rPr>
+            <w:color w:val="0000EE"/>
+            <w:u w:val="single"/>
+          </w:rPr>
+          <w:t>Yeremia 3:12–15</w:t>
+        </w:r>
+      </w:hyperlink>
+      <w:r>
+        <w:rPr>
+          <w:lang w:val="sw_KE" w:bidi="sw_KE"/>
+        </w:rPr>
+        <w:t xml:space="preserve">; </w:t>
+      </w:r>
+      <w:hyperlink r:id="rId32">
+        <w:r>
+          <w:rPr>
+            <w:lang w:val="sw_KE" w:bidi="sw_KE"/>
+          </w:rPr>
+          <w:rPr>
+            <w:color w:val="0000EE"/>
+            <w:u w:val="single"/>
+          </w:rPr>
+          <w:t>4:3–4</w:t>
+        </w:r>
+      </w:hyperlink>
+      <w:r>
+        <w:rPr>
+          <w:lang w:val="sw_KE" w:bidi="sw_KE"/>
+        </w:rPr>
+        <w:t xml:space="preserve">; </w:t>
+      </w:r>
+      <w:hyperlink r:id="rId16">
+        <w:r>
+          <w:rPr>
+            <w:lang w:val="sw_KE" w:bidi="sw_KE"/>
+          </w:rPr>
+          <w:rPr>
+            <w:color w:val="0000EE"/>
+            <w:u w:val="single"/>
+          </w:rPr>
+          <w:t>7:5–7</w:t>
+        </w:r>
+      </w:hyperlink>
+      <w:r>
+        <w:rPr>
+          <w:lang w:val="sw_KE" w:bidi="sw_KE"/>
+        </w:rPr>
+        <w:t xml:space="preserve">; </w:t>
+      </w:r>
+      <w:hyperlink r:id="rId33">
+        <w:r>
+          <w:rPr>
+            <w:lang w:val="sw_KE" w:bidi="sw_KE"/>
+          </w:rPr>
+          <w:rPr>
+            <w:color w:val="0000EE"/>
+            <w:u w:val="single"/>
+          </w:rPr>
+          <w:t>18:7–11</w:t>
+        </w:r>
+      </w:hyperlink>
+      <w:r>
+        <w:rPr>
+          <w:lang w:val="sw_KE" w:bidi="sw_KE"/>
+        </w:rPr>
+        <w:t xml:space="preserve">; </w:t>
+      </w:r>
+      <w:hyperlink r:id="rId34">
+        <w:r>
+          <w:rPr>
+            <w:lang w:val="sw_KE" w:bidi="sw_KE"/>
+          </w:rPr>
+          <w:rPr>
+            <w:color w:val="0000EE"/>
+            <w:u w:val="single"/>
+          </w:rPr>
+          <w:t>21:8–9</w:t>
+        </w:r>
+      </w:hyperlink>
+      <w:r>
+        <w:rPr>
+          <w:lang w:val="sw_KE" w:bidi="sw_KE"/>
+        </w:rPr>
+        <w:t xml:space="preserve">; </w:t>
+      </w:r>
+      <w:hyperlink r:id="rId18">
+        <w:r>
+          <w:rPr>
+            <w:lang w:val="sw_KE" w:bidi="sw_KE"/>
+          </w:rPr>
+          <w:rPr>
+            <w:color w:val="0000EE"/>
+            <w:u w:val="single"/>
+          </w:rPr>
+          <w:t>23:22</w:t>
+        </w:r>
+      </w:hyperlink>
+      <w:r>
+        <w:rPr>
+          <w:lang w:val="sw_KE" w:bidi="sw_KE"/>
+        </w:rPr>
+        <w:t xml:space="preserve">; </w:t>
+      </w:r>
+      <w:hyperlink r:id="rId19">
+        <w:r>
+          <w:rPr>
+            <w:lang w:val="sw_KE" w:bidi="sw_KE"/>
+          </w:rPr>
+          <w:rPr>
+            <w:color w:val="0000EE"/>
+            <w:u w:val="single"/>
+          </w:rPr>
+          <w:t>26:13</w:t>
+        </w:r>
+      </w:hyperlink>
+      <w:r>
+        <w:rPr>
+          <w:lang w:val="sw_KE" w:bidi="sw_KE"/>
+        </w:rPr>
+        <w:t xml:space="preserve">; </w:t>
+      </w:r>
+      <w:hyperlink r:id="rId35">
+        <w:r>
+          <w:rPr>
+            <w:lang w:val="sw_KE" w:bidi="sw_KE"/>
+          </w:rPr>
+          <w:rPr>
+            <w:color w:val="0000EE"/>
+            <w:u w:val="single"/>
+          </w:rPr>
+          <w:t>27:12–18</w:t>
+        </w:r>
+      </w:hyperlink>
+      <w:r>
+        <w:rPr>
+          <w:lang w:val="sw_KE" w:bidi="sw_KE"/>
+        </w:rPr>
+        <w:t xml:space="preserve">; </w:t>
+      </w:r>
+      <w:hyperlink r:id="rId22">
+        <w:r>
+          <w:rPr>
+            <w:lang w:val="sw_KE" w:bidi="sw_KE"/>
+          </w:rPr>
+          <w:rPr>
+            <w:color w:val="0000EE"/>
+            <w:u w:val="single"/>
+          </w:rPr>
+          <w:t>35:15</w:t>
+        </w:r>
+      </w:hyperlink>
+      <w:r>
+        <w:rPr>
+          <w:lang w:val="sw_KE" w:bidi="sw_KE"/>
+        </w:rPr>
+        <w:t xml:space="preserve">; </w:t>
+      </w:r>
+      <w:hyperlink r:id="rId23">
+        <w:r>
+          <w:rPr>
+            <w:lang w:val="sw_KE" w:bidi="sw_KE"/>
+          </w:rPr>
+          <w:rPr>
+            <w:color w:val="0000EE"/>
+            <w:u w:val="single"/>
+          </w:rPr>
+          <w:t>36:3–7</w:t>
+        </w:r>
+      </w:hyperlink>
+      <w:r>
+        <w:rPr>
+          <w:lang w:val="sw_KE" w:bidi="sw_KE"/>
+        </w:rPr>
+        <w:t xml:space="preserve">; </w:t>
+      </w:r>
+      <w:hyperlink r:id="rId24">
+        <w:r>
+          <w:rPr>
+            <w:lang w:val="sw_KE" w:bidi="sw_KE"/>
+          </w:rPr>
+          <w:rPr>
+            <w:color w:val="0000EE"/>
+            <w:u w:val="single"/>
+          </w:rPr>
+          <w:t>44:5</w:t>
+        </w:r>
+      </w:hyperlink>
+      <w:r>
+        <w:rPr>
+          <w:lang w:val="sw_KE" w:bidi="sw_KE"/>
+        </w:rPr>
+        <w:t xml:space="preserve">; </w:t>
+      </w:r>
+      <w:hyperlink r:id="rId36">
+        <w:r>
+          <w:rPr>
+            <w:lang w:val="sw_KE" w:bidi="sw_KE"/>
+          </w:rPr>
+          <w:rPr>
+            <w:color w:val="0000EE"/>
+            <w:u w:val="single"/>
+          </w:rPr>
+          <w:t>Ezekieli 18:23–24</w:t>
+        </w:r>
+      </w:hyperlink>
+      <w:r>
+        <w:rPr>
+          <w:lang w:val="sw_KE" w:bidi="sw_KE"/>
+        </w:rPr>
+        <w:t xml:space="preserve">; </w:t>
+      </w:r>
+      <w:hyperlink r:id="rId37">
+        <w:r>
+          <w:rPr>
+            <w:lang w:val="sw_KE" w:bidi="sw_KE"/>
+          </w:rPr>
+          <w:rPr>
+            <w:color w:val="0000EE"/>
+            <w:u w:val="single"/>
+          </w:rPr>
+          <w:t>Warumi 6:23</w:t>
+        </w:r>
+      </w:hyperlink>
+      <w:r>
+        <w:rPr>
+          <w:lang w:val="sw_KE" w:bidi="sw_KE"/>
+        </w:rPr>
+        <w:t xml:space="preserve">; </w:t>
+      </w:r>
+      <w:hyperlink r:id="rId38">
+        <w:r>
+          <w:rPr>
+            <w:lang w:val="sw_KE" w:bidi="sw_KE"/>
+          </w:rPr>
+          <w:rPr>
+            <w:color w:val="0000EE"/>
+            <w:u w:val="single"/>
+          </w:rPr>
+          <w:t>8:6</w:t>
+        </w:r>
+      </w:hyperlink>
+      <w:r>
+        <w:rPr>
+          <w:lang w:val="sw_KE" w:bidi="sw_KE"/>
+        </w:rPr>
+        <w:t xml:space="preserve">; </w:t>
+      </w:r>
+      <w:hyperlink r:id="rId39">
+        <w:r>
+          <w:rPr>
+            <w:lang w:val="sw_KE" w:bidi="sw_KE"/>
+          </w:rPr>
+          <w:rPr>
+            <w:color w:val="0000EE"/>
+            <w:u w:val="single"/>
+          </w:rPr>
+          <w:t>Ufunuo 2:10</w:t>
+        </w:r>
+      </w:hyperlink>
+      <w:r>
+        <w:rPr>
+          <w:lang w:val="sw_KE" w:bidi="sw_KE"/>
+        </w:rPr>
       </w:r>
       <w:r>
         <w:rPr>
@@ -500,83 +904,21 @@
           <w:lang w:val="sw_KE" w:bidi="sw_KE"/>
         </w:rPr>
       </w:r>
-      <w:r>
-        <w:rPr>
-          <w:lang w:val="sw_KE" w:bidi="sw_KE"/>
-        </w:rPr>
-        <w:t>Kabla ya mzee Yakobo kufa, aliwabariki kila mmoja wa wanawe na wana wa Yosefu (</w:t>
-      </w:r>
-      <w:hyperlink r:id="rId23">
-        <w:r>
-          <w:rPr>
-            <w:lang w:val="sw_KE" w:bidi="sw_KE"/>
-          </w:rPr>
-          <w:rPr>
-            <w:color w:val="0000EE"/>
-            <w:u w:val="single"/>
-          </w:rPr>
-          <w:t>Mwanzo 49:1–28</w:t>
-        </w:r>
-      </w:hyperlink>
-      <w:r>
-        <w:rPr>
-          <w:lang w:val="sw_KE" w:bidi="sw_KE"/>
-        </w:rPr>
-        <w:t xml:space="preserve">; </w:t>
-      </w:r>
-      <w:hyperlink r:id="rId24">
-        <w:r>
-          <w:rPr>
-            <w:lang w:val="sw_KE" w:bidi="sw_KE"/>
-          </w:rPr>
-          <w:rPr>
-            <w:color w:val="0000EE"/>
-            <w:u w:val="single"/>
-          </w:rPr>
-          <w:t>48:3–20</w:t>
-        </w:r>
-      </w:hyperlink>
-      <w:r>
-        <w:rPr>
-          <w:lang w:val="sw_KE" w:bidi="sw_KE"/>
-        </w:rPr>
-        <w:t>). Hivi ndivyo pia Baba yake Isaka alivyombariki (</w:t>
-      </w:r>
-      <w:hyperlink r:id="rId25">
-        <w:r>
-          <w:rPr>
-            <w:lang w:val="sw_KE" w:bidi="sw_KE"/>
-          </w:rPr>
-          <w:rPr>
-            <w:color w:val="0000EE"/>
-            <w:u w:val="single"/>
-          </w:rPr>
-          <w:t>27:27–29</w:t>
-        </w:r>
-      </w:hyperlink>
-      <w:r>
-        <w:rPr>
-          <w:lang w:val="sw_KE" w:bidi="sw_KE"/>
-        </w:rPr>
-        <w:t>). Baraka huleta, huboresha, na huimarisha maisha, wakati laana inadhuru (</w:t>
-      </w:r>
-      <w:hyperlink r:id="rId26">
-        <w:r>
-          <w:rPr>
-            <w:lang w:val="sw_KE" w:bidi="sw_KE"/>
-          </w:rPr>
-          <w:rPr>
-            <w:color w:val="0000EE"/>
-            <w:u w:val="single"/>
-          </w:rPr>
-          <w:t>Mambo ya Walawi 26:14–39</w:t>
-        </w:r>
-      </w:hyperlink>
-      <w:r>
-        <w:rPr>
-          <w:lang w:val="sw_KE" w:bidi="sw_KE"/>
-        </w:rPr>
-        <w:t>). Mfadhili (mtu anayetoa msaada) hutoa baraka hadharani, akitoa nguvu kwa ustawi na mafanikio.</w:t>
+    </w:p>
+    <w:p>
+      <w:pPr>
+        <w:pStyle w:val="Heading2"/>
+      </w:pPr>
+      <w:r>
+        <w:rPr>
+          <w:lang w:val="sw_KE" w:bidi="sw_KE"/>
+        </w:rPr>
+        <w:t>CHUKI YA KIKABILA</w:t>
+      </w:r>
+      <w:r>
+        <w:rPr>
+          <w:lang w:val="sw_KE" w:bidi="sw_KE"/>
+        </w:rPr>
       </w:r>
     </w:p>
     <w:p>
@@ -590,43 +932,7 @@
         <w:rPr>
           <w:lang w:val="sw_KE" w:bidi="sw_KE"/>
         </w:rPr>
-        <w:t>Baraka ni muhimu katika mahusiano ya agano kwa sababu zinaongoza na kuhamasisha watu kufuata sheria za agano (</w:t>
-      </w:r>
-      <w:hyperlink r:id="rId27">
-        <w:r>
-          <w:rPr>
-            <w:lang w:val="sw_KE" w:bidi="sw_KE"/>
-          </w:rPr>
-          <w:rPr>
-            <w:color w:val="0000EE"/>
-            <w:u w:val="single"/>
-          </w:rPr>
-          <w:t>Mambo ya Walawi 26:3–13</w:t>
-        </w:r>
-      </w:hyperlink>
-      <w:r>
-        <w:rPr>
-          <w:lang w:val="sw_KE" w:bidi="sw_KE"/>
-        </w:rPr>
-        <w:t xml:space="preserve">). Utii huleta baraka, wakati uasi husababisha laana (tazama </w:t>
-      </w:r>
-      <w:hyperlink r:id="rId28">
-        <w:r>
-          <w:rPr>
-            <w:lang w:val="sw_KE" w:bidi="sw_KE"/>
-          </w:rPr>
-          <w:rPr>
-            <w:color w:val="0000EE"/>
-            <w:u w:val="single"/>
-          </w:rPr>
-          <w:t>Kumbukumbu la Torati 28</w:t>
-        </w:r>
-      </w:hyperlink>
-      <w:r>
-        <w:rPr>
-          <w:lang w:val="sw_KE" w:bidi="sw_KE"/>
-        </w:rPr>
-        <w:t>).</w:t>
+        <w:t>Kiburi cha ubinafsi, tamaa ya madaraka, na chuki dhidi ya wapinzani mara nyingi vimesababisha mateso ya makundi ya kikabila au kidini. Watu wengi wamepoteza maisha kwa karne nyingi kutokana na chuki hii.</w:t>
       </w:r>
     </w:p>
     <w:p>
@@ -640,9 +946,9 @@
         <w:rPr>
           <w:lang w:val="sw_KE" w:bidi="sw_KE"/>
         </w:rPr>
-        <w:t>Eneo la kwanza la baraka ni uumbaji. Mungu, kama Muumba, anatoa baraka kwa wanyama na wanadamu (</w:t>
-      </w:r>
-      <w:hyperlink r:id="rId29">
+        <w:t>Katika kitabu cha Esta, Hamani alimchukia Mordekai kwa sababu Mordekai alikataa kuinama kama kila mtu mwingine wakati Hamani alipita (</w:t>
+      </w:r>
+      <w:hyperlink r:id="rId40">
         <w:r>
           <w:rPr>
             <w:lang w:val="sw_KE" w:bidi="sw_KE"/>
@@ -651,16 +957,16 @@
             <w:color w:val="0000EE"/>
             <w:u w:val="single"/>
           </w:rPr>
-          <w:t>Mwanzo 1:22</w:t>
+          <w:t>Esta 3:1–5</w:t>
         </w:r>
       </w:hyperlink>
       <w:r>
         <w:rPr>
           <w:lang w:val="sw_KE" w:bidi="sw_KE"/>
         </w:rPr>
-        <w:t xml:space="preserve">; </w:t>
-      </w:r>
-      <w:hyperlink r:id="rId30">
+        <w:t>). Hamani alimchukia Mordekai, mtu mwenye uadilifu ambaye hangefuata sheria kinyume na imani zake. Chuki hii binafsi kwa Mordekai, Myahudi, ikawa tamaa ya kuwaangamiza Wayahudi wote (</w:t>
+      </w:r>
+      <w:hyperlink r:id="rId41">
         <w:r>
           <w:rPr>
             <w:lang w:val="sw_KE" w:bidi="sw_KE"/>
@@ -669,16 +975,70 @@
             <w:color w:val="0000EE"/>
             <w:u w:val="single"/>
           </w:rPr>
-          <w:t>1:28</w:t>
+          <w:t>3:6</w:t>
         </w:r>
       </w:hyperlink>
       <w:r>
         <w:rPr>
           <w:lang w:val="sw_KE" w:bidi="sw_KE"/>
         </w:rPr>
-        <w:t xml:space="preserve">; tazama </w:t>
-      </w:r>
-      <w:hyperlink r:id="rId31">
+        <w:t>). Msingi wa mashtaka ya Hamani dhidi ya watu wa Kiyahudi ulikuwa kile ambacho hakupenda kwa Mordekai:</w:t>
+      </w:r>
+    </w:p>
+    <w:p>
+      <w:pPr>
+        <w:pStyle w:val="ListBullet"/>
+        <w:spacing w:line="240" w:lineRule="auto"/>
+        <w:ind w:left="720"/>
+      </w:pPr>
+      <w:r>
+        <w:rPr>
+          <w:lang w:val="sw_KE" w:bidi="sw_KE"/>
+        </w:rPr>
+      </w:r>
+      <w:r>
+        <w:rPr>
+          <w:lang w:val="sw_KE" w:bidi="sw_KE"/>
+        </w:rPr>
+        <w:t>Hawakufanya kama wengine,</w:t>
+      </w:r>
+    </w:p>
+    <w:p>
+      <w:pPr>
+        <w:pStyle w:val="ListBullet"/>
+        <w:spacing w:line="240" w:lineRule="auto"/>
+        <w:ind w:left="720"/>
+      </w:pPr>
+      <w:r>
+        <w:rPr>
+          <w:lang w:val="sw_KE" w:bidi="sw_KE"/>
+        </w:rPr>
+      </w:r>
+      <w:r>
+        <w:rPr>
+          <w:lang w:val="sw_KE" w:bidi="sw_KE"/>
+        </w:rPr>
+        <w:t>walikuwa na sheria na mila za kipekee, na</w:t>
+      </w:r>
+    </w:p>
+    <w:p>
+      <w:pPr>
+        <w:pStyle w:val="ListBullet"/>
+        <w:spacing w:line="240" w:lineRule="auto"/>
+        <w:ind w:left="720"/>
+      </w:pPr>
+      <w:r>
+        <w:rPr>
+          <w:lang w:val="sw_KE" w:bidi="sw_KE"/>
+        </w:rPr>
+      </w:r>
+      <w:r>
+        <w:rPr>
+          <w:lang w:val="sw_KE" w:bidi="sw_KE"/>
+        </w:rPr>
+        <w:t>hawakuwa wakifuata baadhi ya sheria za mfalme (</w:t>
+      </w:r>
+      <w:hyperlink r:id="rId42">
         <w:r>
           <w:rPr>
             <w:lang w:val="sw_KE" w:bidi="sw_KE"/>
@@ -687,187 +1047,7 @@
             <w:color w:val="0000EE"/>
             <w:u w:val="single"/>
           </w:rPr>
-          <w:t>Zaburi 104</w:t>
-        </w:r>
-      </w:hyperlink>
-      <w:r>
-        <w:rPr>
-          <w:lang w:val="sw_KE" w:bidi="sw_KE"/>
-        </w:rPr>
-        <w:t xml:space="preserve">; </w:t>
-      </w:r>
-      <w:hyperlink r:id="rId32">
-        <w:r>
-          <w:rPr>
-            <w:lang w:val="sw_KE" w:bidi="sw_KE"/>
-          </w:rPr>
-          <w:rPr>
-            <w:color w:val="0000EE"/>
-            <w:u w:val="single"/>
-          </w:rPr>
-          <w:t>128:3–4</w:t>
-        </w:r>
-      </w:hyperlink>
-      <w:r>
-        <w:rPr>
-          <w:lang w:val="sw_KE" w:bidi="sw_KE"/>
-        </w:rPr>
-        <w:t>). Mungu pia hutumia wanadamu kutoa baraka za kiungu. Mungu alimchagua Abrahamu ili abariki mataifa (</w:t>
-      </w:r>
-      <w:hyperlink r:id="rId33">
-        <w:r>
-          <w:rPr>
-            <w:lang w:val="sw_KE" w:bidi="sw_KE"/>
-          </w:rPr>
-          <w:rPr>
-            <w:color w:val="0000EE"/>
-            <w:u w:val="single"/>
-          </w:rPr>
-          <w:t>Mwanzo 12:2–3</w:t>
-        </w:r>
-      </w:hyperlink>
-      <w:r>
-        <w:rPr>
-          <w:lang w:val="sw_KE" w:bidi="sw_KE"/>
-        </w:rPr>
-        <w:t>). Mungu anaunga mkono na kutakasa familia, serikali, na dini kupitia baraka (</w:t>
-      </w:r>
-      <w:hyperlink r:id="rId25">
-        <w:r>
-          <w:rPr>
-            <w:lang w:val="sw_KE" w:bidi="sw_KE"/>
-          </w:rPr>
-          <w:rPr>
-            <w:color w:val="0000EE"/>
-            <w:u w:val="single"/>
-          </w:rPr>
-          <w:t>27:27–29</w:t>
-        </w:r>
-      </w:hyperlink>
-      <w:r>
-        <w:rPr>
-          <w:lang w:val="sw_KE" w:bidi="sw_KE"/>
-        </w:rPr>
-        <w:t xml:space="preserve">; </w:t>
-      </w:r>
-      <w:hyperlink r:id="rId34">
-        <w:r>
-          <w:rPr>
-            <w:lang w:val="sw_KE" w:bidi="sw_KE"/>
-          </w:rPr>
-          <w:rPr>
-            <w:color w:val="0000EE"/>
-            <w:u w:val="single"/>
-          </w:rPr>
-          <w:t>14:19</w:t>
-        </w:r>
-      </w:hyperlink>
-      <w:r>
-        <w:rPr>
-          <w:lang w:val="sw_KE" w:bidi="sw_KE"/>
-        </w:rPr>
-        <w:t xml:space="preserve">; </w:t>
-      </w:r>
-      <w:hyperlink r:id="rId35">
-        <w:r>
-          <w:rPr>
-            <w:lang w:val="sw_KE" w:bidi="sw_KE"/>
-          </w:rPr>
-          <w:rPr>
-            <w:color w:val="0000EE"/>
-            <w:u w:val="single"/>
-          </w:rPr>
-          <w:t>1 Wafalme 8:14</w:t>
-        </w:r>
-      </w:hyperlink>
-      <w:r>
-        <w:rPr>
-          <w:lang w:val="sw_KE" w:bidi="sw_KE"/>
-        </w:rPr>
-        <w:t xml:space="preserve">, </w:t>
-      </w:r>
-      <w:hyperlink r:id="rId36">
-        <w:r>
-          <w:rPr>
-            <w:lang w:val="sw_KE" w:bidi="sw_KE"/>
-          </w:rPr>
-          <w:rPr>
-            <w:color w:val="0000EE"/>
-            <w:u w:val="single"/>
-          </w:rPr>
-          <w:t>52</w:t>
-        </w:r>
-      </w:hyperlink>
-      <w:r>
-        <w:rPr>
-          <w:lang w:val="sw_KE" w:bidi="sw_KE"/>
-        </w:rPr>
-        <w:t xml:space="preserve">, </w:t>
-      </w:r>
-      <w:hyperlink r:id="rId37">
-        <w:r>
-          <w:rPr>
-            <w:lang w:val="sw_KE" w:bidi="sw_KE"/>
-          </w:rPr>
-          <w:rPr>
-            <w:color w:val="0000EE"/>
-            <w:u w:val="single"/>
-          </w:rPr>
-          <w:t>66</w:t>
-        </w:r>
-      </w:hyperlink>
-      <w:r>
-        <w:rPr>
-          <w:lang w:val="sw_KE" w:bidi="sw_KE"/>
-        </w:rPr>
-        <w:t xml:space="preserve">; </w:t>
-      </w:r>
-      <w:hyperlink r:id="rId38">
-        <w:r>
-          <w:rPr>
-            <w:lang w:val="sw_KE" w:bidi="sw_KE"/>
-          </w:rPr>
-          <w:rPr>
-            <w:color w:val="0000EE"/>
-            <w:u w:val="single"/>
-          </w:rPr>
-          <w:t>Mambo ya Walawi 9:22</w:t>
-        </w:r>
-      </w:hyperlink>
-      <w:r>
-        <w:rPr>
-          <w:lang w:val="sw_KE" w:bidi="sw_KE"/>
-        </w:rPr>
-        <w:t>). Makuhani wa Israeli walipitisha baraka za Mungu kwa Israeli (</w:t>
-      </w:r>
-      <w:hyperlink r:id="rId39">
-        <w:r>
-          <w:rPr>
-            <w:lang w:val="sw_KE" w:bidi="sw_KE"/>
-          </w:rPr>
-          <w:rPr>
-            <w:color w:val="0000EE"/>
-            <w:u w:val="single"/>
-          </w:rPr>
-          <w:t>Hesabu 6:24–26</w:t>
-        </w:r>
-      </w:hyperlink>
-      <w:r>
-        <w:rPr>
-          <w:lang w:val="sw_KE" w:bidi="sw_KE"/>
-        </w:rPr>
-        <w:t xml:space="preserve">; </w:t>
-      </w:r>
-      <w:hyperlink r:id="rId40">
-        <w:r>
-          <w:rPr>
-            <w:lang w:val="sw_KE" w:bidi="sw_KE"/>
-          </w:rPr>
-          <w:rPr>
-            <w:color w:val="0000EE"/>
-            <w:u w:val="single"/>
-          </w:rPr>
-          <w:t>Kumbukumbu la Torati 10:8</w:t>
+          <w:t>3:8</w:t>
         </w:r>
       </w:hyperlink>
       <w:r>
@@ -888,155 +1068,7 @@
         <w:rPr>
           <w:lang w:val="sw_KE" w:bidi="sw_KE"/>
         </w:rPr>
-        <w:t>Baraka za Agano la Kale zina vipengele vitatu vikuu:</w:t>
-      </w:r>
-    </w:p>
-    <w:p>
-      <w:pPr>
-        <w:pStyle w:val="ListNumber"/>
-        <w:numPr>
-          <w:ilvl w:val="0"/>
-          <w:numId w:val="14"/>
-        </w:numPr>
-        <w:spacing w:line="240" w:lineRule="auto"/>
-        <w:ind w:left="720"/>
-      </w:pPr>
-      <w:r>
-        <w:rPr>
-          <w:lang w:val="sw_KE" w:bidi="sw_KE"/>
-        </w:rPr>
-      </w:r>
-      <w:r>
-        <w:rPr>
-          <w:lang w:val="sw_KE" w:bidi="sw_KE"/>
-        </w:rPr>
-        <w:t>Kikundi kikubwa kinatoa kwa kikundi kidogo (</w:t>
-      </w:r>
-      <w:hyperlink r:id="rId41">
-        <w:r>
-          <w:rPr>
-            <w:lang w:val="sw_KE" w:bidi="sw_KE"/>
-          </w:rPr>
-          <w:rPr>
-            <w:color w:val="0000EE"/>
-            <w:u w:val="single"/>
-          </w:rPr>
-          <w:t>Mwanzo 32:26</w:t>
-        </w:r>
-      </w:hyperlink>
-      <w:r>
-        <w:rPr>
-          <w:lang w:val="sw_KE" w:bidi="sw_KE"/>
-        </w:rPr>
-        <w:t xml:space="preserve">; </w:t>
-      </w:r>
-      <w:hyperlink r:id="rId42">
-        <w:r>
-          <w:rPr>
-            <w:lang w:val="sw_KE" w:bidi="sw_KE"/>
-          </w:rPr>
-          <w:rPr>
-            <w:color w:val="0000EE"/>
-            <w:u w:val="single"/>
-          </w:rPr>
-          <w:t>Waebrania 7:6–7</w:t>
-        </w:r>
-      </w:hyperlink>
-      <w:r>
-        <w:rPr>
-          <w:lang w:val="sw_KE" w:bidi="sw_KE"/>
-        </w:rPr>
-        <w:t>).</w:t>
-      </w:r>
-    </w:p>
-    <w:p>
-      <w:pPr>
-        <w:pStyle w:val="ListNumber"/>
-        <w:spacing w:line="240" w:lineRule="auto"/>
-        <w:ind w:left="720"/>
-      </w:pPr>
-      <w:r>
-        <w:rPr>
-          <w:lang w:val="sw_KE" w:bidi="sw_KE"/>
-        </w:rPr>
-      </w:r>
-      <w:r>
-        <w:rPr>
-          <w:lang w:val="sw_KE" w:bidi="sw_KE"/>
-        </w:rPr>
-        <w:t>Wanaonyesha upendeleo, wakileta ustawi na mafanikio (</w:t>
-      </w:r>
-      <w:hyperlink r:id="rId43">
-        <w:r>
-          <w:rPr>
-            <w:lang w:val="sw_KE" w:bidi="sw_KE"/>
-          </w:rPr>
-          <w:rPr>
-            <w:color w:val="0000EE"/>
-            <w:u w:val="single"/>
-          </w:rPr>
-          <w:t>Kumbukumbu la Torati 28:3–7</w:t>
-        </w:r>
-      </w:hyperlink>
-      <w:r>
-        <w:rPr>
-          <w:lang w:val="sw_KE" w:bidi="sw_KE"/>
-        </w:rPr>
-        <w:t>).</w:t>
-      </w:r>
-    </w:p>
-    <w:p>
-      <w:pPr>
-        <w:pStyle w:val="ListNumber"/>
-        <w:spacing w:line="240" w:lineRule="auto"/>
-        <w:ind w:left="720"/>
-      </w:pPr>
-      <w:r>
-        <w:rPr>
-          <w:lang w:val="sw_KE" w:bidi="sw_KE"/>
-        </w:rPr>
-      </w:r>
-      <w:r>
-        <w:rPr>
-          <w:lang w:val="sw_KE" w:bidi="sw_KE"/>
-        </w:rPr>
-        <w:t>Wanajua kwamba nguvu zote na baraka zinatoka kwa Muumba. Upendo wa Mungu ndio chanzo cha baraka zote (</w:t>
-      </w:r>
-      <w:hyperlink r:id="rId44">
-        <w:r>
-          <w:rPr>
-            <w:lang w:val="sw_KE" w:bidi="sw_KE"/>
-          </w:rPr>
-          <w:rPr>
-            <w:color w:val="0000EE"/>
-            <w:u w:val="single"/>
-          </w:rPr>
-          <w:t>Kumbukumbu la Torati 7:7–8</w:t>
-        </w:r>
-      </w:hyperlink>
-      <w:r>
-        <w:rPr>
-          <w:lang w:val="sw_KE" w:bidi="sw_KE"/>
-        </w:rPr>
-        <w:t xml:space="preserve">, </w:t>
-      </w:r>
-      <w:hyperlink r:id="rId45">
-        <w:r>
-          <w:rPr>
-            <w:lang w:val="sw_KE" w:bidi="sw_KE"/>
-          </w:rPr>
-          <w:rPr>
-            <w:color w:val="0000EE"/>
-            <w:u w:val="single"/>
-          </w:rPr>
-          <w:t>12–15</w:t>
-        </w:r>
-      </w:hyperlink>
-      <w:r>
-        <w:rPr>
-          <w:lang w:val="sw_KE" w:bidi="sw_KE"/>
-        </w:rPr>
-        <w:t>).</w:t>
+        <w:t>Uchunguzi wa Kihispania katika miaka ya 1400 na Holocaust huko Ujerumani ya Nazi katika miaka ya 1930 na 1940 zilikuwa majaribio mabaya ya kuwaangamiza watu wa Kiyahudi. Chuki za kidini na kikabila bado husababisha mipango mibaya hadi leo.</w:t>
       </w:r>
     </w:p>
     <w:p>
@@ -1050,7 +1082,133 @@
         <w:rPr>
           <w:lang w:val="sw_KE" w:bidi="sw_KE"/>
         </w:rPr>
-        <w:t>Baraka za Mungu katika Agano la Kale zinatofautiana sana na zile za dini za kipagani za kale. Katika dini za kipagani, watu waliamini kwamba utajiri na uzazi katika familia, wanyama, na mazao vilitokana na sherehe za kichawi za "huruma" (taratibu maalum za kidini) katika maeneo yao ya ibada. Sherehe hizi zililenga kushawishi miungu kudumisha mzunguko wa maisha. Katika Agano la Kale, maisha yote, uzazi, na baraka vilitokana na amri ya Mungu, kwani yeye ndiye Mungu wa kweli na aliye hai pekee.</w:t>
+        <w:t xml:space="preserve">Mungu haidhinishi chuki dhidi ya kundi lolote la kikabila au kidini. Hatimaye atawawajibisha wale wanaopanga mipango mibaya kama hiyo (tazama </w:t>
+      </w:r>
+      <w:hyperlink r:id="rId43">
+        <w:r>
+          <w:rPr>
+            <w:lang w:val="sw_KE" w:bidi="sw_KE"/>
+          </w:rPr>
+          <w:rPr>
+            <w:color w:val="0000EE"/>
+            <w:u w:val="single"/>
+          </w:rPr>
+          <w:t>Kumbukumbu la Torati 30:7</w:t>
+        </w:r>
+      </w:hyperlink>
+      <w:r>
+        <w:rPr>
+          <w:lang w:val="sw_KE" w:bidi="sw_KE"/>
+        </w:rPr>
+        <w:t xml:space="preserve">; </w:t>
+      </w:r>
+      <w:hyperlink r:id="rId44">
+        <w:r>
+          <w:rPr>
+            <w:lang w:val="sw_KE" w:bidi="sw_KE"/>
+          </w:rPr>
+          <w:rPr>
+            <w:color w:val="0000EE"/>
+            <w:u w:val="single"/>
+          </w:rPr>
+          <w:t>Zaburi 21:7–11</w:t>
+        </w:r>
+      </w:hyperlink>
+      <w:r>
+        <w:rPr>
+          <w:lang w:val="sw_KE" w:bidi="sw_KE"/>
+        </w:rPr>
+        <w:t xml:space="preserve">; </w:t>
+      </w:r>
+      <w:hyperlink r:id="rId45">
+        <w:r>
+          <w:rPr>
+            <w:lang w:val="sw_KE" w:bidi="sw_KE"/>
+          </w:rPr>
+          <w:rPr>
+            <w:color w:val="0000EE"/>
+            <w:u w:val="single"/>
+          </w:rPr>
+          <w:t>34:19–21</w:t>
+        </w:r>
+      </w:hyperlink>
+      <w:r>
+        <w:rPr>
+          <w:lang w:val="sw_KE" w:bidi="sw_KE"/>
+        </w:rPr>
+        <w:t xml:space="preserve">; </w:t>
+      </w:r>
+      <w:hyperlink r:id="rId46">
+        <w:r>
+          <w:rPr>
+            <w:lang w:val="sw_KE" w:bidi="sw_KE"/>
+          </w:rPr>
+          <w:rPr>
+            <w:color w:val="0000EE"/>
+            <w:u w:val="single"/>
+          </w:rPr>
+          <w:t>44:7</w:t>
+        </w:r>
+      </w:hyperlink>
+      <w:r>
+        <w:rPr>
+          <w:lang w:val="sw_KE" w:bidi="sw_KE"/>
+        </w:rPr>
+        <w:t xml:space="preserve">). Mungu mara nyingi amewaokoa watu wa Kiyahudi na kuwashinda maadui zao kwa sababu yeye ni mwaminifu kwa ahadi zake zote (tazama </w:t>
+      </w:r>
+      <w:hyperlink r:id="rId47">
+        <w:r>
+          <w:rPr>
+            <w:lang w:val="sw_KE" w:bidi="sw_KE"/>
+          </w:rPr>
+          <w:rPr>
+            <w:color w:val="0000EE"/>
+            <w:u w:val="single"/>
+          </w:rPr>
+          <w:t>Warumi 9–11</w:t>
+        </w:r>
+      </w:hyperlink>
+      <w:r>
+        <w:rPr>
+          <w:lang w:val="sw_KE" w:bidi="sw_KE"/>
+        </w:rPr>
+        <w:t xml:space="preserve">). Pia atalilinda kanisa lake kupitia mateso yote (tazama </w:t>
+      </w:r>
+      <w:hyperlink r:id="rId48">
+        <w:r>
+          <w:rPr>
+            <w:lang w:val="sw_KE" w:bidi="sw_KE"/>
+          </w:rPr>
+          <w:rPr>
+            <w:color w:val="0000EE"/>
+            <w:u w:val="single"/>
+          </w:rPr>
+          <w:t>Mathayo 16:18</w:t>
+        </w:r>
+      </w:hyperlink>
+      <w:r>
+        <w:rPr>
+          <w:lang w:val="sw_KE" w:bidi="sw_KE"/>
+        </w:rPr>
+        <w:t xml:space="preserve">; </w:t>
+      </w:r>
+      <w:hyperlink r:id="rId49">
+        <w:r>
+          <w:rPr>
+            <w:lang w:val="sw_KE" w:bidi="sw_KE"/>
+          </w:rPr>
+          <w:rPr>
+            <w:color w:val="0000EE"/>
+            <w:u w:val="single"/>
+          </w:rPr>
+          <w:t>Warumi 8:26–39</w:t>
+        </w:r>
+      </w:hyperlink>
+      <w:r>
+        <w:rPr>
+          <w:lang w:val="sw_KE" w:bidi="sw_KE"/>
+        </w:rPr>
+        <w:t>).</w:t>
       </w:r>
     </w:p>
     <w:p>
@@ -1062,225 +1220,10 @@
       </w:r>
       <w:r>
         <w:rPr>
-          <w:lang w:val="sw_KE" w:bidi="sw_KE"/>
-        </w:rPr>
-        <w:t>Kwenye Agano Jipya, baraka zinazingatia zaidi masuala ya kiroho kuliko yale ya kimwili. Zinahamia kutoka taifa la Waisraeli kwenda kwa kanisa na kutoka kwa muda mfupi hadi wa milele (</w:t>
-      </w:r>
-      <w:hyperlink r:id="rId46">
-        <w:r>
-          <w:rPr>
-            <w:lang w:val="sw_KE" w:bidi="sw_KE"/>
-          </w:rPr>
-          <w:rPr>
-            <w:color w:val="0000EE"/>
-            <w:u w:val="single"/>
-          </w:rPr>
-          <w:t>Mathayo 6:25</w:t>
-        </w:r>
-      </w:hyperlink>
-      <w:r>
-        <w:rPr>
-          <w:lang w:val="sw_KE" w:bidi="sw_KE"/>
-        </w:rPr>
-        <w:t xml:space="preserve">; </w:t>
-      </w:r>
-      <w:hyperlink r:id="rId47">
-        <w:r>
-          <w:rPr>
-            <w:lang w:val="sw_KE" w:bidi="sw_KE"/>
-          </w:rPr>
-          <w:rPr>
-            <w:color w:val="0000EE"/>
-            <w:u w:val="single"/>
-          </w:rPr>
-          <w:t>Waefeso 1:3</w:t>
-        </w:r>
-      </w:hyperlink>
-      <w:r>
-        <w:rPr>
-          <w:lang w:val="sw_KE" w:bidi="sw_KE"/>
-        </w:rPr>
-        <w:t xml:space="preserve">; </w:t>
-      </w:r>
-      <w:hyperlink r:id="rId48">
-        <w:r>
-          <w:rPr>
-            <w:lang w:val="sw_KE" w:bidi="sw_KE"/>
-          </w:rPr>
-          <w:rPr>
-            <w:color w:val="0000EE"/>
-            <w:u w:val="single"/>
-          </w:rPr>
-          <w:t>1 Petro 3:9</w:t>
-        </w:r>
-      </w:hyperlink>
-      <w:r>
-        <w:rPr>
-          <w:lang w:val="sw_KE" w:bidi="sw_KE"/>
-        </w:rPr>
-        <w:t>). Kupitia kifo chake, Yesu alichukua matokeo ya laana ya dhambi (</w:t>
-      </w:r>
-      <w:hyperlink r:id="rId49">
-        <w:r>
-          <w:rPr>
-            <w:lang w:val="sw_KE" w:bidi="sw_KE"/>
-          </w:rPr>
-          <w:rPr>
-            <w:color w:val="0000EE"/>
-            <w:u w:val="single"/>
-          </w:rPr>
-          <w:t>Wagalatia 3:13</w:t>
-        </w:r>
-      </w:hyperlink>
-      <w:r>
-        <w:rPr>
-          <w:lang w:val="sw_KE" w:bidi="sw_KE"/>
-        </w:rPr>
-        <w:t>). Alianzisha ufalme wa Mungu (</w:t>
-      </w:r>
-      <w:hyperlink r:id="rId50">
-        <w:r>
-          <w:rPr>
-            <w:lang w:val="sw_KE" w:bidi="sw_KE"/>
-          </w:rPr>
-          <w:rPr>
-            <w:color w:val="0000EE"/>
-            <w:u w:val="single"/>
-          </w:rPr>
-          <w:t>Mathayo 3:2</w:t>
-        </w:r>
-      </w:hyperlink>
-      <w:r>
-        <w:rPr>
-          <w:lang w:val="sw_KE" w:bidi="sw_KE"/>
-        </w:rPr>
-        <w:t xml:space="preserve">; </w:t>
-      </w:r>
-      <w:hyperlink r:id="rId51">
-        <w:r>
-          <w:rPr>
-            <w:lang w:val="sw_KE" w:bidi="sw_KE"/>
-          </w:rPr>
-          <w:rPr>
-            <w:color w:val="0000EE"/>
-            <w:u w:val="single"/>
-          </w:rPr>
-          <w:t>5:3–20</w:t>
-        </w:r>
-      </w:hyperlink>
-      <w:r>
-        <w:rPr>
-          <w:lang w:val="sw_KE" w:bidi="sw_KE"/>
-        </w:rPr>
-        <w:t xml:space="preserve">; </w:t>
-      </w:r>
-      <w:hyperlink r:id="rId52">
-        <w:r>
-          <w:rPr>
-            <w:lang w:val="sw_KE" w:bidi="sw_KE"/>
-          </w:rPr>
-          <w:rPr>
-            <w:color w:val="0000EE"/>
-            <w:u w:val="single"/>
-          </w:rPr>
-          <w:t>Yohana 3:3–5</w:t>
-        </w:r>
-      </w:hyperlink>
-      <w:r>
-        <w:rPr>
-          <w:lang w:val="sw_KE" w:bidi="sw_KE"/>
-        </w:rPr>
-        <w:t>). Alitoa msamaha wa dhambi kwa raia wake (</w:t>
-      </w:r>
-      <w:hyperlink r:id="rId53">
-        <w:r>
-          <w:rPr>
-            <w:lang w:val="sw_KE" w:bidi="sw_KE"/>
-          </w:rPr>
-          <w:rPr>
-            <w:color w:val="0000EE"/>
-            <w:u w:val="single"/>
-          </w:rPr>
-          <w:t>Warumi 4:6–25</w:t>
-        </w:r>
-      </w:hyperlink>
-      <w:r>
-        <w:rPr>
-          <w:lang w:val="sw_KE" w:bidi="sw_KE"/>
-        </w:rPr>
-        <w:t>). Sasa, Mungu anawaita Wakristo kubariki dunia (</w:t>
-      </w:r>
-      <w:hyperlink r:id="rId54">
-        <w:r>
-          <w:rPr>
-            <w:lang w:val="sw_KE" w:bidi="sw_KE"/>
-          </w:rPr>
-          <w:rPr>
-            <w:color w:val="0000EE"/>
-            <w:u w:val="single"/>
-          </w:rPr>
-          <w:t>Luka 6:27–28</w:t>
-        </w:r>
-      </w:hyperlink>
-      <w:r>
-        <w:rPr>
-          <w:lang w:val="sw_KE" w:bidi="sw_KE"/>
-        </w:rPr>
-        <w:t xml:space="preserve">; </w:t>
-      </w:r>
-      <w:hyperlink r:id="rId55">
-        <w:r>
-          <w:rPr>
-            <w:lang w:val="sw_KE" w:bidi="sw_KE"/>
-          </w:rPr>
-          <w:rPr>
-            <w:color w:val="0000EE"/>
-            <w:u w:val="single"/>
-          </w:rPr>
-          <w:t>Warumi 12:14</w:t>
-        </w:r>
-      </w:hyperlink>
-      <w:r>
-        <w:rPr>
-          <w:lang w:val="sw_KE" w:bidi="sw_KE"/>
-        </w:rPr>
-        <w:t xml:space="preserve">; tazama pia </w:t>
-      </w:r>
-      <w:hyperlink r:id="rId56">
-        <w:r>
-          <w:rPr>
-            <w:lang w:val="sw_KE" w:bidi="sw_KE"/>
-          </w:rPr>
-          <w:rPr>
-            <w:color w:val="0000EE"/>
-            <w:u w:val="single"/>
-          </w:rPr>
-          <w:t>Isaya 19:24</w:t>
-        </w:r>
-      </w:hyperlink>
-      <w:r>
-        <w:rPr>
-          <w:lang w:val="sw_KE" w:bidi="sw_KE"/>
-        </w:rPr>
-        <w:t xml:space="preserve">; </w:t>
-      </w:r>
-      <w:hyperlink r:id="rId57">
-        <w:r>
-          <w:rPr>
-            <w:lang w:val="sw_KE" w:bidi="sw_KE"/>
-          </w:rPr>
-          <w:rPr>
-            <w:color w:val="0000EE"/>
-            <w:u w:val="single"/>
-          </w:rPr>
-          <w:t>Zekaria 8:13</w:t>
-        </w:r>
-      </w:hyperlink>
-      <w:r>
-        <w:rPr>
-          <w:lang w:val="sw_KE" w:bidi="sw_KE"/>
-        </w:rPr>
-        <w:t>).</w:t>
+          <w:u w:val="single"/>
+          <w:lang w:val="sw_KE" w:bidi="sw_KE"/>
+        </w:rPr>
+        <w:t>Sehemu za Kujifunza Zaidi</w:t>
       </w:r>
     </w:p>
     <w:p>
@@ -1290,22 +1233,7 @@
           <w:lang w:val="sw_KE" w:bidi="sw_KE"/>
         </w:rPr>
       </w:r>
-      <w:r>
-        <w:rPr>
-          <w:u w:val="single"/>
-          <w:lang w:val="sw_KE" w:bidi="sw_KE"/>
-        </w:rPr>
-        <w:t>Sehemu za Kujifunza Zaidi</w:t>
-      </w:r>
-    </w:p>
-    <w:p>
-      <w:pPr/>
-      <w:r>
-        <w:rPr>
-          <w:lang w:val="sw_KE" w:bidi="sw_KE"/>
-        </w:rPr>
-      </w:r>
-      <w:hyperlink r:id="rId29">
+      <w:hyperlink r:id="rId50">
         <w:r>
           <w:rPr>
             <w:lang w:val="sw_KE" w:bidi="sw_KE"/>
@@ -1314,16 +1242,16 @@
             <w:color w:val="0000EE"/>
             <w:u w:val="single"/>
           </w:rPr>
-          <w:t>Mwanzo 1:22</w:t>
+          <w:t>Mwanzo 46:33–34</w:t>
         </w:r>
       </w:hyperlink>
       <w:r>
         <w:rPr>
           <w:lang w:val="sw_KE" w:bidi="sw_KE"/>
         </w:rPr>
-        <w:t xml:space="preserve">, </w:t>
-      </w:r>
-      <w:hyperlink r:id="rId30">
+        <w:t xml:space="preserve">; </w:t>
+      </w:r>
+      <w:hyperlink r:id="rId51">
         <w:r>
           <w:rPr>
             <w:lang w:val="sw_KE" w:bidi="sw_KE"/>
@@ -1332,7 +1260,7 @@
             <w:color w:val="0000EE"/>
             <w:u w:val="single"/>
           </w:rPr>
-          <w:t>28</w:t>
+          <w:t>Kumbukumbu la Torati 7:1–6</w:t>
         </w:r>
       </w:hyperlink>
       <w:r>
@@ -1341,6 +1269,132 @@
         </w:rPr>
         <w:t xml:space="preserve">; </w:t>
       </w:r>
+      <w:hyperlink r:id="rId52">
+        <w:r>
+          <w:rPr>
+            <w:lang w:val="sw_KE" w:bidi="sw_KE"/>
+          </w:rPr>
+          <w:rPr>
+            <w:color w:val="0000EE"/>
+            <w:u w:val="single"/>
+          </w:rPr>
+          <w:t>23:3–8</w:t>
+        </w:r>
+      </w:hyperlink>
+      <w:r>
+        <w:rPr>
+          <w:lang w:val="sw_KE" w:bidi="sw_KE"/>
+        </w:rPr>
+        <w:t xml:space="preserve">; </w:t>
+      </w:r>
+      <w:hyperlink r:id="rId53">
+        <w:r>
+          <w:rPr>
+            <w:lang w:val="sw_KE" w:bidi="sw_KE"/>
+          </w:rPr>
+          <w:rPr>
+            <w:color w:val="0000EE"/>
+            <w:u w:val="single"/>
+          </w:rPr>
+          <w:t>Esta 3:1–9</w:t>
+        </w:r>
+      </w:hyperlink>
+      <w:r>
+        <w:rPr>
+          <w:lang w:val="sw_KE" w:bidi="sw_KE"/>
+        </w:rPr>
+        <w:t xml:space="preserve">; </w:t>
+      </w:r>
+      <w:hyperlink r:id="rId54">
+        <w:r>
+          <w:rPr>
+            <w:lang w:val="sw_KE" w:bidi="sw_KE"/>
+          </w:rPr>
+          <w:rPr>
+            <w:color w:val="0000EE"/>
+            <w:u w:val="single"/>
+          </w:rPr>
+          <w:t>Mathayo 15:22–28</w:t>
+        </w:r>
+      </w:hyperlink>
+      <w:r>
+        <w:rPr>
+          <w:lang w:val="sw_KE" w:bidi="sw_KE"/>
+        </w:rPr>
+        <w:t xml:space="preserve">; </w:t>
+      </w:r>
+      <w:hyperlink r:id="rId55">
+        <w:r>
+          <w:rPr>
+            <w:lang w:val="sw_KE" w:bidi="sw_KE"/>
+          </w:rPr>
+          <w:rPr>
+            <w:color w:val="0000EE"/>
+            <w:u w:val="single"/>
+          </w:rPr>
+          <w:t>Luka 4:27</w:t>
+        </w:r>
+      </w:hyperlink>
+      <w:r>
+        <w:rPr>
+          <w:lang w:val="sw_KE" w:bidi="sw_KE"/>
+        </w:rPr>
+        <w:t xml:space="preserve">; </w:t>
+      </w:r>
+      <w:hyperlink r:id="rId56">
+        <w:r>
+          <w:rPr>
+            <w:lang w:val="sw_KE" w:bidi="sw_KE"/>
+          </w:rPr>
+          <w:rPr>
+            <w:color w:val="0000EE"/>
+            <w:u w:val="single"/>
+          </w:rPr>
+          <w:t>Matendo 10:34–35</w:t>
+        </w:r>
+      </w:hyperlink>
+      <w:r>
+        <w:rPr>
+          <w:lang w:val="sw_KE" w:bidi="sw_KE"/>
+        </w:rPr>
+        <w:t xml:space="preserve">; </w:t>
+      </w:r>
+      <w:hyperlink r:id="rId47">
+        <w:r>
+          <w:rPr>
+            <w:lang w:val="sw_KE" w:bidi="sw_KE"/>
+          </w:rPr>
+          <w:rPr>
+            <w:color w:val="0000EE"/>
+            <w:u w:val="single"/>
+          </w:rPr>
+          <w:t>Warumi 9:1–11:36</w:t>
+        </w:r>
+      </w:hyperlink>
+      <w:r>
+        <w:rPr>
+          <w:lang w:val="sw_KE" w:bidi="sw_KE"/>
+        </w:rPr>
+        <w:t xml:space="preserve">; </w:t>
+      </w:r>
+      <w:hyperlink r:id="rId57">
+        <w:r>
+          <w:rPr>
+            <w:lang w:val="sw_KE" w:bidi="sw_KE"/>
+          </w:rPr>
+          <w:rPr>
+            <w:color w:val="0000EE"/>
+            <w:u w:val="single"/>
+          </w:rPr>
+          <w:t>Wagalatia 3:26–29</w:t>
+        </w:r>
+      </w:hyperlink>
+      <w:r>
+        <w:rPr>
+          <w:lang w:val="sw_KE" w:bidi="sw_KE"/>
+        </w:rPr>
+        <w:t xml:space="preserve">; </w:t>
+      </w:r>
       <w:hyperlink r:id="rId58">
         <w:r>
           <w:rPr>
@@ -1350,2660 +1404,7 @@
             <w:color w:val="0000EE"/>
             <w:u w:val="single"/>
           </w:rPr>
-          <w:t>9:26–27</w:t>
-        </w:r>
-      </w:hyperlink>
-      <w:r>
-        <w:rPr>
-          <w:lang w:val="sw_KE" w:bidi="sw_KE"/>
-        </w:rPr>
-        <w:t xml:space="preserve">; </w:t>
-      </w:r>
-      <w:hyperlink r:id="rId33">
-        <w:r>
-          <w:rPr>
-            <w:lang w:val="sw_KE" w:bidi="sw_KE"/>
-          </w:rPr>
-          <w:rPr>
-            <w:color w:val="0000EE"/>
-            <w:u w:val="single"/>
-          </w:rPr>
-          <w:t>12:2–3</w:t>
-        </w:r>
-      </w:hyperlink>
-      <w:r>
-        <w:rPr>
-          <w:lang w:val="sw_KE" w:bidi="sw_KE"/>
-        </w:rPr>
-        <w:t xml:space="preserve">; </w:t>
-      </w:r>
-      <w:hyperlink r:id="rId59">
-        <w:r>
-          <w:rPr>
-            <w:lang w:val="sw_KE" w:bidi="sw_KE"/>
-          </w:rPr>
-          <w:rPr>
-            <w:color w:val="0000EE"/>
-            <w:u w:val="single"/>
-          </w:rPr>
-          <w:t>14:19–20</w:t>
-        </w:r>
-      </w:hyperlink>
-      <w:r>
-        <w:rPr>
-          <w:lang w:val="sw_KE" w:bidi="sw_KE"/>
-        </w:rPr>
-        <w:t xml:space="preserve">; </w:t>
-      </w:r>
-      <w:hyperlink r:id="rId60">
-        <w:r>
-          <w:rPr>
-            <w:lang w:val="sw_KE" w:bidi="sw_KE"/>
-          </w:rPr>
-          <w:rPr>
-            <w:color w:val="0000EE"/>
-            <w:u w:val="single"/>
-          </w:rPr>
-          <w:t>24:59–60</w:t>
-        </w:r>
-      </w:hyperlink>
-      <w:r>
-        <w:rPr>
-          <w:lang w:val="sw_KE" w:bidi="sw_KE"/>
-        </w:rPr>
-        <w:t xml:space="preserve">; </w:t>
-      </w:r>
-      <w:hyperlink r:id="rId61">
-        <w:r>
-          <w:rPr>
-            <w:lang w:val="sw_KE" w:bidi="sw_KE"/>
-          </w:rPr>
-          <w:rPr>
-            <w:color w:val="0000EE"/>
-            <w:u w:val="single"/>
-          </w:rPr>
-          <w:t>27:1–41</w:t>
-        </w:r>
-      </w:hyperlink>
-      <w:r>
-        <w:rPr>
-          <w:lang w:val="sw_KE" w:bidi="sw_KE"/>
-        </w:rPr>
-        <w:t xml:space="preserve">; </w:t>
-      </w:r>
-      <w:hyperlink r:id="rId62">
-        <w:r>
-          <w:rPr>
-            <w:lang w:val="sw_KE" w:bidi="sw_KE"/>
-          </w:rPr>
-          <w:rPr>
-            <w:color w:val="0000EE"/>
-            <w:u w:val="single"/>
-          </w:rPr>
-          <w:t>28:1–4</w:t>
-        </w:r>
-      </w:hyperlink>
-      <w:r>
-        <w:rPr>
-          <w:lang w:val="sw_KE" w:bidi="sw_KE"/>
-        </w:rPr>
-        <w:t xml:space="preserve">; </w:t>
-      </w:r>
-      <w:hyperlink r:id="rId63">
-        <w:r>
-          <w:rPr>
-            <w:lang w:val="sw_KE" w:bidi="sw_KE"/>
-          </w:rPr>
-          <w:rPr>
-            <w:color w:val="0000EE"/>
-            <w:u w:val="single"/>
-          </w:rPr>
-          <w:t>32:24–30</w:t>
-        </w:r>
-      </w:hyperlink>
-      <w:r>
-        <w:rPr>
-          <w:lang w:val="sw_KE" w:bidi="sw_KE"/>
-        </w:rPr>
-        <w:t xml:space="preserve">; </w:t>
-      </w:r>
-      <w:hyperlink r:id="rId64">
-        <w:r>
-          <w:rPr>
-            <w:lang w:val="sw_KE" w:bidi="sw_KE"/>
-          </w:rPr>
-          <w:rPr>
-            <w:color w:val="0000EE"/>
-            <w:u w:val="single"/>
-          </w:rPr>
-          <w:t>46:1–50:26</w:t>
-        </w:r>
-      </w:hyperlink>
-      <w:r>
-        <w:rPr>
-          <w:lang w:val="sw_KE" w:bidi="sw_KE"/>
-        </w:rPr>
-        <w:t xml:space="preserve">; </w:t>
-      </w:r>
-      <w:hyperlink r:id="rId27">
-        <w:r>
-          <w:rPr>
-            <w:lang w:val="sw_KE" w:bidi="sw_KE"/>
-          </w:rPr>
-          <w:rPr>
-            <w:color w:val="0000EE"/>
-            <w:u w:val="single"/>
-          </w:rPr>
-          <w:t>Mambo ya Walawi 26:3–13</w:t>
-        </w:r>
-      </w:hyperlink>
-      <w:r>
-        <w:rPr>
-          <w:lang w:val="sw_KE" w:bidi="sw_KE"/>
-        </w:rPr>
-        <w:t xml:space="preserve">; </w:t>
-      </w:r>
-      <w:hyperlink r:id="rId65">
-        <w:r>
-          <w:rPr>
-            <w:lang w:val="sw_KE" w:bidi="sw_KE"/>
-          </w:rPr>
-          <w:rPr>
-            <w:color w:val="0000EE"/>
-            <w:u w:val="single"/>
-          </w:rPr>
-          <w:t>Hesabu 6:22–27</w:t>
-        </w:r>
-      </w:hyperlink>
-      <w:r>
-        <w:rPr>
-          <w:lang w:val="sw_KE" w:bidi="sw_KE"/>
-        </w:rPr>
-        <w:t xml:space="preserve">; </w:t>
-      </w:r>
-      <w:hyperlink r:id="rId45">
-        <w:r>
-          <w:rPr>
-            <w:lang w:val="sw_KE" w:bidi="sw_KE"/>
-          </w:rPr>
-          <w:rPr>
-            <w:color w:val="0000EE"/>
-            <w:u w:val="single"/>
-          </w:rPr>
-          <w:t>Kumbukumbu la Torati 7:12–15</w:t>
-        </w:r>
-      </w:hyperlink>
-      <w:r>
-        <w:rPr>
-          <w:lang w:val="sw_KE" w:bidi="sw_KE"/>
-        </w:rPr>
-        <w:t xml:space="preserve">; </w:t>
-      </w:r>
-      <w:hyperlink r:id="rId40">
-        <w:r>
-          <w:rPr>
-            <w:lang w:val="sw_KE" w:bidi="sw_KE"/>
-          </w:rPr>
-          <w:rPr>
-            <w:color w:val="0000EE"/>
-            <w:u w:val="single"/>
-          </w:rPr>
-          <w:t>10:8</w:t>
-        </w:r>
-      </w:hyperlink>
-      <w:r>
-        <w:rPr>
-          <w:lang w:val="sw_KE" w:bidi="sw_KE"/>
-        </w:rPr>
-        <w:t xml:space="preserve">; </w:t>
-      </w:r>
-      <w:hyperlink r:id="rId66">
-        <w:r>
-          <w:rPr>
-            <w:lang w:val="sw_KE" w:bidi="sw_KE"/>
-          </w:rPr>
-          <w:rPr>
-            <w:color w:val="0000EE"/>
-            <w:u w:val="single"/>
-          </w:rPr>
-          <w:t>28:1–14</w:t>
-        </w:r>
-      </w:hyperlink>
-      <w:r>
-        <w:rPr>
-          <w:lang w:val="sw_KE" w:bidi="sw_KE"/>
-        </w:rPr>
-        <w:t xml:space="preserve">; </w:t>
-      </w:r>
-      <w:hyperlink r:id="rId67">
-        <w:r>
-          <w:rPr>
-            <w:lang w:val="sw_KE" w:bidi="sw_KE"/>
-          </w:rPr>
-          <w:rPr>
-            <w:color w:val="0000EE"/>
-            <w:u w:val="single"/>
-          </w:rPr>
-          <w:t>33:1–29</w:t>
-        </w:r>
-      </w:hyperlink>
-      <w:r>
-        <w:rPr>
-          <w:lang w:val="sw_KE" w:bidi="sw_KE"/>
-        </w:rPr>
-        <w:t xml:space="preserve">; </w:t>
-      </w:r>
-      <w:hyperlink r:id="rId68">
-        <w:r>
-          <w:rPr>
-            <w:lang w:val="sw_KE" w:bidi="sw_KE"/>
-          </w:rPr>
-          <w:rPr>
-            <w:color w:val="0000EE"/>
-            <w:u w:val="single"/>
-          </w:rPr>
-          <w:t>1 Samweli 2:20–21</w:t>
-        </w:r>
-      </w:hyperlink>
-      <w:r>
-        <w:rPr>
-          <w:lang w:val="sw_KE" w:bidi="sw_KE"/>
-        </w:rPr>
-        <w:t xml:space="preserve">; </w:t>
-      </w:r>
-      <w:hyperlink r:id="rId69">
-        <w:r>
-          <w:rPr>
-            <w:lang w:val="sw_KE" w:bidi="sw_KE"/>
-          </w:rPr>
-          <w:rPr>
-            <w:color w:val="0000EE"/>
-            <w:u w:val="single"/>
-          </w:rPr>
-          <w:t>Zaburi 128:1–6</w:t>
-        </w:r>
-      </w:hyperlink>
-      <w:r>
-        <w:rPr>
-          <w:lang w:val="sw_KE" w:bidi="sw_KE"/>
-        </w:rPr>
-        <w:t xml:space="preserve">; </w:t>
-      </w:r>
-      <w:hyperlink r:id="rId70">
-        <w:r>
-          <w:rPr>
-            <w:lang w:val="sw_KE" w:bidi="sw_KE"/>
-          </w:rPr>
-          <w:rPr>
-            <w:color w:val="0000EE"/>
-            <w:u w:val="single"/>
-          </w:rPr>
-          <w:t>Mathayo 5:3–12</w:t>
-        </w:r>
-      </w:hyperlink>
-      <w:r>
-        <w:rPr>
-          <w:lang w:val="sw_KE" w:bidi="sw_KE"/>
-        </w:rPr>
-        <w:t xml:space="preserve">; </w:t>
-      </w:r>
-      <w:hyperlink r:id="rId54">
-        <w:r>
-          <w:rPr>
-            <w:lang w:val="sw_KE" w:bidi="sw_KE"/>
-          </w:rPr>
-          <w:rPr>
-            <w:color w:val="0000EE"/>
-            <w:u w:val="single"/>
-          </w:rPr>
-          <w:t>Luka 6:27–28</w:t>
-        </w:r>
-      </w:hyperlink>
-      <w:r>
-        <w:rPr>
-          <w:lang w:val="sw_KE" w:bidi="sw_KE"/>
-        </w:rPr>
-        <w:t xml:space="preserve">; </w:t>
-      </w:r>
-      <w:hyperlink r:id="rId55">
-        <w:r>
-          <w:rPr>
-            <w:lang w:val="sw_KE" w:bidi="sw_KE"/>
-          </w:rPr>
-          <w:rPr>
-            <w:color w:val="0000EE"/>
-            <w:u w:val="single"/>
-          </w:rPr>
-          <w:t>Warumi 12:14</w:t>
-        </w:r>
-      </w:hyperlink>
-      <w:r>
-        <w:rPr>
-          <w:lang w:val="sw_KE" w:bidi="sw_KE"/>
-        </w:rPr>
-        <w:t xml:space="preserve">; </w:t>
-      </w:r>
-      <w:hyperlink r:id="rId71">
-        <w:r>
-          <w:rPr>
-            <w:lang w:val="sw_KE" w:bidi="sw_KE"/>
-          </w:rPr>
-          <w:rPr>
-            <w:color w:val="0000EE"/>
-            <w:u w:val="single"/>
-          </w:rPr>
-          <w:t>Wagalatia 3:13–14</w:t>
-        </w:r>
-      </w:hyperlink>
-      <w:r>
-        <w:rPr>
-          <w:lang w:val="sw_KE" w:bidi="sw_KE"/>
-        </w:rPr>
-        <w:t xml:space="preserve">; </w:t>
-      </w:r>
-      <w:hyperlink r:id="rId47">
-        <w:r>
-          <w:rPr>
-            <w:lang w:val="sw_KE" w:bidi="sw_KE"/>
-          </w:rPr>
-          <w:rPr>
-            <w:color w:val="0000EE"/>
-            <w:u w:val="single"/>
-          </w:rPr>
-          <w:t>Waefeso 1:3</w:t>
-        </w:r>
-      </w:hyperlink>
-      <w:r>
-        <w:rPr>
-          <w:lang w:val="sw_KE" w:bidi="sw_KE"/>
-        </w:rPr>
-        <w:t xml:space="preserve">; </w:t>
-      </w:r>
-      <w:hyperlink r:id="rId42">
-        <w:r>
-          <w:rPr>
-            <w:lang w:val="sw_KE" w:bidi="sw_KE"/>
-          </w:rPr>
-          <w:rPr>
-            <w:color w:val="0000EE"/>
-            <w:u w:val="single"/>
-          </w:rPr>
-          <w:t>Waebrania 7:6–7</w:t>
-        </w:r>
-      </w:hyperlink>
-      <w:r>
-        <w:rPr>
-          <w:lang w:val="sw_KE" w:bidi="sw_KE"/>
-        </w:rPr>
-        <w:t xml:space="preserve">; </w:t>
-      </w:r>
-      <w:hyperlink r:id="rId48">
-        <w:r>
-          <w:rPr>
-            <w:lang w:val="sw_KE" w:bidi="sw_KE"/>
-          </w:rPr>
-          <w:rPr>
-            <w:color w:val="0000EE"/>
-            <w:u w:val="single"/>
-          </w:rPr>
-          <w:t>1 Petro 3:9</w:t>
-        </w:r>
-      </w:hyperlink>
-      <w:r>
-        <w:rPr>
-          <w:lang w:val="sw_KE" w:bidi="sw_KE"/>
-        </w:rPr>
-      </w:r>
-      <w:r>
-        <w:rPr>
-          <w:lang w:val="sw_KE" w:bidi="sw_KE"/>
-        </w:rPr>
-      </w:r>
-    </w:p>
-    <w:p>
-      <w:pPr/>
-      <w:r>
-        <w:rPr>
-          <w:lang w:val="sw_KE" w:bidi="sw_KE"/>
-        </w:rPr>
-      </w:r>
-    </w:p>
-    <w:p>
-      <w:pPr>
-        <w:pStyle w:val="Heading2"/>
-      </w:pPr>
-      <w:r>
-        <w:rPr>
-          <w:lang w:val="sw_KE" w:bidi="sw_KE"/>
-        </w:rPr>
-        <w:t>Baraka ya Kikuhani</w:t>
-      </w:r>
-      <w:r>
-        <w:rPr>
-          <w:lang w:val="sw_KE" w:bidi="sw_KE"/>
-        </w:rPr>
-      </w:r>
-    </w:p>
-    <w:p>
-      <w:pPr/>
-      <w:r>
-        <w:rPr>
-          <w:lang w:val="sw_KE" w:bidi="sw_KE"/>
-        </w:rPr>
-      </w:r>
-      <w:r>
-        <w:rPr>
-          <w:lang w:val="sw_KE" w:bidi="sw_KE"/>
-        </w:rPr>
-        <w:t>Baraka ya kikuhani ni kifungu kinachojulikana sana na kupendwa katika Biblia ya Kiebrania (</w:t>
-      </w:r>
-      <w:hyperlink r:id="rId65">
-        <w:r>
-          <w:rPr>
-            <w:lang w:val="sw_KE" w:bidi="sw_KE"/>
-          </w:rPr>
-          <w:rPr>
-            <w:color w:val="0000EE"/>
-            <w:u w:val="single"/>
-          </w:rPr>
-          <w:t>Hesabu 6:22–27</w:t>
-        </w:r>
-      </w:hyperlink>
-      <w:r>
-        <w:rPr>
-          <w:lang w:val="sw_KE" w:bidi="sw_KE"/>
-        </w:rPr>
-        <w:t>). Kwa karne nyingi, waabudu wamepata faraja katika mistari yake mifupi lakini yenye maana. Maandishi haya maarufu ni rahisi na yanajulikana sana.</w:t>
-      </w:r>
-    </w:p>
-    <w:p>
-      <w:pPr/>
-      <w:r>
-        <w:rPr>
-          <w:lang w:val="sw_KE" w:bidi="sw_KE"/>
-        </w:rPr>
-      </w:r>
-      <w:r>
-        <w:rPr>
-          <w:lang w:val="sw_KE" w:bidi="sw_KE"/>
-        </w:rPr>
-        <w:t xml:space="preserve">Baraka ya kikuhani inahitaji kibali cha Bwana kwa kurudia jina lake katika kila ombi (“Bwana” inamaanisha </w:t>
-      </w:r>
-      <w:r>
-        <w:rPr>
-          <w:i/>
-          <w:lang w:val="sw_KE" w:bidi="sw_KE"/>
-        </w:rPr>
-        <w:t>Yahweh;</w:t>
-      </w:r>
-      <w:r>
-        <w:rPr>
-          <w:lang w:val="sw_KE" w:bidi="sw_KE"/>
-        </w:rPr>
-        <w:t xml:space="preserve"> tazama </w:t>
-      </w:r>
-      <w:r>
-        <w:rPr>
-          <w:lang w:val="sw_KE" w:bidi="sw_KE"/>
-        </w:rPr>
-        <w:t>maelezo ya somo kwenye Kutoka 3:15</w:t>
-      </w:r>
-      <w:r>
-        <w:rPr>
-          <w:lang w:val="sw_KE" w:bidi="sw_KE"/>
-        </w:rPr>
-        <w:t>). Kurudia jina la Mungu kunawakumbusha watu wake kuhusu utunzaji wake na jukumu lake katika maisha yao. Baraka hii inasisitiza uhusiano kati ya Mungu na watu wake na huwasaidia kukumbuka chanzo cha baraka zao.</w:t>
-      </w:r>
-    </w:p>
-    <w:p>
-      <w:pPr/>
-      <w:r>
-        <w:rPr>
-          <w:lang w:val="sw_KE" w:bidi="sw_KE"/>
-        </w:rPr>
-      </w:r>
-      <w:r>
-        <w:rPr>
-          <w:lang w:val="sw_KE" w:bidi="sw_KE"/>
-        </w:rPr>
-        <w:t xml:space="preserve">Sehemu nyingi za Agano la Kale zinazungumzia baraka kutoka kwa Mungu na watu (kwa mfano, </w:t>
-      </w:r>
-      <w:hyperlink r:id="rId72">
-        <w:r>
-          <w:rPr>
-            <w:lang w:val="sw_KE" w:bidi="sw_KE"/>
-          </w:rPr>
-          <w:rPr>
-            <w:color w:val="0000EE"/>
-            <w:u w:val="single"/>
-          </w:rPr>
-          <w:t>Mwanzo 12:1–3</w:t>
-        </w:r>
-      </w:hyperlink>
-      <w:r>
-        <w:rPr>
-          <w:lang w:val="sw_KE" w:bidi="sw_KE"/>
-        </w:rPr>
-        <w:t xml:space="preserve">; </w:t>
-      </w:r>
-      <w:hyperlink r:id="rId73">
-        <w:r>
-          <w:rPr>
-            <w:lang w:val="sw_KE" w:bidi="sw_KE"/>
-          </w:rPr>
-          <w:rPr>
-            <w:color w:val="0000EE"/>
-            <w:u w:val="single"/>
-          </w:rPr>
-          <w:t>27:1–40</w:t>
-        </w:r>
-      </w:hyperlink>
-      <w:r>
-        <w:rPr>
-          <w:lang w:val="sw_KE" w:bidi="sw_KE"/>
-        </w:rPr>
-        <w:t xml:space="preserve">; </w:t>
-      </w:r>
-      <w:hyperlink r:id="rId45">
-        <w:r>
-          <w:rPr>
-            <w:lang w:val="sw_KE" w:bidi="sw_KE"/>
-          </w:rPr>
-          <w:rPr>
-            <w:color w:val="0000EE"/>
-            <w:u w:val="single"/>
-          </w:rPr>
-          <w:t>Kumbukumbu la Torati 7:12–15</w:t>
-        </w:r>
-      </w:hyperlink>
-      <w:r>
-        <w:rPr>
-          <w:lang w:val="sw_KE" w:bidi="sw_KE"/>
-        </w:rPr>
-        <w:t xml:space="preserve">; </w:t>
-      </w:r>
-      <w:hyperlink r:id="rId66">
-        <w:r>
-          <w:rPr>
-            <w:lang w:val="sw_KE" w:bidi="sw_KE"/>
-          </w:rPr>
-          <w:rPr>
-            <w:color w:val="0000EE"/>
-            <w:u w:val="single"/>
-          </w:rPr>
-          <w:t>28:1–14</w:t>
-        </w:r>
-      </w:hyperlink>
-      <w:r>
-        <w:rPr>
-          <w:lang w:val="sw_KE" w:bidi="sw_KE"/>
-        </w:rPr>
-        <w:t>). Waisraeli walihitaji baraka za Mungu, msaada na kibali chake walipojiandaa kuondoka Sinai. Wasomaji wa kisasa mara nyingi hufikiria baraka kwa ujumla. Hata hivyo, Waisraeli katika nyika walizielewa kama chakula, maji, afya, watoto, ulinzi kwa maadui, na kuishi katika Nchi ya Ahadi. Katika kitabu chote cha Hesabu, Mungu alitoa mahitaji ya vitendo vya Waisraeli.</w:t>
-      </w:r>
-    </w:p>
-    <w:p>
-      <w:pPr/>
-      <w:r>
-        <w:rPr>
-          <w:lang w:val="sw_KE" w:bidi="sw_KE"/>
-        </w:rPr>
-      </w:r>
-      <w:r>
-        <w:rPr>
-          <w:lang w:val="sw_KE" w:bidi="sw_KE"/>
-        </w:rPr>
-        <w:t>Bwana aliibariki Israeli kupitia maneno ya Aroni na wanawe, makuhani (</w:t>
-      </w:r>
-      <w:hyperlink r:id="rId74">
-        <w:r>
-          <w:rPr>
-            <w:lang w:val="sw_KE" w:bidi="sw_KE"/>
-          </w:rPr>
-          <w:rPr>
-            <w:color w:val="0000EE"/>
-            <w:u w:val="single"/>
-          </w:rPr>
-          <w:t>Hesabu 6:22–23</w:t>
-        </w:r>
-      </w:hyperlink>
-      <w:r>
-        <w:rPr>
-          <w:lang w:val="sw_KE" w:bidi="sw_KE"/>
-        </w:rPr>
-        <w:t>). Mbali na kazi yao katika hema (na baadaye hekalu), makuhani walikuwa na jukumu muhimu katika maisha ya Waisraeli. Kwa mfano, makuhani walisaidia kuhakikisha haki katika nchi (</w:t>
-      </w:r>
-      <w:hyperlink r:id="rId75">
-        <w:r>
-          <w:rPr>
-            <w:lang w:val="sw_KE" w:bidi="sw_KE"/>
-          </w:rPr>
-          <w:rPr>
-            <w:color w:val="0000EE"/>
-            <w:u w:val="single"/>
-          </w:rPr>
-          <w:t>Kumbukumbu la Torati 17:8–12</w:t>
-        </w:r>
-      </w:hyperlink>
-      <w:r>
-        <w:rPr>
-          <w:lang w:val="sw_KE" w:bidi="sw_KE"/>
-        </w:rPr>
-        <w:t xml:space="preserve">). Walimsaidia mfalme katika majukumu yake, wakifuata kanuni zilizo katika </w:t>
-      </w:r>
-      <w:hyperlink r:id="rId76">
-        <w:r>
-          <w:rPr>
-            <w:lang w:val="sw_KE" w:bidi="sw_KE"/>
-          </w:rPr>
-          <w:rPr>
-            <w:color w:val="0000EE"/>
-            <w:u w:val="single"/>
-          </w:rPr>
-          <w:t>Kumbukumbu la Torati 17:18–20</w:t>
-        </w:r>
-      </w:hyperlink>
-      <w:r>
-        <w:rPr>
-          <w:lang w:val="sw_KE" w:bidi="sw_KE"/>
-        </w:rPr>
-        <w:t>. Kuhani Eli alimfariji Hana na kuongoza ukuaji wa kiroho wa Samweli kijana (</w:t>
-      </w:r>
-      <w:hyperlink r:id="rId77">
-        <w:r>
-          <w:rPr>
-            <w:lang w:val="sw_KE" w:bidi="sw_KE"/>
-          </w:rPr>
-          <w:rPr>
-            <w:color w:val="0000EE"/>
-            <w:u w:val="single"/>
-          </w:rPr>
-          <w:t>1 Samweli 1:1–3:21</w:t>
-        </w:r>
-      </w:hyperlink>
-      <w:r>
-        <w:rPr>
-          <w:lang w:val="sw_KE" w:bidi="sw_KE"/>
-        </w:rPr>
-        <w:t xml:space="preserve">). Makuhani na Walawi walikuwa na jukumu la kufundisha masomo ya kiroho kwa Waisraeli (tazama, kwa mfano, </w:t>
-      </w:r>
-      <w:hyperlink r:id="rId78">
-        <w:r>
-          <w:rPr>
-            <w:lang w:val="sw_KE" w:bidi="sw_KE"/>
-          </w:rPr>
-          <w:rPr>
-            <w:color w:val="0000EE"/>
-            <w:u w:val="single"/>
-          </w:rPr>
-          <w:t>Kumbukumbu la Torati 33:9–10</w:t>
-        </w:r>
-      </w:hyperlink>
-      <w:r>
-        <w:rPr>
-          <w:lang w:val="sw_KE" w:bidi="sw_KE"/>
-        </w:rPr>
-        <w:t xml:space="preserve">; </w:t>
-      </w:r>
-      <w:hyperlink r:id="rId79">
-        <w:r>
-          <w:rPr>
-            <w:lang w:val="sw_KE" w:bidi="sw_KE"/>
-          </w:rPr>
-          <w:rPr>
-            <w:color w:val="0000EE"/>
-            <w:u w:val="single"/>
-          </w:rPr>
-          <w:t>Nehemia 8:9–12</w:t>
-        </w:r>
-      </w:hyperlink>
-      <w:r>
-        <w:rPr>
-          <w:lang w:val="sw_KE" w:bidi="sw_KE"/>
-        </w:rPr>
-        <w:t xml:space="preserve">; </w:t>
-      </w:r>
-      <w:hyperlink r:id="rId80">
-        <w:r>
-          <w:rPr>
-            <w:lang w:val="sw_KE" w:bidi="sw_KE"/>
-          </w:rPr>
-          <w:rPr>
-            <w:color w:val="0000EE"/>
-            <w:u w:val="single"/>
-          </w:rPr>
-          <w:t>Malaki 2:5–9</w:t>
-        </w:r>
-      </w:hyperlink>
-      <w:r>
-        <w:rPr>
-          <w:lang w:val="sw_KE" w:bidi="sw_KE"/>
-        </w:rPr>
-        <w:t>).</w:t>
-      </w:r>
-    </w:p>
-    <w:p>
-      <w:pPr/>
-      <w:r>
-        <w:rPr>
-          <w:lang w:val="sw_KE" w:bidi="sw_KE"/>
-        </w:rPr>
-      </w:r>
-      <w:r>
-        <w:rPr>
-          <w:lang w:val="sw_KE" w:bidi="sw_KE"/>
-        </w:rPr>
-        <w:t xml:space="preserve">Ugunduzi muhimu wa akiolojia unasisitiza umuhimu wa baraka hii ya zamani ya kikuhani. Mnamo mwaka wa 1980, wachimbuaji walipata vitabu viwili vidogo vya fedha katika kaburi lililochongwa kwenye mwamba huko </w:t>
-      </w:r>
-      <w:r>
-        <w:rPr>
-          <w:i/>
-          <w:lang w:val="sw_KE" w:bidi="sw_KE"/>
-        </w:rPr>
-        <w:t>Ketef Hinnom</w:t>
-      </w:r>
-      <w:r>
-        <w:rPr>
-          <w:lang w:val="sw_KE" w:bidi="sw_KE"/>
-        </w:rPr>
-        <w:t xml:space="preserve">, kusini magharibi mwa Mji Mkongwe wa Yerusalemu. Wasomi wanachukulia vitu hivi (hirizi) kuwa vya mwishoni mwa miaka ya 600 au mwanzoni mwa miaka ya 500 Kabla ya Kristo (KK). Baada ya mchakato mrefu na wa uangalifu, walifungua vitabu hivyo dhaifu na kupata baraka kutoka </w:t>
-      </w:r>
-      <w:hyperlink r:id="rId39">
-        <w:r>
-          <w:rPr>
-            <w:lang w:val="sw_KE" w:bidi="sw_KE"/>
-          </w:rPr>
-          <w:rPr>
-            <w:color w:val="0000EE"/>
-            <w:u w:val="single"/>
-          </w:rPr>
-          <w:t>Hesabu 6:24–26</w:t>
-        </w:r>
-      </w:hyperlink>
-      <w:r>
-        <w:rPr>
-          <w:lang w:val="sw_KE" w:bidi="sw_KE"/>
-        </w:rPr>
-        <w:t>, inayolingana kwa karibu na maandiko ya Biblia ya Kiebrania.</w:t>
-      </w:r>
-    </w:p>
-    <w:p>
-      <w:pPr/>
-      <w:r>
-        <w:rPr>
-          <w:lang w:val="sw_KE" w:bidi="sw_KE"/>
-        </w:rPr>
-      </w:r>
-      <w:r>
-        <w:rPr>
-          <w:lang w:val="sw_KE" w:bidi="sw_KE"/>
-        </w:rPr>
-        <w:t xml:space="preserve">Katika nyakati za kale, watu wakati mwingine walivaa hati kama hizi kama vitu vya ishara (hirizi), sawa na </w:t>
-      </w:r>
-      <w:r>
-        <w:rPr>
-          <w:i/>
-          <w:lang w:val="sw_KE" w:bidi="sw_KE"/>
-        </w:rPr>
-        <w:t>tefillin</w:t>
-      </w:r>
-      <w:r>
-        <w:rPr>
-          <w:lang w:val="sw_KE" w:bidi="sw_KE"/>
-        </w:rPr>
-        <w:t xml:space="preserve"> au "phylacteries" au "sanduku za maombi" (tazama </w:t>
-      </w:r>
-      <w:hyperlink r:id="rId81">
-        <w:r>
-          <w:rPr>
-            <w:lang w:val="sw_KE" w:bidi="sw_KE"/>
-          </w:rPr>
-          <w:rPr>
-            <w:color w:val="0000EE"/>
-            <w:u w:val="single"/>
-          </w:rPr>
-          <w:t>Kumbukumbu la Torati 6:8</w:t>
-        </w:r>
-      </w:hyperlink>
-      <w:r>
-        <w:rPr>
-          <w:lang w:val="sw_KE" w:bidi="sw_KE"/>
-        </w:rPr>
-        <w:t xml:space="preserve">; </w:t>
-      </w:r>
-      <w:hyperlink r:id="rId82">
-        <w:r>
-          <w:rPr>
-            <w:lang w:val="sw_KE" w:bidi="sw_KE"/>
-          </w:rPr>
-          <w:rPr>
-            <w:color w:val="0000EE"/>
-            <w:u w:val="single"/>
-          </w:rPr>
-          <w:t>Mathayo 23:5</w:t>
-        </w:r>
-      </w:hyperlink>
-      <w:r>
-        <w:rPr>
-          <w:lang w:val="sw_KE" w:bidi="sw_KE"/>
-        </w:rPr>
-        <w:t xml:space="preserve">). Hati hizi ndogo ndizo maandiko ya kwanza kabisa ya kibiblia na zina kumbukumbu ya kwanza kabisa ya </w:t>
-      </w:r>
-      <w:r>
-        <w:rPr>
-          <w:i/>
-          <w:lang w:val="sw_KE" w:bidi="sw_KE"/>
-        </w:rPr>
-        <w:t>Yahweh</w:t>
-      </w:r>
-      <w:r>
-        <w:rPr>
-          <w:lang w:val="sw_KE" w:bidi="sw_KE"/>
-        </w:rPr>
-        <w:t>, jina la Mungu katika Agano la Kale, lililopatikana Yerusalemu. Ugunduzi huu wa akiolojia unaonyesha mvuto wa kudumu wa maandiko haya mafupi ya kibiblia.</w:t>
-      </w:r>
-    </w:p>
-    <w:p>
-      <w:pPr/>
-      <w:r>
-        <w:rPr>
-          <w:lang w:val="sw_KE" w:bidi="sw_KE"/>
-        </w:rPr>
-      </w:r>
-      <w:r>
-        <w:rPr>
-          <w:lang w:val="sw_KE" w:bidi="sw_KE"/>
-        </w:rPr>
-        <w:t xml:space="preserve">Barua nyingi za Agano Jipya zinamalizika kwa baraka kwa wasomaji. Baraka hii inafanana na baraka ya kikuhani katika Hesabu (kwa mfano, </w:t>
-      </w:r>
-      <w:hyperlink r:id="rId83">
-        <w:r>
-          <w:rPr>
-            <w:lang w:val="sw_KE" w:bidi="sw_KE"/>
-          </w:rPr>
-          <w:rPr>
-            <w:color w:val="0000EE"/>
-            <w:u w:val="single"/>
-          </w:rPr>
-          <w:t>2 Wakorintho 13:14</w:t>
-        </w:r>
-      </w:hyperlink>
-      <w:r>
-        <w:rPr>
-          <w:lang w:val="sw_KE" w:bidi="sw_KE"/>
-        </w:rPr>
-        <w:t xml:space="preserve">; </w:t>
-      </w:r>
-      <w:hyperlink r:id="rId84">
-        <w:r>
-          <w:rPr>
-            <w:lang w:val="sw_KE" w:bidi="sw_KE"/>
-          </w:rPr>
-          <w:rPr>
-            <w:color w:val="0000EE"/>
-            <w:u w:val="single"/>
-          </w:rPr>
-          <w:t>Waebrania 13:20–21</w:t>
-        </w:r>
-      </w:hyperlink>
-      <w:r>
-        <w:rPr>
-          <w:lang w:val="sw_KE" w:bidi="sw_KE"/>
-        </w:rPr>
-        <w:t>).</w:t>
-      </w:r>
-    </w:p>
-    <w:p>
-      <w:pPr/>
-      <w:r>
-        <w:rPr>
-          <w:lang w:val="sw_KE" w:bidi="sw_KE"/>
-        </w:rPr>
-      </w:r>
-      <w:r>
-        <w:rPr>
-          <w:u w:val="single"/>
-          <w:lang w:val="sw_KE" w:bidi="sw_KE"/>
-        </w:rPr>
-        <w:t>Sehemu za Kujifunza Zaidi</w:t>
-      </w:r>
-    </w:p>
-    <w:p>
-      <w:pPr/>
-      <w:r>
-        <w:rPr>
-          <w:lang w:val="sw_KE" w:bidi="sw_KE"/>
-        </w:rPr>
-      </w:r>
-      <w:hyperlink r:id="rId30">
-        <w:r>
-          <w:rPr>
-            <w:lang w:val="sw_KE" w:bidi="sw_KE"/>
-          </w:rPr>
-          <w:rPr>
-            <w:color w:val="0000EE"/>
-            <w:u w:val="single"/>
-          </w:rPr>
-          <w:t>Mwanzo 1:28</w:t>
-        </w:r>
-      </w:hyperlink>
-      <w:r>
-        <w:rPr>
-          <w:lang w:val="sw_KE" w:bidi="sw_KE"/>
-        </w:rPr>
-        <w:t xml:space="preserve">; </w:t>
-      </w:r>
-      <w:hyperlink r:id="rId85">
-        <w:r>
-          <w:rPr>
-            <w:lang w:val="sw_KE" w:bidi="sw_KE"/>
-          </w:rPr>
-          <w:rPr>
-            <w:color w:val="0000EE"/>
-            <w:u w:val="single"/>
-          </w:rPr>
-          <w:t>9:1</w:t>
-        </w:r>
-      </w:hyperlink>
-      <w:r>
-        <w:rPr>
-          <w:lang w:val="sw_KE" w:bidi="sw_KE"/>
-        </w:rPr>
-        <w:t xml:space="preserve">, </w:t>
-      </w:r>
-      <w:hyperlink r:id="rId58">
-        <w:r>
-          <w:rPr>
-            <w:lang w:val="sw_KE" w:bidi="sw_KE"/>
-          </w:rPr>
-          <w:rPr>
-            <w:color w:val="0000EE"/>
-            <w:u w:val="single"/>
-          </w:rPr>
-          <w:t>26–27</w:t>
-        </w:r>
-      </w:hyperlink>
-      <w:r>
-        <w:rPr>
-          <w:lang w:val="sw_KE" w:bidi="sw_KE"/>
-        </w:rPr>
-        <w:t xml:space="preserve">; </w:t>
-      </w:r>
-      <w:hyperlink r:id="rId72">
-        <w:r>
-          <w:rPr>
-            <w:lang w:val="sw_KE" w:bidi="sw_KE"/>
-          </w:rPr>
-          <w:rPr>
-            <w:color w:val="0000EE"/>
-            <w:u w:val="single"/>
-          </w:rPr>
-          <w:t>12:1–3</w:t>
-        </w:r>
-      </w:hyperlink>
-      <w:r>
-        <w:rPr>
-          <w:lang w:val="sw_KE" w:bidi="sw_KE"/>
-        </w:rPr>
-        <w:t xml:space="preserve">; </w:t>
-      </w:r>
-      <w:hyperlink r:id="rId59">
-        <w:r>
-          <w:rPr>
-            <w:lang w:val="sw_KE" w:bidi="sw_KE"/>
-          </w:rPr>
-          <w:rPr>
-            <w:color w:val="0000EE"/>
-            <w:u w:val="single"/>
-          </w:rPr>
-          <w:t>14:19–20</w:t>
-        </w:r>
-      </w:hyperlink>
-      <w:r>
-        <w:rPr>
-          <w:lang w:val="sw_KE" w:bidi="sw_KE"/>
-        </w:rPr>
-        <w:t xml:space="preserve">; </w:t>
-      </w:r>
-      <w:hyperlink r:id="rId62">
-        <w:r>
-          <w:rPr>
-            <w:lang w:val="sw_KE" w:bidi="sw_KE"/>
-          </w:rPr>
-          <w:rPr>
-            <w:color w:val="0000EE"/>
-            <w:u w:val="single"/>
-          </w:rPr>
-          <w:t>28:1–4</w:t>
-        </w:r>
-      </w:hyperlink>
-      <w:r>
-        <w:rPr>
-          <w:lang w:val="sw_KE" w:bidi="sw_KE"/>
-        </w:rPr>
-        <w:t xml:space="preserve">; </w:t>
-      </w:r>
-      <w:hyperlink r:id="rId86">
-        <w:r>
-          <w:rPr>
-            <w:lang w:val="sw_KE" w:bidi="sw_KE"/>
-          </w:rPr>
-          <w:rPr>
-            <w:color w:val="0000EE"/>
-            <w:u w:val="single"/>
-          </w:rPr>
-          <w:t>48:15–20</w:t>
-        </w:r>
-      </w:hyperlink>
-      <w:r>
-        <w:rPr>
-          <w:lang w:val="sw_KE" w:bidi="sw_KE"/>
-        </w:rPr>
-        <w:t xml:space="preserve">; </w:t>
-      </w:r>
-      <w:hyperlink r:id="rId87">
-        <w:r>
-          <w:rPr>
-            <w:lang w:val="sw_KE" w:bidi="sw_KE"/>
-          </w:rPr>
-          <w:rPr>
-            <w:color w:val="0000EE"/>
-            <w:u w:val="single"/>
-          </w:rPr>
-          <w:t>49:25–26</w:t>
-        </w:r>
-      </w:hyperlink>
-      <w:r>
-        <w:rPr>
-          <w:lang w:val="sw_KE" w:bidi="sw_KE"/>
-        </w:rPr>
-        <w:t xml:space="preserve">; </w:t>
-      </w:r>
-      <w:hyperlink r:id="rId38">
-        <w:r>
-          <w:rPr>
-            <w:lang w:val="sw_KE" w:bidi="sw_KE"/>
-          </w:rPr>
-          <w:rPr>
-            <w:color w:val="0000EE"/>
-            <w:u w:val="single"/>
-          </w:rPr>
-          <w:t>Mambo ya Walawi 9:22</w:t>
-        </w:r>
-      </w:hyperlink>
-      <w:r>
-        <w:rPr>
-          <w:lang w:val="sw_KE" w:bidi="sw_KE"/>
-        </w:rPr>
-        <w:t xml:space="preserve">; </w:t>
-      </w:r>
-      <w:hyperlink r:id="rId65">
-        <w:r>
-          <w:rPr>
-            <w:lang w:val="sw_KE" w:bidi="sw_KE"/>
-          </w:rPr>
-          <w:rPr>
-            <w:color w:val="0000EE"/>
-            <w:u w:val="single"/>
-          </w:rPr>
-          <w:t>Hesabu 6:22–27</w:t>
-        </w:r>
-      </w:hyperlink>
-      <w:r>
-        <w:rPr>
-          <w:lang w:val="sw_KE" w:bidi="sw_KE"/>
-        </w:rPr>
-        <w:t xml:space="preserve">; </w:t>
-      </w:r>
-      <w:hyperlink r:id="rId88">
-        <w:r>
-          <w:rPr>
-            <w:lang w:val="sw_KE" w:bidi="sw_KE"/>
-          </w:rPr>
-          <w:rPr>
-            <w:color w:val="0000EE"/>
-            <w:u w:val="single"/>
-          </w:rPr>
-          <w:t>24:1–9</w:t>
-        </w:r>
-      </w:hyperlink>
-      <w:r>
-        <w:rPr>
-          <w:lang w:val="sw_KE" w:bidi="sw_KE"/>
-        </w:rPr>
-        <w:t xml:space="preserve">; </w:t>
-      </w:r>
-      <w:hyperlink r:id="rId40">
-        <w:r>
-          <w:rPr>
-            <w:lang w:val="sw_KE" w:bidi="sw_KE"/>
-          </w:rPr>
-          <w:rPr>
-            <w:color w:val="0000EE"/>
-            <w:u w:val="single"/>
-          </w:rPr>
-          <w:t>Kumbukumbu la Torati 10:8</w:t>
-        </w:r>
-      </w:hyperlink>
-      <w:r>
-        <w:rPr>
-          <w:lang w:val="sw_KE" w:bidi="sw_KE"/>
-        </w:rPr>
-        <w:t xml:space="preserve">; </w:t>
-      </w:r>
-      <w:hyperlink r:id="rId89">
-        <w:r>
-          <w:rPr>
-            <w:lang w:val="sw_KE" w:bidi="sw_KE"/>
-          </w:rPr>
-          <w:rPr>
-            <w:color w:val="0000EE"/>
-            <w:u w:val="single"/>
-          </w:rPr>
-          <w:t>33:11–29</w:t>
-        </w:r>
-      </w:hyperlink>
-      <w:r>
-        <w:rPr>
-          <w:lang w:val="sw_KE" w:bidi="sw_KE"/>
-        </w:rPr>
-        <w:t xml:space="preserve">; </w:t>
-      </w:r>
-      <w:hyperlink r:id="rId90">
-        <w:r>
-          <w:rPr>
-            <w:lang w:val="sw_KE" w:bidi="sw_KE"/>
-          </w:rPr>
-          <w:rPr>
-            <w:color w:val="0000EE"/>
-            <w:u w:val="single"/>
-          </w:rPr>
-          <w:t>1 Samweli 2:20</w:t>
-        </w:r>
-      </w:hyperlink>
-      <w:r>
-        <w:rPr>
-          <w:lang w:val="sw_KE" w:bidi="sw_KE"/>
-        </w:rPr>
-        <w:t xml:space="preserve">; </w:t>
-      </w:r>
-      <w:hyperlink r:id="rId91">
-        <w:r>
-          <w:rPr>
-            <w:lang w:val="sw_KE" w:bidi="sw_KE"/>
-          </w:rPr>
-          <w:rPr>
-            <w:color w:val="0000EE"/>
-            <w:u w:val="single"/>
-          </w:rPr>
-          <w:t>1 Wafalme 8:55–65</w:t>
-        </w:r>
-      </w:hyperlink>
-      <w:r>
-        <w:rPr>
-          <w:lang w:val="sw_KE" w:bidi="sw_KE"/>
-        </w:rPr>
-        <w:t xml:space="preserve">; </w:t>
-      </w:r>
-      <w:hyperlink r:id="rId92">
-        <w:r>
-          <w:rPr>
-            <w:lang w:val="sw_KE" w:bidi="sw_KE"/>
-          </w:rPr>
-          <w:rPr>
-            <w:color w:val="0000EE"/>
-            <w:u w:val="single"/>
-          </w:rPr>
-          <w:t>2 Mambo ya Nyakati 30:27</w:t>
-        </w:r>
-      </w:hyperlink>
-      <w:r>
-        <w:rPr>
-          <w:lang w:val="sw_KE" w:bidi="sw_KE"/>
-        </w:rPr>
-        <w:t xml:space="preserve">; </w:t>
-      </w:r>
-      <w:hyperlink r:id="rId93">
-        <w:r>
-          <w:rPr>
-            <w:lang w:val="sw_KE" w:bidi="sw_KE"/>
-          </w:rPr>
-          <w:rPr>
-            <w:color w:val="0000EE"/>
-            <w:u w:val="single"/>
-          </w:rPr>
-          <w:t>Zaburi 115:12–15</w:t>
-        </w:r>
-      </w:hyperlink>
-      <w:r>
-        <w:rPr>
-          <w:lang w:val="sw_KE" w:bidi="sw_KE"/>
-        </w:rPr>
-        <w:t xml:space="preserve">; </w:t>
-      </w:r>
-      <w:hyperlink r:id="rId69">
-        <w:r>
-          <w:rPr>
-            <w:lang w:val="sw_KE" w:bidi="sw_KE"/>
-          </w:rPr>
-          <w:rPr>
-            <w:color w:val="0000EE"/>
-            <w:u w:val="single"/>
-          </w:rPr>
-          <w:t>128:1–6</w:t>
-        </w:r>
-      </w:hyperlink>
-      <w:r>
-        <w:rPr>
-          <w:lang w:val="sw_KE" w:bidi="sw_KE"/>
-        </w:rPr>
-        <w:t xml:space="preserve">; </w:t>
-      </w:r>
-      <w:hyperlink r:id="rId94">
-        <w:r>
-          <w:rPr>
-            <w:lang w:val="sw_KE" w:bidi="sw_KE"/>
-          </w:rPr>
-          <w:rPr>
-            <w:color w:val="0000EE"/>
-            <w:u w:val="single"/>
-          </w:rPr>
-          <w:t>Mathayo 5:3–11</w:t>
-        </w:r>
-      </w:hyperlink>
-      <w:r>
-        <w:rPr>
-          <w:lang w:val="sw_KE" w:bidi="sw_KE"/>
-        </w:rPr>
-        <w:t xml:space="preserve">; </w:t>
-      </w:r>
-      <w:hyperlink r:id="rId95">
-        <w:r>
-          <w:rPr>
-            <w:lang w:val="sw_KE" w:bidi="sw_KE"/>
-          </w:rPr>
-          <w:rPr>
-            <w:color w:val="0000EE"/>
-            <w:u w:val="single"/>
-          </w:rPr>
-          <w:t>Luka 11:27–28</w:t>
-        </w:r>
-      </w:hyperlink>
-      <w:r>
-        <w:rPr>
-          <w:lang w:val="sw_KE" w:bidi="sw_KE"/>
-        </w:rPr>
-        <w:t xml:space="preserve">; </w:t>
-      </w:r>
-      <w:hyperlink r:id="rId83">
-        <w:r>
-          <w:rPr>
-            <w:lang w:val="sw_KE" w:bidi="sw_KE"/>
-          </w:rPr>
-          <w:rPr>
-            <w:color w:val="0000EE"/>
-            <w:u w:val="single"/>
-          </w:rPr>
-          <w:t>2 Wakorintho 13:14</w:t>
-        </w:r>
-      </w:hyperlink>
-      <w:r>
-        <w:rPr>
-          <w:lang w:val="sw_KE" w:bidi="sw_KE"/>
-        </w:rPr>
-        <w:t xml:space="preserve">; </w:t>
-      </w:r>
-      <w:hyperlink r:id="rId96">
-        <w:r>
-          <w:rPr>
-            <w:lang w:val="sw_KE" w:bidi="sw_KE"/>
-          </w:rPr>
-          <w:rPr>
-            <w:color w:val="0000EE"/>
-            <w:u w:val="single"/>
-          </w:rPr>
-          <w:t>Waefeso 6:23</w:t>
-        </w:r>
-      </w:hyperlink>
-      <w:r>
-        <w:rPr>
-          <w:lang w:val="sw_KE" w:bidi="sw_KE"/>
-        </w:rPr>
-        <w:t xml:space="preserve">; </w:t>
-      </w:r>
-      <w:hyperlink r:id="rId97">
-        <w:r>
-          <w:rPr>
-            <w:lang w:val="sw_KE" w:bidi="sw_KE"/>
-          </w:rPr>
-          <w:rPr>
-            <w:color w:val="0000EE"/>
-            <w:u w:val="single"/>
-          </w:rPr>
-          <w:t>1 Wathesalonike 5:23–24</w:t>
-        </w:r>
-      </w:hyperlink>
-      <w:r>
-        <w:rPr>
-          <w:lang w:val="sw_KE" w:bidi="sw_KE"/>
-        </w:rPr>
-      </w:r>
-      <w:r>
-        <w:rPr>
-          <w:lang w:val="sw_KE" w:bidi="sw_KE"/>
-        </w:rPr>
-      </w:r>
-    </w:p>
-    <w:p>
-      <w:pPr/>
-      <w:r>
-        <w:rPr>
-          <w:lang w:val="sw_KE" w:bidi="sw_KE"/>
-        </w:rPr>
-      </w:r>
-    </w:p>
-    <w:p>
-      <w:pPr>
-        <w:pStyle w:val="Heading2"/>
-      </w:pPr>
-      <w:r>
-        <w:rPr>
-          <w:lang w:val="sw_KE" w:bidi="sw_KE"/>
-        </w:rPr>
-        <w:t>Baraka za Yesu</w:t>
-      </w:r>
-      <w:r>
-        <w:rPr>
-          <w:lang w:val="sw_KE" w:bidi="sw_KE"/>
-        </w:rPr>
-      </w:r>
-    </w:p>
-    <w:p>
-      <w:pPr/>
-      <w:r>
-        <w:rPr>
-          <w:lang w:val="sw_KE" w:bidi="sw_KE"/>
-        </w:rPr>
-      </w:r>
-      <w:r>
-        <w:rPr>
-          <w:lang w:val="sw_KE" w:bidi="sw_KE"/>
-        </w:rPr>
-        <w:t xml:space="preserve">Heri ni baraka ambazo Yesu alitoa kwa wafuasi wake. Zinapata jina lao kutoka kwa neno </w:t>
-      </w:r>
-      <w:r>
-        <w:rPr>
-          <w:i/>
-          <w:lang w:val="sw_KE" w:bidi="sw_KE"/>
-        </w:rPr>
-        <w:t>beati</w:t>
-      </w:r>
-      <w:r>
-        <w:rPr>
-          <w:lang w:val="sw_KE" w:bidi="sw_KE"/>
-        </w:rPr>
-        <w:t xml:space="preserve"> (ambalo linamaanisha heri) katika tafsiri ya Biblia ya Kilatini (Vulgate). Hakuna neno moja linaloweza kuelezea kikamilifu Yesu anachomaanisha hapa. Anaelezea upendeleo maalum wa Mungu kwa watu wake, kimwili na kiroho, na matokeo ya kuishi katika upendeleo huo.</w:t>
-      </w:r>
-    </w:p>
-    <w:p>
-      <w:pPr/>
-      <w:r>
-        <w:rPr>
-          <w:lang w:val="sw_KE" w:bidi="sw_KE"/>
-        </w:rPr>
-      </w:r>
-      <w:r>
-        <w:rPr>
-          <w:lang w:val="sw_KE" w:bidi="sw_KE"/>
-        </w:rPr>
-        <w:t xml:space="preserve">Heri zinaeleza jinsi mfuasi wa Yesu anavyopaswa kuishi na kuenenda. Yesu anawaalika watu kumfuata anaposhiriki ujumbe wa ufalme na Israeli (tazama pia </w:t>
-      </w:r>
-      <w:hyperlink r:id="rId98">
-        <w:r>
-          <w:rPr>
-            <w:lang w:val="sw_KE" w:bidi="sw_KE"/>
-          </w:rPr>
-          <w:rPr>
-            <w:color w:val="0000EE"/>
-            <w:u w:val="single"/>
-          </w:rPr>
-          <w:t>Mathayo 11:6</w:t>
-        </w:r>
-      </w:hyperlink>
-      <w:r>
-        <w:rPr>
-          <w:lang w:val="sw_KE" w:bidi="sw_KE"/>
-        </w:rPr>
-        <w:t xml:space="preserve">; </w:t>
-      </w:r>
-      <w:hyperlink r:id="rId99">
-        <w:r>
-          <w:rPr>
-            <w:lang w:val="sw_KE" w:bidi="sw_KE"/>
-          </w:rPr>
-          <w:rPr>
-            <w:color w:val="0000EE"/>
-            <w:u w:val="single"/>
-          </w:rPr>
-          <w:t>13:16</w:t>
-        </w:r>
-      </w:hyperlink>
-      <w:r>
-        <w:rPr>
-          <w:lang w:val="sw_KE" w:bidi="sw_KE"/>
-        </w:rPr>
-        <w:t xml:space="preserve">; </w:t>
-      </w:r>
-      <w:hyperlink r:id="rId100">
-        <w:r>
-          <w:rPr>
-            <w:lang w:val="sw_KE" w:bidi="sw_KE"/>
-          </w:rPr>
-          <w:rPr>
-            <w:color w:val="0000EE"/>
-            <w:u w:val="single"/>
-          </w:rPr>
-          <w:t>16:17</w:t>
-        </w:r>
-      </w:hyperlink>
-      <w:r>
-        <w:rPr>
-          <w:lang w:val="sw_KE" w:bidi="sw_KE"/>
-        </w:rPr>
-        <w:t xml:space="preserve">; </w:t>
-      </w:r>
-      <w:hyperlink r:id="rId101">
-        <w:r>
-          <w:rPr>
-            <w:lang w:val="sw_KE" w:bidi="sw_KE"/>
-          </w:rPr>
-          <w:rPr>
-            <w:color w:val="0000EE"/>
-            <w:u w:val="single"/>
-          </w:rPr>
-          <w:t>24:46</w:t>
-        </w:r>
-      </w:hyperlink>
-      <w:r>
-        <w:rPr>
-          <w:lang w:val="sw_KE" w:bidi="sw_KE"/>
-        </w:rPr>
-        <w:t>). Wale ambao Yesu anawabariki wameungama dhambi zao kwa kuitikia ujumbe wa ufalme (</w:t>
-      </w:r>
-      <w:hyperlink r:id="rId102">
-        <w:r>
-          <w:rPr>
-            <w:lang w:val="sw_KE" w:bidi="sw_KE"/>
-          </w:rPr>
-          <w:rPr>
-            <w:color w:val="0000EE"/>
-            <w:u w:val="single"/>
-          </w:rPr>
-          <w:t>Mathayo 4:17–22</w:t>
-        </w:r>
-      </w:hyperlink>
-      <w:r>
-        <w:rPr>
-          <w:lang w:val="sw_KE" w:bidi="sw_KE"/>
-        </w:rPr>
-        <w:t xml:space="preserve">). Heri zinahusiana na </w:t>
-      </w:r>
-      <w:hyperlink r:id="rId103">
-        <w:r>
-          <w:rPr>
-            <w:lang w:val="sw_KE" w:bidi="sw_KE"/>
-          </w:rPr>
-          <w:rPr>
-            <w:color w:val="0000EE"/>
-            <w:u w:val="single"/>
-          </w:rPr>
-          <w:t>Isaya 61:1–3.</w:t>
-        </w:r>
-      </w:hyperlink>
-      <w:r>
-        <w:rPr>
-          <w:lang w:val="sw_KE" w:bidi="sw_KE"/>
-        </w:rPr>
-        <w:t xml:space="preserve"> Roho Mtakatifu hutoa nguvu na kuwaongoza watu kushiriki habari njema kuhusu Yesu. Roho Mtakatifu anawabariki maskini, wanyenyekevu, na wenye haki.</w:t>
-      </w:r>
-    </w:p>
-    <w:p>
-      <w:pPr/>
-      <w:r>
-        <w:rPr>
-          <w:lang w:val="sw_KE" w:bidi="sw_KE"/>
-        </w:rPr>
-      </w:r>
-      <w:r>
-        <w:rPr>
-          <w:lang w:val="sw_KE" w:bidi="sw_KE"/>
-        </w:rPr>
-        <w:t>Kwenye Biblia, neno "heri" linamaanisha:</w:t>
-      </w:r>
-    </w:p>
-    <w:p>
-      <w:pPr>
-        <w:pStyle w:val="ListBullet"/>
-        <w:spacing w:line="240" w:lineRule="auto"/>
-        <w:ind w:left="720"/>
-      </w:pPr>
-      <w:r>
-        <w:rPr>
-          <w:lang w:val="sw_KE" w:bidi="sw_KE"/>
-        </w:rPr>
-      </w:r>
-      <w:r>
-        <w:rPr>
-          <w:lang w:val="sw_KE" w:bidi="sw_KE"/>
-        </w:rPr>
-        <w:t xml:space="preserve">Baraka hizi zinatoka kwa Mungu na zinaonyesha upendeleo wake (tazama </w:t>
-      </w:r>
-      <w:hyperlink r:id="rId104">
-        <w:r>
-          <w:rPr>
-            <w:lang w:val="sw_KE" w:bidi="sw_KE"/>
-          </w:rPr>
-          <w:rPr>
-            <w:color w:val="0000EE"/>
-            <w:u w:val="single"/>
-          </w:rPr>
-          <w:t>Mathayo 25:34</w:t>
-        </w:r>
-      </w:hyperlink>
-      <w:r>
-        <w:rPr>
-          <w:lang w:val="sw_KE" w:bidi="sw_KE"/>
-        </w:rPr>
-        <w:t>).</w:t>
-      </w:r>
-    </w:p>
-    <w:p>
-      <w:pPr>
-        <w:pStyle w:val="ListBullet"/>
-        <w:spacing w:line="240" w:lineRule="auto"/>
-        <w:ind w:left="720"/>
-      </w:pPr>
-      <w:r>
-        <w:rPr>
-          <w:lang w:val="sw_KE" w:bidi="sw_KE"/>
-        </w:rPr>
-      </w:r>
-      <w:r>
-        <w:rPr>
-          <w:lang w:val="sw_KE" w:bidi="sw_KE"/>
-        </w:rPr>
-        <w:t xml:space="preserve">Baraka zinaonyesha ahadi za Mungu zikitimia (tazama </w:t>
-      </w:r>
-      <w:hyperlink r:id="rId98">
-        <w:r>
-          <w:rPr>
-            <w:lang w:val="sw_KE" w:bidi="sw_KE"/>
-          </w:rPr>
-          <w:rPr>
-            <w:color w:val="0000EE"/>
-            <w:u w:val="single"/>
-          </w:rPr>
-          <w:t>Mathayo 11:6</w:t>
-        </w:r>
-      </w:hyperlink>
-      <w:r>
-        <w:rPr>
-          <w:lang w:val="sw_KE" w:bidi="sw_KE"/>
-        </w:rPr>
-        <w:t xml:space="preserve">; </w:t>
-      </w:r>
-      <w:hyperlink r:id="rId99">
-        <w:r>
-          <w:rPr>
-            <w:lang w:val="sw_KE" w:bidi="sw_KE"/>
-          </w:rPr>
-          <w:rPr>
-            <w:color w:val="0000EE"/>
-            <w:u w:val="single"/>
-          </w:rPr>
-          <w:t>13:16</w:t>
-        </w:r>
-      </w:hyperlink>
-      <w:r>
-        <w:rPr>
-          <w:lang w:val="sw_KE" w:bidi="sw_KE"/>
-        </w:rPr>
-        <w:t xml:space="preserve">; </w:t>
-      </w:r>
-      <w:hyperlink r:id="rId100">
-        <w:r>
-          <w:rPr>
-            <w:lang w:val="sw_KE" w:bidi="sw_KE"/>
-          </w:rPr>
-          <w:rPr>
-            <w:color w:val="0000EE"/>
-            <w:u w:val="single"/>
-          </w:rPr>
-          <w:t>16:17</w:t>
-        </w:r>
-      </w:hyperlink>
-      <w:r>
-        <w:rPr>
-          <w:lang w:val="sw_KE" w:bidi="sw_KE"/>
-        </w:rPr>
-        <w:t>).</w:t>
-      </w:r>
-    </w:p>
-    <w:p>
-      <w:pPr>
-        <w:pStyle w:val="ListBullet"/>
-        <w:spacing w:line="240" w:lineRule="auto"/>
-        <w:ind w:left="720"/>
-      </w:pPr>
-      <w:r>
-        <w:rPr>
-          <w:lang w:val="sw_KE" w:bidi="sw_KE"/>
-        </w:rPr>
-      </w:r>
-      <w:r>
-        <w:rPr>
-          <w:lang w:val="sw_KE" w:bidi="sw_KE"/>
-        </w:rPr>
-        <w:t xml:space="preserve">Baraka hubadilisha mambo kwa njia za kushangaza na kuboresha maisha ya wale wanaomwamini Mungu (tazama </w:t>
-      </w:r>
-      <w:hyperlink r:id="rId105">
-        <w:r>
-          <w:rPr>
-            <w:lang w:val="sw_KE" w:bidi="sw_KE"/>
-          </w:rPr>
-          <w:rPr>
-            <w:color w:val="0000EE"/>
-            <w:u w:val="single"/>
-          </w:rPr>
-          <w:t>Luka 1:1–2:52</w:t>
-        </w:r>
-      </w:hyperlink>
-      <w:r>
-        <w:rPr>
-          <w:lang w:val="sw_KE" w:bidi="sw_KE"/>
-        </w:rPr>
-        <w:t xml:space="preserve">; </w:t>
-      </w:r>
-      <w:hyperlink r:id="rId106">
-        <w:r>
-          <w:rPr>
-            <w:lang w:val="sw_KE" w:bidi="sw_KE"/>
-          </w:rPr>
-          <w:rPr>
-            <w:color w:val="0000EE"/>
-            <w:u w:val="single"/>
-          </w:rPr>
-          <w:t>6:20–26</w:t>
-        </w:r>
-      </w:hyperlink>
-      <w:r>
-        <w:rPr>
-          <w:lang w:val="sw_KE" w:bidi="sw_KE"/>
-        </w:rPr>
-        <w:t>).</w:t>
-      </w:r>
-    </w:p>
-    <w:p>
-      <w:pPr>
-        <w:pStyle w:val="ListBullet"/>
-        <w:spacing w:line="240" w:lineRule="auto"/>
-        <w:ind w:left="720"/>
-      </w:pPr>
-      <w:r>
-        <w:rPr>
-          <w:lang w:val="sw_KE" w:bidi="sw_KE"/>
-        </w:rPr>
-      </w:r>
-      <w:r>
-        <w:rPr>
-          <w:lang w:val="sw_KE" w:bidi="sw_KE"/>
-        </w:rPr>
-        <w:t xml:space="preserve">Ili kupokea baraka hizi, watu wanahitaji kumtii Mungu (tazama </w:t>
-      </w:r>
-      <w:hyperlink r:id="rId107">
-        <w:r>
-          <w:rPr>
-            <w:lang w:val="sw_KE" w:bidi="sw_KE"/>
-          </w:rPr>
-          <w:rPr>
-            <w:color w:val="0000EE"/>
-            <w:u w:val="single"/>
-          </w:rPr>
-          <w:t>Zaburi 1:1</w:t>
-        </w:r>
-      </w:hyperlink>
-      <w:r>
-        <w:rPr>
-          <w:lang w:val="sw_KE" w:bidi="sw_KE"/>
-        </w:rPr>
-        <w:t xml:space="preserve">, </w:t>
-      </w:r>
-      <w:hyperlink r:id="rId108">
-        <w:r>
-          <w:rPr>
-            <w:lang w:val="sw_KE" w:bidi="sw_KE"/>
-          </w:rPr>
-          <w:rPr>
-            <w:color w:val="0000EE"/>
-            <w:u w:val="single"/>
-          </w:rPr>
-          <w:t>3–6</w:t>
-        </w:r>
-      </w:hyperlink>
-      <w:r>
-        <w:rPr>
-          <w:lang w:val="sw_KE" w:bidi="sw_KE"/>
-        </w:rPr>
-        <w:t xml:space="preserve">; </w:t>
-      </w:r>
-      <w:hyperlink r:id="rId109">
-        <w:r>
-          <w:rPr>
-            <w:lang w:val="sw_KE" w:bidi="sw_KE"/>
-          </w:rPr>
-          <w:rPr>
-            <w:color w:val="0000EE"/>
-            <w:u w:val="single"/>
-          </w:rPr>
-          <w:t>106:3</w:t>
-        </w:r>
-      </w:hyperlink>
-      <w:r>
-        <w:rPr>
-          <w:lang w:val="sw_KE" w:bidi="sw_KE"/>
-        </w:rPr>
-        <w:t xml:space="preserve">; </w:t>
-      </w:r>
-      <w:hyperlink r:id="rId110">
-        <w:r>
-          <w:rPr>
-            <w:lang w:val="sw_KE" w:bidi="sw_KE"/>
-          </w:rPr>
-          <w:rPr>
-            <w:color w:val="0000EE"/>
-            <w:u w:val="single"/>
-          </w:rPr>
-          <w:t>112:1–2</w:t>
-        </w:r>
-      </w:hyperlink>
-      <w:r>
-        <w:rPr>
-          <w:lang w:val="sw_KE" w:bidi="sw_KE"/>
-        </w:rPr>
-        <w:t xml:space="preserve">; </w:t>
-      </w:r>
-      <w:hyperlink r:id="rId111">
-        <w:r>
-          <w:rPr>
-            <w:lang w:val="sw_KE" w:bidi="sw_KE"/>
-          </w:rPr>
-          <w:rPr>
-            <w:color w:val="0000EE"/>
-            <w:u w:val="single"/>
-          </w:rPr>
-          <w:t>119:1–2</w:t>
-        </w:r>
-      </w:hyperlink>
-      <w:r>
-        <w:rPr>
-          <w:lang w:val="sw_KE" w:bidi="sw_KE"/>
-        </w:rPr>
-        <w:t xml:space="preserve">; </w:t>
-      </w:r>
-      <w:hyperlink r:id="rId112">
-        <w:r>
-          <w:rPr>
-            <w:lang w:val="sw_KE" w:bidi="sw_KE"/>
-          </w:rPr>
-          <w:rPr>
-            <w:color w:val="0000EE"/>
-            <w:u w:val="single"/>
-          </w:rPr>
-          <w:t>Mithali 8:32</w:t>
-        </w:r>
-      </w:hyperlink>
-      <w:r>
-        <w:rPr>
-          <w:lang w:val="sw_KE" w:bidi="sw_KE"/>
-        </w:rPr>
-        <w:t xml:space="preserve">; </w:t>
-      </w:r>
-      <w:hyperlink r:id="rId113">
-        <w:r>
-          <w:rPr>
-            <w:lang w:val="sw_KE" w:bidi="sw_KE"/>
-          </w:rPr>
-          <w:rPr>
-            <w:color w:val="0000EE"/>
-            <w:u w:val="single"/>
-          </w:rPr>
-          <w:t>Isaya 56:2</w:t>
-        </w:r>
-      </w:hyperlink>
-      <w:r>
-        <w:rPr>
-          <w:lang w:val="sw_KE" w:bidi="sw_KE"/>
-        </w:rPr>
-        <w:t>).</w:t>
-      </w:r>
-    </w:p>
-    <w:p>
-      <w:pPr/>
-      <w:r>
-        <w:rPr>
-          <w:lang w:val="sw_KE" w:bidi="sw_KE"/>
-        </w:rPr>
-      </w:r>
-      <w:r>
-        <w:rPr>
-          <w:lang w:val="sw_KE" w:bidi="sw_KE"/>
-        </w:rPr>
-        <w:t>Baraka hizi zilianza wakati Yesu Masihi alikuja duniani. Wakristo wanaweza kuwa na uhakika kwamba watafurahia baraka hizi kikamilifu na milele.</w:t>
-      </w:r>
-    </w:p>
-    <w:p>
-      <w:pPr/>
-      <w:r>
-        <w:rPr>
-          <w:lang w:val="sw_KE" w:bidi="sw_KE"/>
-        </w:rPr>
-      </w:r>
-      <w:r>
-        <w:rPr>
-          <w:u w:val="single"/>
-          <w:lang w:val="sw_KE" w:bidi="sw_KE"/>
-        </w:rPr>
-        <w:t>Sehemu za Kujifunza Zaidi</w:t>
-      </w:r>
-    </w:p>
-    <w:p>
-      <w:pPr/>
-      <w:r>
-        <w:rPr>
-          <w:lang w:val="sw_KE" w:bidi="sw_KE"/>
-        </w:rPr>
-      </w:r>
-      <w:hyperlink r:id="rId114">
-        <w:r>
-          <w:rPr>
-            <w:lang w:val="sw_KE" w:bidi="sw_KE"/>
-          </w:rPr>
-          <w:rPr>
-            <w:color w:val="0000EE"/>
-            <w:u w:val="single"/>
-          </w:rPr>
-          <w:t>Zaburi 1:1–3</w:t>
-        </w:r>
-      </w:hyperlink>
-      <w:r>
-        <w:rPr>
-          <w:lang w:val="sw_KE" w:bidi="sw_KE"/>
-        </w:rPr>
-        <w:t xml:space="preserve">; </w:t>
-      </w:r>
-      <w:hyperlink r:id="rId109">
-        <w:r>
-          <w:rPr>
-            <w:lang w:val="sw_KE" w:bidi="sw_KE"/>
-          </w:rPr>
-          <w:rPr>
-            <w:color w:val="0000EE"/>
-            <w:u w:val="single"/>
-          </w:rPr>
-          <w:t>106:3</w:t>
-        </w:r>
-      </w:hyperlink>
-      <w:r>
-        <w:rPr>
-          <w:lang w:val="sw_KE" w:bidi="sw_KE"/>
-        </w:rPr>
-        <w:t xml:space="preserve">; </w:t>
-      </w:r>
-      <w:hyperlink r:id="rId110">
-        <w:r>
-          <w:rPr>
-            <w:lang w:val="sw_KE" w:bidi="sw_KE"/>
-          </w:rPr>
-          <w:rPr>
-            <w:color w:val="0000EE"/>
-            <w:u w:val="single"/>
-          </w:rPr>
-          <w:t>112:1–2</w:t>
-        </w:r>
-      </w:hyperlink>
-      <w:r>
-        <w:rPr>
-          <w:lang w:val="sw_KE" w:bidi="sw_KE"/>
-        </w:rPr>
-        <w:t xml:space="preserve">; </w:t>
-      </w:r>
-      <w:hyperlink r:id="rId111">
-        <w:r>
-          <w:rPr>
-            <w:lang w:val="sw_KE" w:bidi="sw_KE"/>
-          </w:rPr>
-          <w:rPr>
-            <w:color w:val="0000EE"/>
-            <w:u w:val="single"/>
-          </w:rPr>
-          <w:t>119:1–2</w:t>
-        </w:r>
-      </w:hyperlink>
-      <w:r>
-        <w:rPr>
-          <w:lang w:val="sw_KE" w:bidi="sw_KE"/>
-        </w:rPr>
-        <w:t xml:space="preserve">; </w:t>
-      </w:r>
-      <w:hyperlink r:id="rId115">
-        <w:r>
-          <w:rPr>
-            <w:lang w:val="sw_KE" w:bidi="sw_KE"/>
-          </w:rPr>
-          <w:rPr>
-            <w:color w:val="0000EE"/>
-            <w:u w:val="single"/>
-          </w:rPr>
-          <w:t>Isaya 56:1–2</w:t>
-        </w:r>
-      </w:hyperlink>
-      <w:r>
-        <w:rPr>
-          <w:lang w:val="sw_KE" w:bidi="sw_KE"/>
-        </w:rPr>
-        <w:t xml:space="preserve">; </w:t>
-      </w:r>
-      <w:hyperlink r:id="rId70">
-        <w:r>
-          <w:rPr>
-            <w:lang w:val="sw_KE" w:bidi="sw_KE"/>
-          </w:rPr>
-          <w:rPr>
-            <w:color w:val="0000EE"/>
-            <w:u w:val="single"/>
-          </w:rPr>
-          <w:t>Mathayo 5:3–12</w:t>
-        </w:r>
-      </w:hyperlink>
-      <w:r>
-        <w:rPr>
-          <w:lang w:val="sw_KE" w:bidi="sw_KE"/>
-        </w:rPr>
-        <w:t xml:space="preserve">; </w:t>
-      </w:r>
-      <w:hyperlink r:id="rId98">
-        <w:r>
-          <w:rPr>
-            <w:lang w:val="sw_KE" w:bidi="sw_KE"/>
-          </w:rPr>
-          <w:rPr>
-            <w:color w:val="0000EE"/>
-            <w:u w:val="single"/>
-          </w:rPr>
-          <w:t>11:6</w:t>
-        </w:r>
-      </w:hyperlink>
-      <w:r>
-        <w:rPr>
-          <w:lang w:val="sw_KE" w:bidi="sw_KE"/>
-        </w:rPr>
-        <w:t xml:space="preserve">; </w:t>
-      </w:r>
-      <w:hyperlink r:id="rId99">
-        <w:r>
-          <w:rPr>
-            <w:lang w:val="sw_KE" w:bidi="sw_KE"/>
-          </w:rPr>
-          <w:rPr>
-            <w:color w:val="0000EE"/>
-            <w:u w:val="single"/>
-          </w:rPr>
-          <w:t>13:16</w:t>
-        </w:r>
-      </w:hyperlink>
-      <w:r>
-        <w:rPr>
-          <w:lang w:val="sw_KE" w:bidi="sw_KE"/>
-        </w:rPr>
-        <w:t xml:space="preserve">; </w:t>
-      </w:r>
-      <w:hyperlink r:id="rId100">
-        <w:r>
-          <w:rPr>
-            <w:lang w:val="sw_KE" w:bidi="sw_KE"/>
-          </w:rPr>
-          <w:rPr>
-            <w:color w:val="0000EE"/>
-            <w:u w:val="single"/>
-          </w:rPr>
-          <w:t>16:17</w:t>
-        </w:r>
-      </w:hyperlink>
-      <w:r>
-        <w:rPr>
-          <w:lang w:val="sw_KE" w:bidi="sw_KE"/>
-        </w:rPr>
-        <w:t xml:space="preserve">; </w:t>
-      </w:r>
-      <w:hyperlink r:id="rId101">
-        <w:r>
-          <w:rPr>
-            <w:lang w:val="sw_KE" w:bidi="sw_KE"/>
-          </w:rPr>
-          <w:rPr>
-            <w:color w:val="0000EE"/>
-            <w:u w:val="single"/>
-          </w:rPr>
-          <w:t>24:46</w:t>
-        </w:r>
-      </w:hyperlink>
-      <w:r>
-        <w:rPr>
-          <w:lang w:val="sw_KE" w:bidi="sw_KE"/>
-        </w:rPr>
-        <w:t xml:space="preserve">; </w:t>
-      </w:r>
-      <w:hyperlink r:id="rId104">
-        <w:r>
-          <w:rPr>
-            <w:lang w:val="sw_KE" w:bidi="sw_KE"/>
-          </w:rPr>
-          <w:rPr>
-            <w:color w:val="0000EE"/>
-            <w:u w:val="single"/>
-          </w:rPr>
-          <w:t>25:34</w:t>
-        </w:r>
-      </w:hyperlink>
-      <w:r>
-        <w:rPr>
-          <w:lang w:val="sw_KE" w:bidi="sw_KE"/>
-        </w:rPr>
-        <w:t xml:space="preserve">; </w:t>
-      </w:r>
-      <w:hyperlink r:id="rId106">
-        <w:r>
-          <w:rPr>
-            <w:lang w:val="sw_KE" w:bidi="sw_KE"/>
-          </w:rPr>
-          <w:rPr>
-            <w:color w:val="0000EE"/>
-            <w:u w:val="single"/>
-          </w:rPr>
-          <w:t>Luka 6:20–26</w:t>
-        </w:r>
-      </w:hyperlink>
-      <w:r>
-        <w:rPr>
-          <w:lang w:val="sw_KE" w:bidi="sw_KE"/>
-        </w:rPr>
-      </w:r>
-      <w:r>
-        <w:rPr>
-          <w:lang w:val="sw_KE" w:bidi="sw_KE"/>
-        </w:rPr>
-      </w:r>
-    </w:p>
-    <w:p>
-      <w:pPr/>
-      <w:r>
-        <w:rPr>
-          <w:lang w:val="sw_KE" w:bidi="sw_KE"/>
-        </w:rPr>
-      </w:r>
-    </w:p>
-    <w:p>
-      <w:pPr>
-        <w:pStyle w:val="Heading2"/>
-      </w:pPr>
-      <w:r>
-        <w:rPr>
-          <w:lang w:val="sw_KE" w:bidi="sw_KE"/>
-        </w:rPr>
-        <w:t>Barua kwa Makanisa Saba</w:t>
-      </w:r>
-      <w:r>
-        <w:rPr>
-          <w:lang w:val="sw_KE" w:bidi="sw_KE"/>
-        </w:rPr>
-      </w:r>
-    </w:p>
-    <w:p>
-      <w:pPr/>
-      <w:r>
-        <w:rPr>
-          <w:lang w:val="sw_KE" w:bidi="sw_KE"/>
-        </w:rPr>
-      </w:r>
-      <w:r>
-        <w:rPr>
-          <w:lang w:val="sw_KE" w:bidi="sw_KE"/>
-        </w:rPr>
-        <w:t>Kwenye barua kwa makanisa saba ya Asia, mtume Yohana anatumia mtindo wa kifasihi (</w:t>
-      </w:r>
-      <w:hyperlink r:id="rId116">
-        <w:r>
-          <w:rPr>
-            <w:lang w:val="sw_KE" w:bidi="sw_KE"/>
-          </w:rPr>
-          <w:rPr>
-            <w:color w:val="0000EE"/>
-            <w:u w:val="single"/>
-          </w:rPr>
-          <w:t>Ufunuo 2–3</w:t>
-        </w:r>
-      </w:hyperlink>
-      <w:r>
-        <w:rPr>
-          <w:lang w:val="sw_KE" w:bidi="sw_KE"/>
-        </w:rPr>
-        <w:t>). Kila barua huanza na anwani kwa “malaika wa kanisa” katika mji maalum. Kisha inataja kipengele cha mwonekano wa Yesu kutoka kwenye maono ya "Mwana wa Mtu" (</w:t>
-      </w:r>
-      <w:hyperlink r:id="rId117">
-        <w:r>
-          <w:rPr>
-            <w:lang w:val="sw_KE" w:bidi="sw_KE"/>
-          </w:rPr>
-          <w:rPr>
-            <w:color w:val="0000EE"/>
-            <w:u w:val="single"/>
-          </w:rPr>
-          <w:t>1:12–18</w:t>
-        </w:r>
-      </w:hyperlink>
-      <w:r>
-        <w:rPr>
-          <w:lang w:val="sw_KE" w:bidi="sw_KE"/>
-        </w:rPr>
-        <w:t>).</w:t>
-      </w:r>
-    </w:p>
-    <w:p>
-      <w:pPr/>
-      <w:r>
-        <w:rPr>
-          <w:lang w:val="sw_KE" w:bidi="sw_KE"/>
-        </w:rPr>
-      </w:r>
-      <w:r>
-        <w:rPr>
-          <w:lang w:val="sw_KE" w:bidi="sw_KE"/>
-        </w:rPr>
-        <w:t>Yesu anasema kwamba anafahamu kila kanisa na anaelezea hali yake. Anatoa ushauri au hukumu na anaahidi zawadi kwa wale wanaotii. Kila mara, Yesu anasisitiza umuhimu wa kusikiliza kwa makini ujumbe wa Roho Mtakatifu kwa makanisa.</w:t>
-      </w:r>
-    </w:p>
-    <w:p>
-      <w:pPr/>
-      <w:r>
-        <w:rPr>
-          <w:lang w:val="sw_KE" w:bidi="sw_KE"/>
-        </w:rPr>
-      </w:r>
-      <w:r>
-        <w:rPr>
-          <w:lang w:val="sw_KE" w:bidi="sw_KE"/>
-        </w:rPr>
-        <w:t>Wafafanuzi mara nyingi hugawanya barua saba kuwa ujumbe tofauti, wakionyesha aina saba za watu au vipindi vya wakati. Hata hivyo, barua hizi zilikuwa awali kutoka kwa Yesu kwa makanisa maalum ya eneo katika Asia. Yesu anajua kila mkusanyiko wa Kikristo wa eneo na anawahimiza kumfuata kwa uaminifu.</w:t>
-      </w:r>
-    </w:p>
-    <w:p>
-      <w:pPr/>
-      <w:r>
-        <w:rPr>
-          <w:lang w:val="sw_KE" w:bidi="sw_KE"/>
-        </w:rPr>
-      </w:r>
-      <w:r>
-        <w:rPr>
-          <w:lang w:val="sw_KE" w:bidi="sw_KE"/>
-        </w:rPr>
-        <w:t>Pamoja, barua hizi zinaunda ujumbe wa umoja kwa kanisa wakati wote na mahali popote, zikijua udhaifu wake. Kila mkusanyiko wa ndani wa Wakristo unaweza kufanana na moja ya makanisa haya, na kila jamii ina watu wanaofanana na Wakristo hao. Yesu anaalika kila jamii ya Wakristo kujichunguza kwa kutumia ujumbe huu wote.</w:t>
-      </w:r>
-    </w:p>
-    <w:p>
-      <w:pPr/>
-      <w:r>
-        <w:rPr>
-          <w:lang w:val="sw_KE" w:bidi="sw_KE"/>
-        </w:rPr>
-      </w:r>
-      <w:r>
-        <w:rPr>
-          <w:u w:val="single"/>
-          <w:lang w:val="sw_KE" w:bidi="sw_KE"/>
-        </w:rPr>
-        <w:t>Sehemu za Kujifunza Zaidi</w:t>
-      </w:r>
-    </w:p>
-    <w:p>
-      <w:pPr/>
-      <w:r>
-        <w:rPr>
-          <w:lang w:val="sw_KE" w:bidi="sw_KE"/>
-        </w:rPr>
-      </w:r>
-      <w:hyperlink r:id="rId116">
-        <w:r>
-          <w:rPr>
-            <w:lang w:val="sw_KE" w:bidi="sw_KE"/>
-          </w:rPr>
-          <w:rPr>
-            <w:color w:val="0000EE"/>
-            <w:u w:val="single"/>
-          </w:rPr>
-          <w:t>Ufunuo 2:1–3:22</w:t>
-        </w:r>
-      </w:hyperlink>
-      <w:r>
-        <w:rPr>
-          <w:lang w:val="sw_KE" w:bidi="sw_KE"/>
-        </w:rPr>
-      </w:r>
-      <w:r>
-        <w:rPr>
-          <w:lang w:val="sw_KE" w:bidi="sw_KE"/>
-        </w:rPr>
-      </w:r>
-    </w:p>
-    <w:p>
-      <w:pPr/>
-      <w:r>
-        <w:rPr>
-          <w:lang w:val="sw_KE" w:bidi="sw_KE"/>
-        </w:rPr>
-      </w:r>
-    </w:p>
-    <w:p>
-      <w:pPr>
-        <w:pStyle w:val="Heading2"/>
-      </w:pPr>
-      <w:r>
-        <w:rPr>
-          <w:lang w:val="sw_KE" w:bidi="sw_KE"/>
-        </w:rPr>
-        <w:t>Bwana wa Mataifa</w:t>
-      </w:r>
-      <w:r>
-        <w:rPr>
-          <w:lang w:val="sw_KE" w:bidi="sw_KE"/>
-        </w:rPr>
-      </w:r>
-    </w:p>
-    <w:p>
-      <w:pPr/>
-      <w:r>
-        <w:rPr>
-          <w:lang w:val="sw_KE" w:bidi="sw_KE"/>
-        </w:rPr>
-      </w:r>
-      <w:r>
-        <w:rPr>
-          <w:lang w:val="sw_KE" w:bidi="sw_KE"/>
-        </w:rPr>
-        <w:t>Agano la Kale na Agano Jipya yote yanathibitisha kwamba Bwana ndiye Mungu wa kweli. Mungu ni mkuu juu ya mataifa yote na watu wote wakati wote. Hata kama watawala hawaamini au hawamtambui, Mungu anabaki kuwa na udhibiti. Wafalme na watawala wanaweza kufikiri wanadhibiti kila kitu katika nchi zao, lakini wanakosea. Bwana Mungu ndiye anayesimamia mwishowe.</w:t>
-      </w:r>
-    </w:p>
-    <w:p>
-      <w:pPr/>
-      <w:r>
-        <w:rPr>
-          <w:lang w:val="sw_KE" w:bidi="sw_KE"/>
-        </w:rPr>
-      </w:r>
-      <w:r>
-        <w:rPr>
-          <w:lang w:val="sw_KE" w:bidi="sw_KE"/>
-        </w:rPr>
-        <w:t xml:space="preserve">Manabii wa Agano la Kale walisema kwamba Bwana Mungu wa Israeli aliwachagua wafalme au watawala wa kila taifa. Mungu aliwawajibisha watawala kwa maadili ya sera zao na jinsi walivyozitekeleza. Wazo hili linaonekana wazi katika </w:t>
-      </w:r>
-      <w:hyperlink r:id="rId118">
-        <w:r>
-          <w:rPr>
-            <w:lang w:val="sw_KE" w:bidi="sw_KE"/>
-          </w:rPr>
-          <w:rPr>
-            <w:color w:val="0000EE"/>
-            <w:u w:val="single"/>
-          </w:rPr>
-          <w:t>Yeremia 18</w:t>
-        </w:r>
-      </w:hyperlink>
-      <w:r>
-        <w:rPr>
-          <w:lang w:val="sw_KE" w:bidi="sw_KE"/>
-        </w:rPr>
-        <w:t xml:space="preserve">, </w:t>
-      </w:r>
-      <w:hyperlink r:id="rId119">
-        <w:r>
-          <w:rPr>
-            <w:lang w:val="sw_KE" w:bidi="sw_KE"/>
-          </w:rPr>
-          <w:rPr>
-            <w:color w:val="0000EE"/>
-            <w:u w:val="single"/>
-          </w:rPr>
-          <w:t>25</w:t>
-        </w:r>
-      </w:hyperlink>
-      <w:r>
-        <w:rPr>
-          <w:lang w:val="sw_KE" w:bidi="sw_KE"/>
-        </w:rPr>
-        <w:t xml:space="preserve">, na </w:t>
-      </w:r>
-      <w:hyperlink r:id="rId120">
-        <w:r>
-          <w:rPr>
-            <w:lang w:val="sw_KE" w:bidi="sw_KE"/>
-          </w:rPr>
-          <w:rPr>
-            <w:color w:val="0000EE"/>
-            <w:u w:val="single"/>
-          </w:rPr>
-          <w:t>46–51</w:t>
-        </w:r>
-      </w:hyperlink>
-      <w:r>
-        <w:rPr>
-          <w:lang w:val="sw_KE" w:bidi="sw_KE"/>
-        </w:rPr>
-        <w:t>.</w:t>
-      </w:r>
-    </w:p>
-    <w:p>
-      <w:pPr/>
-      <w:r>
-        <w:rPr>
-          <w:lang w:val="sw_KE" w:bidi="sw_KE"/>
-        </w:rPr>
-      </w:r>
-      <w:r>
-        <w:rPr>
-          <w:lang w:val="sw_KE" w:bidi="sw_KE"/>
-        </w:rPr>
-        <w:t xml:space="preserve">Mataifa ambayo hayakumtambua Mungu wa kweli yangekumbana na hukumu kali. Kwa baadhi ya mataifa, Mungu anaahidi kwamba kikundi kidogo (kinachoitwa mabaki) kingepona (tazama </w:t>
-      </w:r>
-      <w:hyperlink r:id="rId120">
-        <w:r>
-          <w:rPr>
-            <w:lang w:val="sw_KE" w:bidi="sw_KE"/>
-          </w:rPr>
-          <w:rPr>
-            <w:color w:val="0000EE"/>
-            <w:u w:val="single"/>
-          </w:rPr>
-          <w:t>Yeremia 46–51</w:t>
-        </w:r>
-      </w:hyperlink>
-      <w:r>
-        <w:rPr>
-          <w:lang w:val="sw_KE" w:bidi="sw_KE"/>
-        </w:rPr>
-        <w:t>).</w:t>
-      </w:r>
-    </w:p>
-    <w:p>
-      <w:pPr/>
-      <w:r>
-        <w:rPr>
-          <w:lang w:val="sw_KE" w:bidi="sw_KE"/>
-        </w:rPr>
-      </w:r>
-      <w:r>
-        <w:rPr>
-          <w:lang w:val="sw_KE" w:bidi="sw_KE"/>
-        </w:rPr>
-        <w:t>Bwana anataka watu kutoka kila taifa wamgeukie na kumfuata kwa mioyo ya dhati na kujitolea kikamilifu. Daima ametaka watu wote waishi maisha ya haki na wapate furaha ya kumwabudu kwa kweli. Kitabu cha Ufunuo kinaelezea watu kutoka kila taifa, kabila, na lugha wakimwabudu Mungu katika siku zijazo (</w:t>
-      </w:r>
-      <w:hyperlink r:id="rId121">
-        <w:r>
-          <w:rPr>
-            <w:lang w:val="sw_KE" w:bidi="sw_KE"/>
-          </w:rPr>
-          <w:rPr>
-            <w:color w:val="0000EE"/>
-            <w:u w:val="single"/>
-          </w:rPr>
-          <w:t>Ufunuo 7:9–10</w:t>
-        </w:r>
-      </w:hyperlink>
-      <w:r>
-        <w:rPr>
-          <w:lang w:val="sw_KE" w:bidi="sw_KE"/>
-        </w:rPr>
-        <w:t>).</w:t>
-      </w:r>
-    </w:p>
-    <w:p>
-      <w:pPr/>
-      <w:r>
-        <w:rPr>
-          <w:lang w:val="sw_KE" w:bidi="sw_KE"/>
-        </w:rPr>
-      </w:r>
-      <w:r>
-        <w:rPr>
-          <w:u w:val="single"/>
-          <w:lang w:val="sw_KE" w:bidi="sw_KE"/>
-        </w:rPr>
-        <w:t>Sehemu za Kujifunza Zaidi</w:t>
-      </w:r>
-    </w:p>
-    <w:p>
-      <w:pPr/>
-      <w:r>
-        <w:rPr>
-          <w:lang w:val="sw_KE" w:bidi="sw_KE"/>
-        </w:rPr>
-      </w:r>
-      <w:hyperlink r:id="rId122">
-        <w:r>
-          <w:rPr>
-            <w:lang w:val="sw_KE" w:bidi="sw_KE"/>
-          </w:rPr>
-          <w:rPr>
-            <w:color w:val="0000EE"/>
-            <w:u w:val="single"/>
-          </w:rPr>
-          <w:t>Kutoka 8:20–22</w:t>
-        </w:r>
-      </w:hyperlink>
-      <w:r>
-        <w:rPr>
-          <w:lang w:val="sw_KE" w:bidi="sw_KE"/>
-        </w:rPr>
-        <w:t xml:space="preserve">; </w:t>
-      </w:r>
-      <w:hyperlink r:id="rId123">
-        <w:r>
-          <w:rPr>
-            <w:lang w:val="sw_KE" w:bidi="sw_KE"/>
-          </w:rPr>
-          <w:rPr>
-            <w:color w:val="0000EE"/>
-            <w:u w:val="single"/>
-          </w:rPr>
-          <w:t>9:29</w:t>
-        </w:r>
-      </w:hyperlink>
-      <w:r>
-        <w:rPr>
-          <w:lang w:val="sw_KE" w:bidi="sw_KE"/>
-        </w:rPr>
-        <w:t xml:space="preserve">; </w:t>
-      </w:r>
-      <w:hyperlink r:id="rId124">
-        <w:r>
-          <w:rPr>
-            <w:lang w:val="sw_KE" w:bidi="sw_KE"/>
-          </w:rPr>
-          <w:rPr>
-            <w:color w:val="0000EE"/>
-            <w:u w:val="single"/>
-          </w:rPr>
-          <w:t>2 Wafalme 19:22–37</w:t>
-        </w:r>
-      </w:hyperlink>
-      <w:r>
-        <w:rPr>
-          <w:lang w:val="sw_KE" w:bidi="sw_KE"/>
-        </w:rPr>
-        <w:t xml:space="preserve">; </w:t>
-      </w:r>
-      <w:hyperlink r:id="rId125">
-        <w:r>
-          <w:rPr>
-            <w:lang w:val="sw_KE" w:bidi="sw_KE"/>
-          </w:rPr>
-          <w:rPr>
-            <w:color w:val="0000EE"/>
-            <w:u w:val="single"/>
-          </w:rPr>
-          <w:t>Yeremia 18:5–11</w:t>
-        </w:r>
-      </w:hyperlink>
-      <w:r>
-        <w:rPr>
-          <w:lang w:val="sw_KE" w:bidi="sw_KE"/>
-        </w:rPr>
-        <w:t xml:space="preserve">; </w:t>
-      </w:r>
-      <w:hyperlink r:id="rId126">
-        <w:r>
-          <w:rPr>
-            <w:lang w:val="sw_KE" w:bidi="sw_KE"/>
-          </w:rPr>
-          <w:rPr>
-            <w:color w:val="0000EE"/>
-            <w:u w:val="single"/>
-          </w:rPr>
-          <w:t>25:15–29</w:t>
-        </w:r>
-      </w:hyperlink>
-      <w:r>
-        <w:rPr>
-          <w:lang w:val="sw_KE" w:bidi="sw_KE"/>
-        </w:rPr>
-        <w:t xml:space="preserve">; </w:t>
-      </w:r>
-      <w:hyperlink r:id="rId120">
-        <w:r>
-          <w:rPr>
-            <w:lang w:val="sw_KE" w:bidi="sw_KE"/>
-          </w:rPr>
-          <w:rPr>
-            <w:color w:val="0000EE"/>
-            <w:u w:val="single"/>
-          </w:rPr>
-          <w:t>46:1–51:64</w:t>
-        </w:r>
-      </w:hyperlink>
-      <w:r>
-        <w:rPr>
-          <w:lang w:val="sw_KE" w:bidi="sw_KE"/>
-        </w:rPr>
-        <w:t xml:space="preserve">; </w:t>
-      </w:r>
-      <w:hyperlink r:id="rId127">
-        <w:r>
-          <w:rPr>
-            <w:lang w:val="sw_KE" w:bidi="sw_KE"/>
-          </w:rPr>
-          <w:rPr>
-            <w:color w:val="0000EE"/>
-            <w:u w:val="single"/>
-          </w:rPr>
-          <w:t>Danieli 2:19–21</w:t>
-        </w:r>
-      </w:hyperlink>
-      <w:r>
-        <w:rPr>
-          <w:lang w:val="sw_KE" w:bidi="sw_KE"/>
-        </w:rPr>
-        <w:t xml:space="preserve">; </w:t>
-      </w:r>
-      <w:hyperlink r:id="rId128">
-        <w:r>
-          <w:rPr>
-            <w:lang w:val="sw_KE" w:bidi="sw_KE"/>
-          </w:rPr>
-          <w:rPr>
-            <w:color w:val="0000EE"/>
-            <w:u w:val="single"/>
-          </w:rPr>
-          <w:t>4:34–37</w:t>
-        </w:r>
-      </w:hyperlink>
-      <w:r>
-        <w:rPr>
-          <w:lang w:val="sw_KE" w:bidi="sw_KE"/>
-        </w:rPr>
-        <w:t xml:space="preserve">; </w:t>
-      </w:r>
-      <w:hyperlink r:id="rId129">
-        <w:r>
-          <w:rPr>
-            <w:lang w:val="sw_KE" w:bidi="sw_KE"/>
-          </w:rPr>
-          <w:rPr>
-            <w:color w:val="0000EE"/>
-            <w:u w:val="single"/>
-          </w:rPr>
-          <w:t>Hagai 2:7</w:t>
-        </w:r>
-      </w:hyperlink>
-      <w:r>
-        <w:rPr>
-          <w:lang w:val="sw_KE" w:bidi="sw_KE"/>
-        </w:rPr>
-        <w:t xml:space="preserve">; </w:t>
-      </w:r>
-      <w:hyperlink r:id="rId130">
-        <w:r>
-          <w:rPr>
-            <w:lang w:val="sw_KE" w:bidi="sw_KE"/>
-          </w:rPr>
-          <w:rPr>
-            <w:color w:val="0000EE"/>
-            <w:u w:val="single"/>
-          </w:rPr>
-          <w:t>Mathayo 28:18–20</w:t>
-        </w:r>
-      </w:hyperlink>
-      <w:r>
-        <w:rPr>
-          <w:lang w:val="sw_KE" w:bidi="sw_KE"/>
-        </w:rPr>
-        <w:t xml:space="preserve">; </w:t>
-      </w:r>
-      <w:hyperlink r:id="rId131">
-        <w:r>
-          <w:rPr>
-            <w:lang w:val="sw_KE" w:bidi="sw_KE"/>
-          </w:rPr>
-          <w:rPr>
-            <w:color w:val="0000EE"/>
-            <w:u w:val="single"/>
-          </w:rPr>
-          <w:t>Matendo 12:21–23</w:t>
-        </w:r>
-      </w:hyperlink>
-      <w:r>
-        <w:rPr>
-          <w:lang w:val="sw_KE" w:bidi="sw_KE"/>
-        </w:rPr>
-        <w:t xml:space="preserve">; </w:t>
-      </w:r>
-      <w:hyperlink r:id="rId132">
-        <w:r>
-          <w:rPr>
-            <w:lang w:val="sw_KE" w:bidi="sw_KE"/>
-          </w:rPr>
-          <w:rPr>
-            <w:color w:val="0000EE"/>
-            <w:u w:val="single"/>
-          </w:rPr>
-          <w:t>Warumi 13:1–7</w:t>
+          <w:t>Waefeso 2:14</w:t>
         </w:r>
       </w:hyperlink>
       <w:r>
@@ -5906,12 +3307,6 @@
   </w:num>
   <w:num w:numId="13" w16cid:durableId="592781308">
     <w:abstractNumId w:val="11"/>
-  </w:num>
-  <w:num w:numId="14">
-    <w:abstractNumId w:val="3"/>
-    <w:lvlOverride w:ilvl="0">
-      <w:startOverride w:val="1"/>
-    </w:lvlOverride>
   </w:num>
   <w:numIdMacAtCleanup w:val="10"/>
 </w:numbering>

--- a/swh/docx/004.content.docx
+++ b/swh/docx/004.content.docx
@@ -19,7 +19,7 @@
         <w:rPr>
           <w:lang w:val="sw_KE" w:bidi="sw_KE"/>
         </w:rPr>
-        <w:t>Resource: Tyndale Open Study Notes</w:t>
+        <w:t>Resource: Aquifer Open Study Notes (Themes)</w:t>
       </w:r>
       <w:r>
         <w:rPr>
@@ -112,7 +112,7 @@
         <w:rPr>
           <w:lang w:val="sw_KE" w:bidi="sw_KE"/>
         </w:rPr>
-        <w:t>Tyndale Open Study Notes</w:t>
+        <w:t>Aquifer Open Study Notes (Themes)</w:t>
       </w:r>
     </w:p>
     <w:p>

--- a/swh/docx/004.content.docx
+++ b/swh/docx/004.content.docx
@@ -233,18 +233,12 @@
         </w:rPr>
         <w:t>Mose aliwaagiza Waisraeli walipokuwa karibu kuingia Nchi ya Ahadi. Walikuwa na chaguo. Wangeweza kutii agano, ambalo ni maisha kama Mungu alivyoyapanga, na kuishi. Au wangeweza kukataa kutii mpango wa Muumba na kufa (</w:t>
       </w:r>
-      <w:hyperlink r:id="rId13">
-        <w:r>
-          <w:rPr>
-            <w:lang w:val="sw_KE" w:bidi="sw_KE"/>
-          </w:rPr>
-          <w:rPr>
-            <w:color w:val="0000EE"/>
-            <w:u w:val="single"/>
-          </w:rPr>
-          <w:t>Kumbukumbu la Torati 30:19</w:t>
-        </w:r>
-      </w:hyperlink>
+      <w:r>
+        <w:rPr>
+          <w:lang w:val="sw_KE" w:bidi="sw_KE"/>
+        </w:rPr>
+        <w:t>Kumbukumbu la Torati 30:19</w:t>
+      </w:r>
       <w:r>
         <w:rPr>
           <w:lang w:val="sw_KE" w:bidi="sw_KE"/>
@@ -265,18 +259,12 @@
         </w:rPr>
         <w:t>Lugha maalum ya Kumbukumbu la Torati 30 inaonekana tena katika unabii wa Yeremia wakati wa uvamizi wa Babeli. Mungu alisema, “Tazama, naweka mbele yako njia ya maisha na njia ya kifo” (</w:t>
       </w:r>
-      <w:hyperlink r:id="rId14">
-        <w:r>
-          <w:rPr>
-            <w:lang w:val="sw_KE" w:bidi="sw_KE"/>
-          </w:rPr>
-          <w:rPr>
-            <w:color w:val="0000EE"/>
-            <w:u w:val="single"/>
-          </w:rPr>
-          <w:t>Yeremia 21:8</w:t>
-        </w:r>
-      </w:hyperlink>
+      <w:r>
+        <w:rPr>
+          <w:lang w:val="sw_KE" w:bidi="sw_KE"/>
+        </w:rPr>
+        <w:t>Yeremia 21:8</w:t>
+      </w:r>
       <w:r>
         <w:rPr>
           <w:lang w:val="sw_KE" w:bidi="sw_KE"/>
@@ -297,180 +285,120 @@
         </w:rPr>
         <w:t>Mapema katika huduma ya unabii ya Yeremia, Bwana aliwapa watu wa Yuda nafasi ya kutubu (</w:t>
       </w:r>
-      <w:hyperlink r:id="rId15">
-        <w:r>
-          <w:rPr>
-            <w:lang w:val="sw_KE" w:bidi="sw_KE"/>
-          </w:rPr>
-          <w:rPr>
-            <w:color w:val="0000EE"/>
-            <w:u w:val="single"/>
-          </w:rPr>
-          <w:t>Yeremia 3:12–4:4</w:t>
-        </w:r>
-      </w:hyperlink>
+      <w:r>
+        <w:rPr>
+          <w:lang w:val="sw_KE" w:bidi="sw_KE"/>
+        </w:rPr>
+        <w:t>Yeremia 3:12–4:4</w:t>
+      </w:r>
       <w:r>
         <w:rPr>
           <w:lang w:val="sw_KE" w:bidi="sw_KE"/>
         </w:rPr>
         <w:t>). Walitakiwa kuacha ibada ya sanamu, kukubali hatia yao, na kukiri uasi wao. Kisha Mungu angewasafisha akili na mioyo yao. Angewaruhusu kuishi kwa amani katika nchi hiyo. Hata hivyo, watu waliendelea kukataa toleo hii (</w:t>
       </w:r>
-      <w:hyperlink r:id="rId16">
-        <w:r>
-          <w:rPr>
-            <w:lang w:val="sw_KE" w:bidi="sw_KE"/>
-          </w:rPr>
-          <w:rPr>
-            <w:color w:val="0000EE"/>
-            <w:u w:val="single"/>
-          </w:rPr>
-          <w:t>Yeremia 7:5–7</w:t>
-        </w:r>
-      </w:hyperlink>
+      <w:r>
+        <w:rPr>
+          <w:lang w:val="sw_KE" w:bidi="sw_KE"/>
+        </w:rPr>
+        <w:t>Yeremia 7:5–7</w:t>
+      </w:r>
       <w:r>
         <w:rPr>
           <w:lang w:val="sw_KE" w:bidi="sw_KE"/>
         </w:rPr>
         <w:t xml:space="preserve">; </w:t>
       </w:r>
-      <w:hyperlink r:id="rId17">
-        <w:r>
-          <w:rPr>
-            <w:lang w:val="sw_KE" w:bidi="sw_KE"/>
-          </w:rPr>
-          <w:rPr>
-            <w:color w:val="0000EE"/>
-            <w:u w:val="single"/>
-          </w:rPr>
-          <w:t>18:8–11</w:t>
-        </w:r>
-      </w:hyperlink>
+      <w:r>
+        <w:rPr>
+          <w:lang w:val="sw_KE" w:bidi="sw_KE"/>
+        </w:rPr>
+        <w:t>18:8–11</w:t>
+      </w:r>
       <w:r>
         <w:rPr>
           <w:lang w:val="sw_KE" w:bidi="sw_KE"/>
         </w:rPr>
         <w:t xml:space="preserve">; </w:t>
       </w:r>
-      <w:hyperlink r:id="rId18">
-        <w:r>
-          <w:rPr>
-            <w:lang w:val="sw_KE" w:bidi="sw_KE"/>
-          </w:rPr>
-          <w:rPr>
-            <w:color w:val="0000EE"/>
-            <w:u w:val="single"/>
-          </w:rPr>
-          <w:t>23:22</w:t>
-        </w:r>
-      </w:hyperlink>
+      <w:r>
+        <w:rPr>
+          <w:lang w:val="sw_KE" w:bidi="sw_KE"/>
+        </w:rPr>
+        <w:t>23:22</w:t>
+      </w:r>
       <w:r>
         <w:rPr>
           <w:lang w:val="sw_KE" w:bidi="sw_KE"/>
         </w:rPr>
         <w:t xml:space="preserve">; </w:t>
       </w:r>
-      <w:hyperlink r:id="rId19">
-        <w:r>
-          <w:rPr>
-            <w:lang w:val="sw_KE" w:bidi="sw_KE"/>
-          </w:rPr>
-          <w:rPr>
-            <w:color w:val="0000EE"/>
-            <w:u w:val="single"/>
-          </w:rPr>
-          <w:t>26:13</w:t>
-        </w:r>
-      </w:hyperlink>
+      <w:r>
+        <w:rPr>
+          <w:lang w:val="sw_KE" w:bidi="sw_KE"/>
+        </w:rPr>
+        <w:t>26:13</w:t>
+      </w:r>
       <w:r>
         <w:rPr>
           <w:lang w:val="sw_KE" w:bidi="sw_KE"/>
         </w:rPr>
         <w:t xml:space="preserve">; </w:t>
       </w:r>
-      <w:hyperlink r:id="rId20">
-        <w:r>
-          <w:rPr>
-            <w:lang w:val="sw_KE" w:bidi="sw_KE"/>
-          </w:rPr>
-          <w:rPr>
-            <w:color w:val="0000EE"/>
-            <w:u w:val="single"/>
-          </w:rPr>
-          <w:t>27:12–13</w:t>
-        </w:r>
-      </w:hyperlink>
+      <w:r>
+        <w:rPr>
+          <w:lang w:val="sw_KE" w:bidi="sw_KE"/>
+        </w:rPr>
+        <w:t>27:12–13</w:t>
+      </w:r>
       <w:r>
         <w:rPr>
           <w:lang w:val="sw_KE" w:bidi="sw_KE"/>
         </w:rPr>
         <w:t xml:space="preserve">; </w:t>
       </w:r>
-      <w:hyperlink r:id="rId21">
-        <w:r>
-          <w:rPr>
-            <w:lang w:val="sw_KE" w:bidi="sw_KE"/>
-          </w:rPr>
-          <w:rPr>
-            <w:color w:val="0000EE"/>
-            <w:u w:val="single"/>
-          </w:rPr>
-          <w:t>29:32</w:t>
-        </w:r>
-      </w:hyperlink>
+      <w:r>
+        <w:rPr>
+          <w:lang w:val="sw_KE" w:bidi="sw_KE"/>
+        </w:rPr>
+        <w:t>29:32</w:t>
+      </w:r>
       <w:r>
         <w:rPr>
           <w:lang w:val="sw_KE" w:bidi="sw_KE"/>
         </w:rPr>
         <w:t xml:space="preserve">; </w:t>
       </w:r>
-      <w:hyperlink r:id="rId22">
-        <w:r>
-          <w:rPr>
-            <w:lang w:val="sw_KE" w:bidi="sw_KE"/>
-          </w:rPr>
-          <w:rPr>
-            <w:color w:val="0000EE"/>
-            <w:u w:val="single"/>
-          </w:rPr>
-          <w:t>35:15</w:t>
-        </w:r>
-      </w:hyperlink>
+      <w:r>
+        <w:rPr>
+          <w:lang w:val="sw_KE" w:bidi="sw_KE"/>
+        </w:rPr>
+        <w:t>35:15</w:t>
+      </w:r>
       <w:r>
         <w:rPr>
           <w:lang w:val="sw_KE" w:bidi="sw_KE"/>
         </w:rPr>
         <w:t xml:space="preserve">; </w:t>
       </w:r>
-      <w:hyperlink r:id="rId23">
-        <w:r>
-          <w:rPr>
-            <w:lang w:val="sw_KE" w:bidi="sw_KE"/>
-          </w:rPr>
-          <w:rPr>
-            <w:color w:val="0000EE"/>
-            <w:u w:val="single"/>
-          </w:rPr>
-          <w:t>36:3–7</w:t>
-        </w:r>
-      </w:hyperlink>
+      <w:r>
+        <w:rPr>
+          <w:lang w:val="sw_KE" w:bidi="sw_KE"/>
+        </w:rPr>
+        <w:t>36:3–7</w:t>
+      </w:r>
       <w:r>
         <w:rPr>
           <w:lang w:val="sw_KE" w:bidi="sw_KE"/>
         </w:rPr>
         <w:t xml:space="preserve">; </w:t>
       </w:r>
-      <w:hyperlink r:id="rId24">
-        <w:r>
-          <w:rPr>
-            <w:lang w:val="sw_KE" w:bidi="sw_KE"/>
-          </w:rPr>
-          <w:rPr>
-            <w:color w:val="0000EE"/>
-            <w:u w:val="single"/>
-          </w:rPr>
-          <w:t>44:5</w:t>
-        </w:r>
-      </w:hyperlink>
+      <w:r>
+        <w:rPr>
+          <w:lang w:val="sw_KE" w:bidi="sw_KE"/>
+        </w:rPr>
+        <w:t>44:5</w:t>
+      </w:r>
       <w:r>
         <w:rPr>
           <w:lang w:val="sw_KE" w:bidi="sw_KE"/>
@@ -514,378 +442,252 @@
           <w:lang w:val="sw_KE" w:bidi="sw_KE"/>
         </w:rPr>
       </w:r>
-      <w:hyperlink r:id="rId25">
-        <w:r>
-          <w:rPr>
-            <w:lang w:val="sw_KE" w:bidi="sw_KE"/>
-          </w:rPr>
-          <w:rPr>
-            <w:color w:val="0000EE"/>
-            <w:u w:val="single"/>
-          </w:rPr>
-          <w:t>Kumbukumbu la Torati 11:26–29</w:t>
-        </w:r>
-      </w:hyperlink>
+      <w:r>
+        <w:rPr>
+          <w:lang w:val="sw_KE" w:bidi="sw_KE"/>
+        </w:rPr>
+        <w:t>Kumbukumbu la Torati 11:26–29</w:t>
+      </w:r>
       <w:r>
         <w:rPr>
           <w:lang w:val="sw_KE" w:bidi="sw_KE"/>
         </w:rPr>
         <w:t xml:space="preserve">; </w:t>
       </w:r>
-      <w:hyperlink r:id="rId26">
-        <w:r>
-          <w:rPr>
-            <w:lang w:val="sw_KE" w:bidi="sw_KE"/>
-          </w:rPr>
-          <w:rPr>
-            <w:color w:val="0000EE"/>
-            <w:u w:val="single"/>
-          </w:rPr>
-          <w:t>30:15–20</w:t>
-        </w:r>
-      </w:hyperlink>
+      <w:r>
+        <w:rPr>
+          <w:lang w:val="sw_KE" w:bidi="sw_KE"/>
+        </w:rPr>
+        <w:t>30:15–20</w:t>
+      </w:r>
       <w:r>
         <w:rPr>
           <w:lang w:val="sw_KE" w:bidi="sw_KE"/>
         </w:rPr>
         <w:t xml:space="preserve">; </w:t>
       </w:r>
-      <w:hyperlink r:id="rId27">
-        <w:r>
-          <w:rPr>
-            <w:lang w:val="sw_KE" w:bidi="sw_KE"/>
-          </w:rPr>
-          <w:rPr>
-            <w:color w:val="0000EE"/>
-            <w:u w:val="single"/>
-          </w:rPr>
-          <w:t>Mithali 9:1–18</w:t>
-        </w:r>
-      </w:hyperlink>
+      <w:r>
+        <w:rPr>
+          <w:lang w:val="sw_KE" w:bidi="sw_KE"/>
+        </w:rPr>
+        <w:t>Mithali 9:1–18</w:t>
+      </w:r>
       <w:r>
         <w:rPr>
           <w:lang w:val="sw_KE" w:bidi="sw_KE"/>
         </w:rPr>
         <w:t xml:space="preserve">; </w:t>
       </w:r>
-      <w:hyperlink r:id="rId28">
-        <w:r>
-          <w:rPr>
-            <w:lang w:val="sw_KE" w:bidi="sw_KE"/>
-          </w:rPr>
-          <w:rPr>
-            <w:color w:val="0000EE"/>
-            <w:u w:val="single"/>
-          </w:rPr>
-          <w:t>11:19</w:t>
-        </w:r>
-      </w:hyperlink>
+      <w:r>
+        <w:rPr>
+          <w:lang w:val="sw_KE" w:bidi="sw_KE"/>
+        </w:rPr>
+        <w:t>11:19</w:t>
+      </w:r>
       <w:r>
         <w:rPr>
           <w:lang w:val="sw_KE" w:bidi="sw_KE"/>
         </w:rPr>
         <w:t xml:space="preserve">; </w:t>
       </w:r>
-      <w:hyperlink r:id="rId29">
-        <w:r>
-          <w:rPr>
-            <w:lang w:val="sw_KE" w:bidi="sw_KE"/>
-          </w:rPr>
-          <w:rPr>
-            <w:color w:val="0000EE"/>
-            <w:u w:val="single"/>
-          </w:rPr>
-          <w:t>18:21</w:t>
-        </w:r>
-      </w:hyperlink>
+      <w:r>
+        <w:rPr>
+          <w:lang w:val="sw_KE" w:bidi="sw_KE"/>
+        </w:rPr>
+        <w:t>18:21</w:t>
+      </w:r>
       <w:r>
         <w:rPr>
           <w:lang w:val="sw_KE" w:bidi="sw_KE"/>
         </w:rPr>
         <w:t xml:space="preserve">; </w:t>
       </w:r>
-      <w:hyperlink r:id="rId30">
-        <w:r>
-          <w:rPr>
-            <w:lang w:val="sw_KE" w:bidi="sw_KE"/>
-          </w:rPr>
-          <w:rPr>
-            <w:color w:val="0000EE"/>
-            <w:u w:val="single"/>
-          </w:rPr>
-          <w:t>Isaya 1:19–20</w:t>
-        </w:r>
-      </w:hyperlink>
+      <w:r>
+        <w:rPr>
+          <w:lang w:val="sw_KE" w:bidi="sw_KE"/>
+        </w:rPr>
+        <w:t>Isaya 1:19–20</w:t>
+      </w:r>
       <w:r>
         <w:rPr>
           <w:lang w:val="sw_KE" w:bidi="sw_KE"/>
         </w:rPr>
         <w:t xml:space="preserve">; </w:t>
       </w:r>
-      <w:hyperlink r:id="rId31">
-        <w:r>
-          <w:rPr>
-            <w:lang w:val="sw_KE" w:bidi="sw_KE"/>
-          </w:rPr>
-          <w:rPr>
-            <w:color w:val="0000EE"/>
-            <w:u w:val="single"/>
-          </w:rPr>
-          <w:t>Yeremia 3:12–15</w:t>
-        </w:r>
-      </w:hyperlink>
+      <w:r>
+        <w:rPr>
+          <w:lang w:val="sw_KE" w:bidi="sw_KE"/>
+        </w:rPr>
+        <w:t>Yeremia 3:12–15</w:t>
+      </w:r>
       <w:r>
         <w:rPr>
           <w:lang w:val="sw_KE" w:bidi="sw_KE"/>
         </w:rPr>
         <w:t xml:space="preserve">; </w:t>
       </w:r>
-      <w:hyperlink r:id="rId32">
-        <w:r>
-          <w:rPr>
-            <w:lang w:val="sw_KE" w:bidi="sw_KE"/>
-          </w:rPr>
-          <w:rPr>
-            <w:color w:val="0000EE"/>
-            <w:u w:val="single"/>
-          </w:rPr>
-          <w:t>4:3–4</w:t>
-        </w:r>
-      </w:hyperlink>
+      <w:r>
+        <w:rPr>
+          <w:lang w:val="sw_KE" w:bidi="sw_KE"/>
+        </w:rPr>
+        <w:t>4:3–4</w:t>
+      </w:r>
       <w:r>
         <w:rPr>
           <w:lang w:val="sw_KE" w:bidi="sw_KE"/>
         </w:rPr>
         <w:t xml:space="preserve">; </w:t>
       </w:r>
-      <w:hyperlink r:id="rId16">
-        <w:r>
-          <w:rPr>
-            <w:lang w:val="sw_KE" w:bidi="sw_KE"/>
-          </w:rPr>
-          <w:rPr>
-            <w:color w:val="0000EE"/>
-            <w:u w:val="single"/>
-          </w:rPr>
-          <w:t>7:5–7</w:t>
-        </w:r>
-      </w:hyperlink>
+      <w:r>
+        <w:rPr>
+          <w:lang w:val="sw_KE" w:bidi="sw_KE"/>
+        </w:rPr>
+        <w:t>7:5–7</w:t>
+      </w:r>
       <w:r>
         <w:rPr>
           <w:lang w:val="sw_KE" w:bidi="sw_KE"/>
         </w:rPr>
         <w:t xml:space="preserve">; </w:t>
       </w:r>
-      <w:hyperlink r:id="rId33">
-        <w:r>
-          <w:rPr>
-            <w:lang w:val="sw_KE" w:bidi="sw_KE"/>
-          </w:rPr>
-          <w:rPr>
-            <w:color w:val="0000EE"/>
-            <w:u w:val="single"/>
-          </w:rPr>
-          <w:t>18:7–11</w:t>
-        </w:r>
-      </w:hyperlink>
+      <w:r>
+        <w:rPr>
+          <w:lang w:val="sw_KE" w:bidi="sw_KE"/>
+        </w:rPr>
+        <w:t>18:7–11</w:t>
+      </w:r>
       <w:r>
         <w:rPr>
           <w:lang w:val="sw_KE" w:bidi="sw_KE"/>
         </w:rPr>
         <w:t xml:space="preserve">; </w:t>
       </w:r>
-      <w:hyperlink r:id="rId34">
-        <w:r>
-          <w:rPr>
-            <w:lang w:val="sw_KE" w:bidi="sw_KE"/>
-          </w:rPr>
-          <w:rPr>
-            <w:color w:val="0000EE"/>
-            <w:u w:val="single"/>
-          </w:rPr>
-          <w:t>21:8–9</w:t>
-        </w:r>
-      </w:hyperlink>
+      <w:r>
+        <w:rPr>
+          <w:lang w:val="sw_KE" w:bidi="sw_KE"/>
+        </w:rPr>
+        <w:t>21:8–9</w:t>
+      </w:r>
       <w:r>
         <w:rPr>
           <w:lang w:val="sw_KE" w:bidi="sw_KE"/>
         </w:rPr>
         <w:t xml:space="preserve">; </w:t>
       </w:r>
-      <w:hyperlink r:id="rId18">
-        <w:r>
-          <w:rPr>
-            <w:lang w:val="sw_KE" w:bidi="sw_KE"/>
-          </w:rPr>
-          <w:rPr>
-            <w:color w:val="0000EE"/>
-            <w:u w:val="single"/>
-          </w:rPr>
-          <w:t>23:22</w:t>
-        </w:r>
-      </w:hyperlink>
+      <w:r>
+        <w:rPr>
+          <w:lang w:val="sw_KE" w:bidi="sw_KE"/>
+        </w:rPr>
+        <w:t>23:22</w:t>
+      </w:r>
       <w:r>
         <w:rPr>
           <w:lang w:val="sw_KE" w:bidi="sw_KE"/>
         </w:rPr>
         <w:t xml:space="preserve">; </w:t>
       </w:r>
-      <w:hyperlink r:id="rId19">
-        <w:r>
-          <w:rPr>
-            <w:lang w:val="sw_KE" w:bidi="sw_KE"/>
-          </w:rPr>
-          <w:rPr>
-            <w:color w:val="0000EE"/>
-            <w:u w:val="single"/>
-          </w:rPr>
-          <w:t>26:13</w:t>
-        </w:r>
-      </w:hyperlink>
+      <w:r>
+        <w:rPr>
+          <w:lang w:val="sw_KE" w:bidi="sw_KE"/>
+        </w:rPr>
+        <w:t>26:13</w:t>
+      </w:r>
       <w:r>
         <w:rPr>
           <w:lang w:val="sw_KE" w:bidi="sw_KE"/>
         </w:rPr>
         <w:t xml:space="preserve">; </w:t>
       </w:r>
-      <w:hyperlink r:id="rId35">
-        <w:r>
-          <w:rPr>
-            <w:lang w:val="sw_KE" w:bidi="sw_KE"/>
-          </w:rPr>
-          <w:rPr>
-            <w:color w:val="0000EE"/>
-            <w:u w:val="single"/>
-          </w:rPr>
-          <w:t>27:12–18</w:t>
-        </w:r>
-      </w:hyperlink>
+      <w:r>
+        <w:rPr>
+          <w:lang w:val="sw_KE" w:bidi="sw_KE"/>
+        </w:rPr>
+        <w:t>27:12–18</w:t>
+      </w:r>
       <w:r>
         <w:rPr>
           <w:lang w:val="sw_KE" w:bidi="sw_KE"/>
         </w:rPr>
         <w:t xml:space="preserve">; </w:t>
       </w:r>
-      <w:hyperlink r:id="rId22">
-        <w:r>
-          <w:rPr>
-            <w:lang w:val="sw_KE" w:bidi="sw_KE"/>
-          </w:rPr>
-          <w:rPr>
-            <w:color w:val="0000EE"/>
-            <w:u w:val="single"/>
-          </w:rPr>
-          <w:t>35:15</w:t>
-        </w:r>
-      </w:hyperlink>
+      <w:r>
+        <w:rPr>
+          <w:lang w:val="sw_KE" w:bidi="sw_KE"/>
+        </w:rPr>
+        <w:t>35:15</w:t>
+      </w:r>
       <w:r>
         <w:rPr>
           <w:lang w:val="sw_KE" w:bidi="sw_KE"/>
         </w:rPr>
         <w:t xml:space="preserve">; </w:t>
       </w:r>
-      <w:hyperlink r:id="rId23">
-        <w:r>
-          <w:rPr>
-            <w:lang w:val="sw_KE" w:bidi="sw_KE"/>
-          </w:rPr>
-          <w:rPr>
-            <w:color w:val="0000EE"/>
-            <w:u w:val="single"/>
-          </w:rPr>
-          <w:t>36:3–7</w:t>
-        </w:r>
-      </w:hyperlink>
+      <w:r>
+        <w:rPr>
+          <w:lang w:val="sw_KE" w:bidi="sw_KE"/>
+        </w:rPr>
+        <w:t>36:3–7</w:t>
+      </w:r>
       <w:r>
         <w:rPr>
           <w:lang w:val="sw_KE" w:bidi="sw_KE"/>
         </w:rPr>
         <w:t xml:space="preserve">; </w:t>
       </w:r>
-      <w:hyperlink r:id="rId24">
-        <w:r>
-          <w:rPr>
-            <w:lang w:val="sw_KE" w:bidi="sw_KE"/>
-          </w:rPr>
-          <w:rPr>
-            <w:color w:val="0000EE"/>
-            <w:u w:val="single"/>
-          </w:rPr>
-          <w:t>44:5</w:t>
-        </w:r>
-      </w:hyperlink>
+      <w:r>
+        <w:rPr>
+          <w:lang w:val="sw_KE" w:bidi="sw_KE"/>
+        </w:rPr>
+        <w:t>44:5</w:t>
+      </w:r>
       <w:r>
         <w:rPr>
           <w:lang w:val="sw_KE" w:bidi="sw_KE"/>
         </w:rPr>
         <w:t xml:space="preserve">; </w:t>
       </w:r>
-      <w:hyperlink r:id="rId36">
-        <w:r>
-          <w:rPr>
-            <w:lang w:val="sw_KE" w:bidi="sw_KE"/>
-          </w:rPr>
-          <w:rPr>
-            <w:color w:val="0000EE"/>
-            <w:u w:val="single"/>
-          </w:rPr>
-          <w:t>Ezekieli 18:23–24</w:t>
-        </w:r>
-      </w:hyperlink>
+      <w:r>
+        <w:rPr>
+          <w:lang w:val="sw_KE" w:bidi="sw_KE"/>
+        </w:rPr>
+        <w:t>Ezekieli 18:23–24</w:t>
+      </w:r>
       <w:r>
         <w:rPr>
           <w:lang w:val="sw_KE" w:bidi="sw_KE"/>
         </w:rPr>
         <w:t xml:space="preserve">; </w:t>
       </w:r>
-      <w:hyperlink r:id="rId37">
-        <w:r>
-          <w:rPr>
-            <w:lang w:val="sw_KE" w:bidi="sw_KE"/>
-          </w:rPr>
-          <w:rPr>
-            <w:color w:val="0000EE"/>
-            <w:u w:val="single"/>
-          </w:rPr>
-          <w:t>Warumi 6:23</w:t>
-        </w:r>
-      </w:hyperlink>
+      <w:r>
+        <w:rPr>
+          <w:lang w:val="sw_KE" w:bidi="sw_KE"/>
+        </w:rPr>
+        <w:t>Warumi 6:23</w:t>
+      </w:r>
       <w:r>
         <w:rPr>
           <w:lang w:val="sw_KE" w:bidi="sw_KE"/>
         </w:rPr>
         <w:t xml:space="preserve">; </w:t>
       </w:r>
-      <w:hyperlink r:id="rId38">
-        <w:r>
-          <w:rPr>
-            <w:lang w:val="sw_KE" w:bidi="sw_KE"/>
-          </w:rPr>
-          <w:rPr>
-            <w:color w:val="0000EE"/>
-            <w:u w:val="single"/>
-          </w:rPr>
-          <w:t>8:6</w:t>
-        </w:r>
-      </w:hyperlink>
+      <w:r>
+        <w:rPr>
+          <w:lang w:val="sw_KE" w:bidi="sw_KE"/>
+        </w:rPr>
+        <w:t>8:6</w:t>
+      </w:r>
       <w:r>
         <w:rPr>
           <w:lang w:val="sw_KE" w:bidi="sw_KE"/>
         </w:rPr>
         <w:t xml:space="preserve">; </w:t>
       </w:r>
-      <w:hyperlink r:id="rId39">
-        <w:r>
-          <w:rPr>
-            <w:lang w:val="sw_KE" w:bidi="sw_KE"/>
-          </w:rPr>
-          <w:rPr>
-            <w:color w:val="0000EE"/>
-            <w:u w:val="single"/>
-          </w:rPr>
-          <w:t>Ufunuo 2:10</w:t>
-        </w:r>
-      </w:hyperlink>
+      <w:r>
+        <w:rPr>
+          <w:lang w:val="sw_KE" w:bidi="sw_KE"/>
+        </w:rPr>
+        <w:t>Ufunuo 2:10</w:t>
+      </w:r>
       <w:r>
         <w:rPr>
           <w:lang w:val="sw_KE" w:bidi="sw_KE"/>
@@ -948,36 +750,24 @@
         </w:rPr>
         <w:t>Katika kitabu cha Esta, Hamani alimchukia Mordekai kwa sababu Mordekai alikataa kuinama kama kila mtu mwingine wakati Hamani alipita (</w:t>
       </w:r>
-      <w:hyperlink r:id="rId40">
-        <w:r>
-          <w:rPr>
-            <w:lang w:val="sw_KE" w:bidi="sw_KE"/>
-          </w:rPr>
-          <w:rPr>
-            <w:color w:val="0000EE"/>
-            <w:u w:val="single"/>
-          </w:rPr>
-          <w:t>Esta 3:1–5</w:t>
-        </w:r>
-      </w:hyperlink>
+      <w:r>
+        <w:rPr>
+          <w:lang w:val="sw_KE" w:bidi="sw_KE"/>
+        </w:rPr>
+        <w:t>Esta 3:1–5</w:t>
+      </w:r>
       <w:r>
         <w:rPr>
           <w:lang w:val="sw_KE" w:bidi="sw_KE"/>
         </w:rPr>
         <w:t>). Hamani alimchukia Mordekai, mtu mwenye uadilifu ambaye hangefuata sheria kinyume na imani zake. Chuki hii binafsi kwa Mordekai, Myahudi, ikawa tamaa ya kuwaangamiza Wayahudi wote (</w:t>
       </w:r>
-      <w:hyperlink r:id="rId41">
-        <w:r>
-          <w:rPr>
-            <w:lang w:val="sw_KE" w:bidi="sw_KE"/>
-          </w:rPr>
-          <w:rPr>
-            <w:color w:val="0000EE"/>
-            <w:u w:val="single"/>
-          </w:rPr>
-          <w:t>3:6</w:t>
-        </w:r>
-      </w:hyperlink>
+      <w:r>
+        <w:rPr>
+          <w:lang w:val="sw_KE" w:bidi="sw_KE"/>
+        </w:rPr>
+        <w:t>3:6</w:t>
+      </w:r>
       <w:r>
         <w:rPr>
           <w:lang w:val="sw_KE" w:bidi="sw_KE"/>
@@ -1038,18 +828,12 @@
         </w:rPr>
         <w:t>hawakuwa wakifuata baadhi ya sheria za mfalme (</w:t>
       </w:r>
-      <w:hyperlink r:id="rId42">
-        <w:r>
-          <w:rPr>
-            <w:lang w:val="sw_KE" w:bidi="sw_KE"/>
-          </w:rPr>
-          <w:rPr>
-            <w:color w:val="0000EE"/>
-            <w:u w:val="single"/>
-          </w:rPr>
-          <w:t>3:8</w:t>
-        </w:r>
-      </w:hyperlink>
+      <w:r>
+        <w:rPr>
+          <w:lang w:val="sw_KE" w:bidi="sw_KE"/>
+        </w:rPr>
+        <w:t>3:8</w:t>
+      </w:r>
       <w:r>
         <w:rPr>
           <w:lang w:val="sw_KE" w:bidi="sw_KE"/>
@@ -1084,126 +868,84 @@
         </w:rPr>
         <w:t xml:space="preserve">Mungu haidhinishi chuki dhidi ya kundi lolote la kikabila au kidini. Hatimaye atawawajibisha wale wanaopanga mipango mibaya kama hiyo (tazama </w:t>
       </w:r>
-      <w:hyperlink r:id="rId43">
-        <w:r>
-          <w:rPr>
-            <w:lang w:val="sw_KE" w:bidi="sw_KE"/>
-          </w:rPr>
-          <w:rPr>
-            <w:color w:val="0000EE"/>
-            <w:u w:val="single"/>
-          </w:rPr>
-          <w:t>Kumbukumbu la Torati 30:7</w:t>
-        </w:r>
-      </w:hyperlink>
+      <w:r>
+        <w:rPr>
+          <w:lang w:val="sw_KE" w:bidi="sw_KE"/>
+        </w:rPr>
+        <w:t>Kumbukumbu la Torati 30:7</w:t>
+      </w:r>
       <w:r>
         <w:rPr>
           <w:lang w:val="sw_KE" w:bidi="sw_KE"/>
         </w:rPr>
         <w:t xml:space="preserve">; </w:t>
       </w:r>
-      <w:hyperlink r:id="rId44">
-        <w:r>
-          <w:rPr>
-            <w:lang w:val="sw_KE" w:bidi="sw_KE"/>
-          </w:rPr>
-          <w:rPr>
-            <w:color w:val="0000EE"/>
-            <w:u w:val="single"/>
-          </w:rPr>
-          <w:t>Zaburi 21:7–11</w:t>
-        </w:r>
-      </w:hyperlink>
+      <w:r>
+        <w:rPr>
+          <w:lang w:val="sw_KE" w:bidi="sw_KE"/>
+        </w:rPr>
+        <w:t>Zaburi 21:7–11</w:t>
+      </w:r>
       <w:r>
         <w:rPr>
           <w:lang w:val="sw_KE" w:bidi="sw_KE"/>
         </w:rPr>
         <w:t xml:space="preserve">; </w:t>
       </w:r>
-      <w:hyperlink r:id="rId45">
-        <w:r>
-          <w:rPr>
-            <w:lang w:val="sw_KE" w:bidi="sw_KE"/>
-          </w:rPr>
-          <w:rPr>
-            <w:color w:val="0000EE"/>
-            <w:u w:val="single"/>
-          </w:rPr>
-          <w:t>34:19–21</w:t>
-        </w:r>
-      </w:hyperlink>
+      <w:r>
+        <w:rPr>
+          <w:lang w:val="sw_KE" w:bidi="sw_KE"/>
+        </w:rPr>
+        <w:t>34:19–21</w:t>
+      </w:r>
       <w:r>
         <w:rPr>
           <w:lang w:val="sw_KE" w:bidi="sw_KE"/>
         </w:rPr>
         <w:t xml:space="preserve">; </w:t>
       </w:r>
-      <w:hyperlink r:id="rId46">
-        <w:r>
-          <w:rPr>
-            <w:lang w:val="sw_KE" w:bidi="sw_KE"/>
-          </w:rPr>
-          <w:rPr>
-            <w:color w:val="0000EE"/>
-            <w:u w:val="single"/>
-          </w:rPr>
-          <w:t>44:7</w:t>
-        </w:r>
-      </w:hyperlink>
+      <w:r>
+        <w:rPr>
+          <w:lang w:val="sw_KE" w:bidi="sw_KE"/>
+        </w:rPr>
+        <w:t>44:7</w:t>
+      </w:r>
       <w:r>
         <w:rPr>
           <w:lang w:val="sw_KE" w:bidi="sw_KE"/>
         </w:rPr>
         <w:t xml:space="preserve">). Mungu mara nyingi amewaokoa watu wa Kiyahudi na kuwashinda maadui zao kwa sababu yeye ni mwaminifu kwa ahadi zake zote (tazama </w:t>
       </w:r>
-      <w:hyperlink r:id="rId47">
-        <w:r>
-          <w:rPr>
-            <w:lang w:val="sw_KE" w:bidi="sw_KE"/>
-          </w:rPr>
-          <w:rPr>
-            <w:color w:val="0000EE"/>
-            <w:u w:val="single"/>
-          </w:rPr>
-          <w:t>Warumi 9–11</w:t>
-        </w:r>
-      </w:hyperlink>
+      <w:r>
+        <w:rPr>
+          <w:lang w:val="sw_KE" w:bidi="sw_KE"/>
+        </w:rPr>
+        <w:t>Warumi 9–11</w:t>
+      </w:r>
       <w:r>
         <w:rPr>
           <w:lang w:val="sw_KE" w:bidi="sw_KE"/>
         </w:rPr>
         <w:t xml:space="preserve">). Pia atalilinda kanisa lake kupitia mateso yote (tazama </w:t>
       </w:r>
-      <w:hyperlink r:id="rId48">
-        <w:r>
-          <w:rPr>
-            <w:lang w:val="sw_KE" w:bidi="sw_KE"/>
-          </w:rPr>
-          <w:rPr>
-            <w:color w:val="0000EE"/>
-            <w:u w:val="single"/>
-          </w:rPr>
-          <w:t>Mathayo 16:18</w:t>
-        </w:r>
-      </w:hyperlink>
+      <w:r>
+        <w:rPr>
+          <w:lang w:val="sw_KE" w:bidi="sw_KE"/>
+        </w:rPr>
+        <w:t>Mathayo 16:18</w:t>
+      </w:r>
       <w:r>
         <w:rPr>
           <w:lang w:val="sw_KE" w:bidi="sw_KE"/>
         </w:rPr>
         <w:t xml:space="preserve">; </w:t>
       </w:r>
-      <w:hyperlink r:id="rId49">
-        <w:r>
-          <w:rPr>
-            <w:lang w:val="sw_KE" w:bidi="sw_KE"/>
-          </w:rPr>
-          <w:rPr>
-            <w:color w:val="0000EE"/>
-            <w:u w:val="single"/>
-          </w:rPr>
-          <w:t>Warumi 8:26–39</w:t>
-        </w:r>
-      </w:hyperlink>
+      <w:r>
+        <w:rPr>
+          <w:lang w:val="sw_KE" w:bidi="sw_KE"/>
+        </w:rPr>
+        <w:t>Warumi 8:26–39</w:t>
+      </w:r>
       <w:r>
         <w:rPr>
           <w:lang w:val="sw_KE" w:bidi="sw_KE"/>
@@ -1233,180 +975,120 @@
           <w:lang w:val="sw_KE" w:bidi="sw_KE"/>
         </w:rPr>
       </w:r>
-      <w:hyperlink r:id="rId50">
-        <w:r>
-          <w:rPr>
-            <w:lang w:val="sw_KE" w:bidi="sw_KE"/>
-          </w:rPr>
-          <w:rPr>
-            <w:color w:val="0000EE"/>
-            <w:u w:val="single"/>
-          </w:rPr>
-          <w:t>Mwanzo 46:33–34</w:t>
-        </w:r>
-      </w:hyperlink>
+      <w:r>
+        <w:rPr>
+          <w:lang w:val="sw_KE" w:bidi="sw_KE"/>
+        </w:rPr>
+        <w:t>Mwanzo 46:33–34</w:t>
+      </w:r>
       <w:r>
         <w:rPr>
           <w:lang w:val="sw_KE" w:bidi="sw_KE"/>
         </w:rPr>
         <w:t xml:space="preserve">; </w:t>
       </w:r>
-      <w:hyperlink r:id="rId51">
-        <w:r>
-          <w:rPr>
-            <w:lang w:val="sw_KE" w:bidi="sw_KE"/>
-          </w:rPr>
-          <w:rPr>
-            <w:color w:val="0000EE"/>
-            <w:u w:val="single"/>
-          </w:rPr>
-          <w:t>Kumbukumbu la Torati 7:1–6</w:t>
-        </w:r>
-      </w:hyperlink>
+      <w:r>
+        <w:rPr>
+          <w:lang w:val="sw_KE" w:bidi="sw_KE"/>
+        </w:rPr>
+        <w:t>Kumbukumbu la Torati 7:1–6</w:t>
+      </w:r>
       <w:r>
         <w:rPr>
           <w:lang w:val="sw_KE" w:bidi="sw_KE"/>
         </w:rPr>
         <w:t xml:space="preserve">; </w:t>
       </w:r>
-      <w:hyperlink r:id="rId52">
-        <w:r>
-          <w:rPr>
-            <w:lang w:val="sw_KE" w:bidi="sw_KE"/>
-          </w:rPr>
-          <w:rPr>
-            <w:color w:val="0000EE"/>
-            <w:u w:val="single"/>
-          </w:rPr>
-          <w:t>23:3–8</w:t>
-        </w:r>
-      </w:hyperlink>
+      <w:r>
+        <w:rPr>
+          <w:lang w:val="sw_KE" w:bidi="sw_KE"/>
+        </w:rPr>
+        <w:t>23:3–8</w:t>
+      </w:r>
       <w:r>
         <w:rPr>
           <w:lang w:val="sw_KE" w:bidi="sw_KE"/>
         </w:rPr>
         <w:t xml:space="preserve">; </w:t>
       </w:r>
-      <w:hyperlink r:id="rId53">
-        <w:r>
-          <w:rPr>
-            <w:lang w:val="sw_KE" w:bidi="sw_KE"/>
-          </w:rPr>
-          <w:rPr>
-            <w:color w:val="0000EE"/>
-            <w:u w:val="single"/>
-          </w:rPr>
-          <w:t>Esta 3:1–9</w:t>
-        </w:r>
-      </w:hyperlink>
+      <w:r>
+        <w:rPr>
+          <w:lang w:val="sw_KE" w:bidi="sw_KE"/>
+        </w:rPr>
+        <w:t>Esta 3:1–9</w:t>
+      </w:r>
       <w:r>
         <w:rPr>
           <w:lang w:val="sw_KE" w:bidi="sw_KE"/>
         </w:rPr>
         <w:t xml:space="preserve">; </w:t>
       </w:r>
-      <w:hyperlink r:id="rId54">
-        <w:r>
-          <w:rPr>
-            <w:lang w:val="sw_KE" w:bidi="sw_KE"/>
-          </w:rPr>
-          <w:rPr>
-            <w:color w:val="0000EE"/>
-            <w:u w:val="single"/>
-          </w:rPr>
-          <w:t>Mathayo 15:22–28</w:t>
-        </w:r>
-      </w:hyperlink>
+      <w:r>
+        <w:rPr>
+          <w:lang w:val="sw_KE" w:bidi="sw_KE"/>
+        </w:rPr>
+        <w:t>Mathayo 15:22–28</w:t>
+      </w:r>
       <w:r>
         <w:rPr>
           <w:lang w:val="sw_KE" w:bidi="sw_KE"/>
         </w:rPr>
         <w:t xml:space="preserve">; </w:t>
       </w:r>
-      <w:hyperlink r:id="rId55">
-        <w:r>
-          <w:rPr>
-            <w:lang w:val="sw_KE" w:bidi="sw_KE"/>
-          </w:rPr>
-          <w:rPr>
-            <w:color w:val="0000EE"/>
-            <w:u w:val="single"/>
-          </w:rPr>
-          <w:t>Luka 4:27</w:t>
-        </w:r>
-      </w:hyperlink>
+      <w:r>
+        <w:rPr>
+          <w:lang w:val="sw_KE" w:bidi="sw_KE"/>
+        </w:rPr>
+        <w:t>Luka 4:27</w:t>
+      </w:r>
       <w:r>
         <w:rPr>
           <w:lang w:val="sw_KE" w:bidi="sw_KE"/>
         </w:rPr>
         <w:t xml:space="preserve">; </w:t>
       </w:r>
-      <w:hyperlink r:id="rId56">
-        <w:r>
-          <w:rPr>
-            <w:lang w:val="sw_KE" w:bidi="sw_KE"/>
-          </w:rPr>
-          <w:rPr>
-            <w:color w:val="0000EE"/>
-            <w:u w:val="single"/>
-          </w:rPr>
-          <w:t>Matendo 10:34–35</w:t>
-        </w:r>
-      </w:hyperlink>
+      <w:r>
+        <w:rPr>
+          <w:lang w:val="sw_KE" w:bidi="sw_KE"/>
+        </w:rPr>
+        <w:t>Matendo 10:34–35</w:t>
+      </w:r>
       <w:r>
         <w:rPr>
           <w:lang w:val="sw_KE" w:bidi="sw_KE"/>
         </w:rPr>
         <w:t xml:space="preserve">; </w:t>
       </w:r>
-      <w:hyperlink r:id="rId47">
-        <w:r>
-          <w:rPr>
-            <w:lang w:val="sw_KE" w:bidi="sw_KE"/>
-          </w:rPr>
-          <w:rPr>
-            <w:color w:val="0000EE"/>
-            <w:u w:val="single"/>
-          </w:rPr>
-          <w:t>Warumi 9:1–11:36</w:t>
-        </w:r>
-      </w:hyperlink>
+      <w:r>
+        <w:rPr>
+          <w:lang w:val="sw_KE" w:bidi="sw_KE"/>
+        </w:rPr>
+        <w:t>Warumi 9:1–11:36</w:t>
+      </w:r>
       <w:r>
         <w:rPr>
           <w:lang w:val="sw_KE" w:bidi="sw_KE"/>
         </w:rPr>
         <w:t xml:space="preserve">; </w:t>
       </w:r>
-      <w:hyperlink r:id="rId57">
-        <w:r>
-          <w:rPr>
-            <w:lang w:val="sw_KE" w:bidi="sw_KE"/>
-          </w:rPr>
-          <w:rPr>
-            <w:color w:val="0000EE"/>
-            <w:u w:val="single"/>
-          </w:rPr>
-          <w:t>Wagalatia 3:26–29</w:t>
-        </w:r>
-      </w:hyperlink>
+      <w:r>
+        <w:rPr>
+          <w:lang w:val="sw_KE" w:bidi="sw_KE"/>
+        </w:rPr>
+        <w:t>Wagalatia 3:26–29</w:t>
+      </w:r>
       <w:r>
         <w:rPr>
           <w:lang w:val="sw_KE" w:bidi="sw_KE"/>
         </w:rPr>
         <w:t xml:space="preserve">; </w:t>
       </w:r>
-      <w:hyperlink r:id="rId58">
-        <w:r>
-          <w:rPr>
-            <w:lang w:val="sw_KE" w:bidi="sw_KE"/>
-          </w:rPr>
-          <w:rPr>
-            <w:color w:val="0000EE"/>
-            <w:u w:val="single"/>
-          </w:rPr>
-          <w:t>Waefeso 2:14</w:t>
-        </w:r>
-      </w:hyperlink>
+      <w:r>
+        <w:rPr>
+          <w:lang w:val="sw_KE" w:bidi="sw_KE"/>
+        </w:rPr>
+        <w:t>Waefeso 2:14</w:t>
+      </w:r>
       <w:r>
         <w:rPr>
           <w:lang w:val="sw_KE" w:bidi="sw_KE"/>
